--- a/materialien/arbeitsblaetter/Loesungspaket_Arbeitsblaetter_1-24_Wunschbriefe.docx
+++ b/materialien/arbeitsblaetter/Loesungspaket_Arbeitsblaetter_1-24_Wunschbriefe.docx
@@ -4,6350 +4,1688 @@
   <w:body>
     <w:p>
       <w:pPr>
-        <w:jc w:val="center"/>
+        <w:pStyle w:val="Title"/>
+        <w:pageBreakBefore w:val="0"/>
       </w:pPr>
       <w:r>
-        <w:rPr>
-          <w:b/>
-          <w:color w:val="3E5668"/>
-          <w:sz w:val="46"/>
-        </w:rPr>
-        <w:t>Lösungspaket zu Blatt 1–24</w:t>
+        <w:t>Blatt 1</w:t>
       </w:r>
     </w:p>
     <w:p>
       <w:pPr>
-        <w:jc w:val="center"/>
+        <w:pStyle w:val="Heading1"/>
       </w:pPr>
       <w:r>
-        <w:rPr>
-          <w:i/>
-          <w:color w:val="D97A4A"/>
-        </w:rPr>
-        <w:t>Deutsch 5 · Wunschbriefe · Lehrkraftfassung</w:t>
-      </w:r>
-    </w:p>
-    <w:tbl>
-      <w:tblPr>
-        <w:tblW w:type="auto" w:w="0"/>
-        <w:jc w:val="center"/>
-        <w:tblLook w:firstColumn="1" w:firstRow="1" w:lastColumn="0" w:lastRow="0" w:noHBand="0" w:noVBand="1" w:val="04A0"/>
-      </w:tblPr>
-      <w:tblGrid>
-        <w:gridCol w:w="10262"/>
-      </w:tblGrid>
-      <w:tr>
-        <w:tc>
-          <w:tcPr>
-            <w:tcW w:type="dxa" w:w="10262"/>
-            <w:shd w:fill="EDF5EA"/>
-            <w:tcMar>
-              <w:top w:w="90" w:type="dxa"/>
-              <w:start w:w="110" w:type="dxa"/>
-              <w:bottom w:w="90" w:type="dxa"/>
-              <w:end w:w="110" w:type="dxa"/>
-            </w:tcMar>
-          </w:tcPr>
-          <w:p>
-            <w:pPr>
-              <w:spacing w:after="0"/>
-            </w:pPr>
-            <w:r>
-              <w:rPr>
-                <w:b/>
-                <w:color w:val="4D8B3F"/>
-                <w:sz w:val="21"/>
-              </w:rPr>
-              <w:t>Zweck des Dokuments</w:t>
-            </w:r>
-            <w:r>
-              <w:br/>
-              <w:t>Das Paket enthält die Lösungen zu allen geschlossenen Aufgaben sowie mögliche Antworten, Erfolgskriterien und typische Fehler bei offenen Schreibaufgaben. Offene Antworten sind nicht wortgleich zu erwarten. Entscheidend ist, ob die jeweilige Kompetenz erkennbar erfüllt wird.</w:t>
-            </w:r>
-          </w:p>
-        </w:tc>
-      </w:tr>
-    </w:tbl>
-    <w:p>
-      <w:pPr>
-        <w:spacing w:after="0"/>
-      </w:pPr>
-    </w:p>
-    <w:p>
-      <w:pPr>
-        <w:pStyle w:val="Heading1"/>
-      </w:pPr>
-      <w:r>
-        <w:t>Bewertungsgrundsätze</w:t>
+        <w:t>Unsere Wünsche für die neue Schule</w:t>
       </w:r>
     </w:p>
     <w:p>
       <w:pPr>
-        <w:spacing w:after="40"/>
+        <w:pStyle w:val="Heading2"/>
       </w:pPr>
       <w:r>
-        <w:rPr>
-          <w:b/>
-        </w:rPr>
-        <w:t xml:space="preserve">• </w:t>
-      </w:r>
-      <w:r>
-        <w:t>Die erste Lernerfolgskontrolle prüft vor allem einen vollständigen, freundlichen und verständlichen Wunschbrief.</w:t>
+        <w:t>Tipp</w:t>
       </w:r>
     </w:p>
     <w:p>
-      <w:pPr>
-        <w:spacing w:after="40"/>
-      </w:pPr>
       <w:r>
-        <w:rPr>
-          <w:b/>
-        </w:rPr>
-        <w:t xml:space="preserve">• </w:t>
-      </w:r>
-      <w:r>
-        <w:t>Sachliche Gründe und Umfragedaten sind Vertiefungen. Sie dürfen fehlende Grundanforderungen nicht ersetzen.</w:t>
+        <w:t>Denke an Räume, Pausen und Angebote in der Schule. Ein privater Urlaub verändert die Schule nicht.</w:t>
       </w:r>
     </w:p>
     <w:p>
       <w:pPr>
-        <w:spacing w:after="40"/>
+        <w:pStyle w:val="Heading2"/>
       </w:pPr>
       <w:r>
-        <w:rPr>
-          <w:b/>
-        </w:rPr>
-        <w:t xml:space="preserve">• </w:t>
-      </w:r>
-      <w:r>
-        <w:t>Bei offenen Aufgaben sind sinngemäß richtige und sprachlich verständliche Lösungen anzuerkennen.</w:t>
+        <w:t>Lösung und Vergleich</w:t>
       </w:r>
     </w:p>
     <w:p>
-      <w:pPr>
-        <w:spacing w:after="40"/>
-      </w:pPr>
       <w:r>
-        <w:rPr>
-          <w:b/>
-        </w:rPr>
-        <w:t xml:space="preserve">• </w:t>
-      </w:r>
-      <w:r>
-        <w:t>Eigene Umfragedaten dürfen anstelle der Beispieldaten genutzt werden, sofern sie korrekt wiedergegeben werden.</w:t>
+        <w:t>Aufgabe 1: Richtig sind Sitzplätze, neue Spiele, Theater-AG und ruhiger Lesebereich. Bett und Urlaub passen nicht.</w:t>
+        <w:br/>
+        <w:br/>
+        <w:t>Aufgabe 2 – Beispiel: „Ich wünsche mir neue Bälle für die Pause.“ Andere ganze Sätze mit einem Schulwunsch passen auch.</w:t>
       </w:r>
     </w:p>
     <w:p>
       <w:pPr>
-        <w:spacing w:after="40"/>
+        <w:pStyle w:val="Heading2"/>
       </w:pPr>
       <w:r>
-        <w:rPr>
-          <w:b/>
-        </w:rPr>
-        <w:t xml:space="preserve">• </w:t>
-      </w:r>
-      <w:r>
-        <w:t>Rechtschreibfehler werden bei Übungsblättern nur dann fachlich relevant, wenn sie das Verständnis deutlich beeinträchtigen.</w:t>
+        <w:t>Hinweis für die Lehrkraft</w:t>
       </w:r>
     </w:p>
     <w:p>
-      <w:pPr>
-        <w:pStyle w:val="Heading1"/>
-      </w:pPr>
       <w:r>
-        <w:t>Legende</w:t>
-      </w:r>
-    </w:p>
-    <w:tbl>
-      <w:tblPr>
-        <w:tblStyle w:val="TableGrid"/>
-        <w:tblW w:type="auto" w:w="0"/>
-        <w:jc w:val="center"/>
-        <w:tblLook w:firstColumn="1" w:firstRow="1" w:lastColumn="0" w:lastRow="0" w:noHBand="0" w:noVBand="1" w:val="04A0"/>
-      </w:tblPr>
-      <w:tblGrid>
-        <w:gridCol w:w="5131"/>
-        <w:gridCol w:w="5131"/>
-      </w:tblGrid>
-      <w:tr>
-        <w:tc>
-          <w:tcPr>
-            <w:tcW w:type="dxa" w:w="5131"/>
-            <w:shd w:fill="DCE6EC"/>
-            <w:tcMar>
-              <w:top w:w="70" w:type="dxa"/>
-              <w:start w:w="90" w:type="dxa"/>
-              <w:bottom w:w="70" w:type="dxa"/>
-              <w:end w:w="90" w:type="dxa"/>
-            </w:tcMar>
-          </w:tcPr>
-          <w:p>
-            <w:r>
-              <w:rPr>
-                <w:b/>
-                <w:color w:val="3E5668"/>
-              </w:rPr>
-              <w:t>Lösung</w:t>
-            </w:r>
-          </w:p>
-        </w:tc>
-        <w:tc>
-          <w:tcPr>
-            <w:tcW w:type="dxa" w:w="5131"/>
-            <w:tcMar>
-              <w:top w:w="70" w:type="dxa"/>
-              <w:start w:w="90" w:type="dxa"/>
-              <w:bottom w:w="70" w:type="dxa"/>
-              <w:end w:w="90" w:type="dxa"/>
-            </w:tcMar>
-          </w:tcPr>
-          <w:p>
-            <w:r>
-              <w:t>eindeutige oder beispielhafte Lösung</w:t>
-            </w:r>
-          </w:p>
-        </w:tc>
-      </w:tr>
-      <w:tr>
-        <w:tc>
-          <w:tcPr>
-            <w:tcW w:type="dxa" w:w="5131"/>
-            <w:shd w:fill="DCE6EC"/>
-            <w:tcMar>
-              <w:top w:w="70" w:type="dxa"/>
-              <w:start w:w="90" w:type="dxa"/>
-              <w:bottom w:w="70" w:type="dxa"/>
-              <w:end w:w="90" w:type="dxa"/>
-            </w:tcMar>
-          </w:tcPr>
-          <w:p>
-            <w:r>
-              <w:rPr>
-                <w:b/>
-                <w:color w:val="3E5668"/>
-              </w:rPr>
-              <w:t>Offene Antworten</w:t>
-            </w:r>
-          </w:p>
-        </w:tc>
-        <w:tc>
-          <w:tcPr>
-            <w:tcW w:type="dxa" w:w="5131"/>
-            <w:tcMar>
-              <w:top w:w="70" w:type="dxa"/>
-              <w:start w:w="90" w:type="dxa"/>
-              <w:bottom w:w="70" w:type="dxa"/>
-              <w:end w:w="90" w:type="dxa"/>
-            </w:tcMar>
-          </w:tcPr>
-          <w:p>
-            <w:r>
-              <w:t>mögliche Formulierungen; andere passende Antworten gelten</w:t>
-            </w:r>
-          </w:p>
-        </w:tc>
-      </w:tr>
-      <w:tr>
-        <w:tc>
-          <w:tcPr>
-            <w:tcW w:type="dxa" w:w="5131"/>
-            <w:shd w:fill="DCE6EC"/>
-            <w:tcMar>
-              <w:top w:w="70" w:type="dxa"/>
-              <w:start w:w="90" w:type="dxa"/>
-              <w:bottom w:w="70" w:type="dxa"/>
-              <w:end w:w="90" w:type="dxa"/>
-            </w:tcMar>
-          </w:tcPr>
-          <w:p>
-            <w:r>
-              <w:rPr>
-                <w:b/>
-                <w:color w:val="3E5668"/>
-              </w:rPr>
-              <w:t>Erwartung</w:t>
-            </w:r>
-          </w:p>
-        </w:tc>
-        <w:tc>
-          <w:tcPr>
-            <w:tcW w:type="dxa" w:w="5131"/>
-            <w:tcMar>
-              <w:top w:w="70" w:type="dxa"/>
-              <w:start w:w="90" w:type="dxa"/>
-              <w:bottom w:w="70" w:type="dxa"/>
-              <w:end w:w="90" w:type="dxa"/>
-            </w:tcMar>
-          </w:tcPr>
-          <w:p>
-            <w:r>
-              <w:t>Kriterien für eine gelungene Bearbeitung</w:t>
-            </w:r>
-          </w:p>
-        </w:tc>
-      </w:tr>
-      <w:tr>
-        <w:tc>
-          <w:tcPr>
-            <w:tcW w:type="dxa" w:w="5131"/>
-            <w:shd w:fill="DCE6EC"/>
-            <w:tcMar>
-              <w:top w:w="70" w:type="dxa"/>
-              <w:start w:w="90" w:type="dxa"/>
-              <w:bottom w:w="70" w:type="dxa"/>
-              <w:end w:w="90" w:type="dxa"/>
-            </w:tcMar>
-          </w:tcPr>
-          <w:p>
-            <w:r>
-              <w:rPr>
-                <w:b/>
-                <w:color w:val="3E5668"/>
-              </w:rPr>
-              <w:t>Typische Fehler</w:t>
-            </w:r>
-          </w:p>
-        </w:tc>
-        <w:tc>
-          <w:tcPr>
-            <w:tcW w:type="dxa" w:w="5131"/>
-            <w:tcMar>
-              <w:top w:w="70" w:type="dxa"/>
-              <w:start w:w="90" w:type="dxa"/>
-              <w:bottom w:w="70" w:type="dxa"/>
-              <w:end w:w="90" w:type="dxa"/>
-            </w:tcMar>
-          </w:tcPr>
-          <w:p>
-            <w:r>
-              <w:t>häufige Missverständnisse oder Stolperstellen</w:t>
-            </w:r>
-          </w:p>
-        </w:tc>
-      </w:tr>
-    </w:tbl>
-    <w:p>
-      <w:r>
-        <w:br w:type="page"/>
+        <w:t>Eigene Wünsche nach Schulbezug prüfen; keine bestimmte Wunschwahl verlangen.</w:t>
       </w:r>
     </w:p>
     <w:p>
       <w:pPr>
-        <w:spacing w:before="100" w:after="40"/>
+        <w:pStyle w:val="Title"/>
+        <w:pageBreakBefore/>
       </w:pPr>
       <w:r>
-        <w:rPr>
-          <w:b/>
-          <w:color w:val="3E5668"/>
-          <w:sz w:val="28"/>
-        </w:rPr>
-        <w:t>Blatt 1: Unsere Wünsche für die neue Schule</w:t>
-      </w:r>
-    </w:p>
-    <w:tbl>
-      <w:tblPr>
-        <w:tblStyle w:val="TableGrid"/>
-        <w:tblW w:type="auto" w:w="0"/>
-        <w:jc w:val="center"/>
-        <w:tblLook w:firstColumn="1" w:firstRow="1" w:lastColumn="0" w:lastRow="0" w:noHBand="0" w:noVBand="1" w:val="04A0"/>
-      </w:tblPr>
-      <w:tblGrid>
-        <w:gridCol w:w="5131"/>
-        <w:gridCol w:w="5131"/>
-      </w:tblGrid>
-      <w:tr>
-        <w:tc>
-          <w:tcPr>
-            <w:tcW w:type="dxa" w:w="5131"/>
-            <w:shd w:fill="DCE6EC"/>
-            <w:tcMar>
-              <w:top w:w="70" w:type="dxa"/>
-              <w:start w:w="90" w:type="dxa"/>
-              <w:bottom w:w="70" w:type="dxa"/>
-              <w:end w:w="90" w:type="dxa"/>
-            </w:tcMar>
-            <w:vAlign w:val="top"/>
-          </w:tcPr>
-          <w:p>
-            <w:pPr>
-              <w:spacing w:after="0"/>
-            </w:pPr>
-            <w:r>
-              <w:rPr>
-                <w:b/>
-                <w:color w:val="3E5668"/>
-                <w:sz w:val="18"/>
-              </w:rPr>
-              <w:t>Lösung</w:t>
-            </w:r>
-          </w:p>
-        </w:tc>
-        <w:tc>
-          <w:tcPr>
-            <w:tcW w:type="dxa" w:w="5131"/>
-            <w:tcMar>
-              <w:top w:w="70" w:type="dxa"/>
-              <w:start w:w="90" w:type="dxa"/>
-              <w:bottom w:w="70" w:type="dxa"/>
-              <w:end w:w="90" w:type="dxa"/>
-            </w:tcMar>
-            <w:vAlign w:val="top"/>
-          </w:tcPr>
-          <w:p>
-            <w:pPr>
-              <w:spacing w:after="0"/>
-            </w:pPr>
-            <w:r>
-              <w:rPr>
-                <w:sz w:val="18"/>
-              </w:rPr>
-              <w:t>Passend zum Schulalltag: mehr Sitzplätze auf dem Schulhof; neue Spiele für die Pause; eine Theater-AG; ein ruhiger Lesebereich. Nicht passend: jeden Tag ausschlafen; nie wieder aufräumen.</w:t>
-            </w:r>
-          </w:p>
-        </w:tc>
-      </w:tr>
-      <w:tr>
-        <w:tc>
-          <w:tcPr>
-            <w:tcW w:type="dxa" w:w="5131"/>
-            <w:shd w:fill="DCE6EC"/>
-            <w:tcMar>
-              <w:top w:w="70" w:type="dxa"/>
-              <w:start w:w="90" w:type="dxa"/>
-              <w:bottom w:w="70" w:type="dxa"/>
-              <w:end w:w="90" w:type="dxa"/>
-            </w:tcMar>
-            <w:vAlign w:val="top"/>
-          </w:tcPr>
-          <w:p>
-            <w:pPr>
-              <w:spacing w:after="0"/>
-            </w:pPr>
-            <w:r>
-              <w:rPr>
-                <w:b/>
-                <w:color w:val="3E5668"/>
-                <w:sz w:val="18"/>
-              </w:rPr>
-              <w:t>Offene Antworten</w:t>
-            </w:r>
-          </w:p>
-        </w:tc>
-        <w:tc>
-          <w:tcPr>
-            <w:tcW w:type="dxa" w:w="5131"/>
-            <w:tcMar>
-              <w:top w:w="70" w:type="dxa"/>
-              <w:start w:w="90" w:type="dxa"/>
-              <w:bottom w:w="70" w:type="dxa"/>
-              <w:end w:w="90" w:type="dxa"/>
-            </w:tcMar>
-            <w:vAlign w:val="top"/>
-          </w:tcPr>
-          <w:p>
-            <w:pPr>
-              <w:spacing w:after="0"/>
-            </w:pPr>
-            <w:r>
-              <w:rPr>
-                <w:sz w:val="18"/>
-              </w:rPr>
-              <w:t>Beispiele: „Ich wünsche mir mehr Sitzplätze auf dem Schulhof.“ / „Ich wünsche mir eine Technik-AG.“</w:t>
-            </w:r>
-          </w:p>
-        </w:tc>
-      </w:tr>
-      <w:tr>
-        <w:tc>
-          <w:tcPr>
-            <w:tcW w:type="dxa" w:w="5131"/>
-            <w:shd w:fill="DCE6EC"/>
-            <w:tcMar>
-              <w:top w:w="70" w:type="dxa"/>
-              <w:start w:w="90" w:type="dxa"/>
-              <w:bottom w:w="70" w:type="dxa"/>
-              <w:end w:w="90" w:type="dxa"/>
-            </w:tcMar>
-            <w:vAlign w:val="top"/>
-          </w:tcPr>
-          <w:p>
-            <w:pPr>
-              <w:spacing w:after="0"/>
-            </w:pPr>
-            <w:r>
-              <w:rPr>
-                <w:b/>
-                <w:color w:val="3E5668"/>
-                <w:sz w:val="18"/>
-              </w:rPr>
-              <w:t>Erwartung</w:t>
-            </w:r>
-          </w:p>
-        </w:tc>
-        <w:tc>
-          <w:tcPr>
-            <w:tcW w:type="dxa" w:w="5131"/>
-            <w:tcMar>
-              <w:top w:w="70" w:type="dxa"/>
-              <w:start w:w="90" w:type="dxa"/>
-              <w:bottom w:w="70" w:type="dxa"/>
-              <w:end w:w="90" w:type="dxa"/>
-            </w:tcMar>
-            <w:vAlign w:val="top"/>
-          </w:tcPr>
-          <w:p>
-            <w:pPr>
-              <w:spacing w:after="0"/>
-            </w:pPr>
-            <w:r>
-              <w:rPr>
-                <w:sz w:val="18"/>
-              </w:rPr>
-              <w:t>Der Wunsch bezieht sich auf Schule, Unterricht, Pausen, Räume, Ausstattung oder Angebote.</w:t>
-            </w:r>
-          </w:p>
-        </w:tc>
-      </w:tr>
-      <w:tr>
-        <w:tc>
-          <w:tcPr>
-            <w:tcW w:type="dxa" w:w="5131"/>
-            <w:shd w:fill="F8EEE7"/>
-            <w:tcMar>
-              <w:top w:w="70" w:type="dxa"/>
-              <w:start w:w="90" w:type="dxa"/>
-              <w:bottom w:w="70" w:type="dxa"/>
-              <w:end w:w="90" w:type="dxa"/>
-            </w:tcMar>
-            <w:vAlign w:val="top"/>
-          </w:tcPr>
-          <w:p>
-            <w:pPr>
-              <w:spacing w:after="0"/>
-            </w:pPr>
-            <w:r>
-              <w:rPr>
-                <w:b/>
-                <w:color w:val="D97A4A"/>
-                <w:sz w:val="18"/>
-              </w:rPr>
-              <w:t>Typische Fehler</w:t>
-            </w:r>
-          </w:p>
-        </w:tc>
-        <w:tc>
-          <w:tcPr>
-            <w:tcW w:type="dxa" w:w="5131"/>
-            <w:tcMar>
-              <w:top w:w="70" w:type="dxa"/>
-              <w:start w:w="90" w:type="dxa"/>
-              <w:bottom w:w="70" w:type="dxa"/>
-              <w:end w:w="90" w:type="dxa"/>
-            </w:tcMar>
-            <w:vAlign w:val="top"/>
-          </w:tcPr>
-          <w:p>
-            <w:pPr>
-              <w:spacing w:after="0"/>
-            </w:pPr>
-            <w:r>
-              <w:rPr>
-                <w:sz w:val="18"/>
-              </w:rPr>
-              <w:t>Reine Privatwünsche ohne Schulbezug; Forderungen wie „keine Hausaufgaben mehr“, wenn der Schulbezug nicht erklärt wird.</w:t>
-            </w:r>
-          </w:p>
-        </w:tc>
-      </w:tr>
-    </w:tbl>
-    <w:p>
-      <w:pPr>
-        <w:spacing w:before="100" w:after="40"/>
-      </w:pPr>
-      <w:r>
-        <w:rPr>
-          <w:b/>
-          <w:color w:val="3E5668"/>
-          <w:sz w:val="28"/>
-        </w:rPr>
-        <w:t>Blatt 2: Mein Lernweg</w:t>
-      </w:r>
-    </w:p>
-    <w:tbl>
-      <w:tblPr>
-        <w:tblStyle w:val="TableGrid"/>
-        <w:tblW w:type="auto" w:w="0"/>
-        <w:jc w:val="center"/>
-        <w:tblLook w:firstColumn="1" w:firstRow="1" w:lastColumn="0" w:lastRow="0" w:noHBand="0" w:noVBand="1" w:val="04A0"/>
-      </w:tblPr>
-      <w:tblGrid>
-        <w:gridCol w:w="5131"/>
-        <w:gridCol w:w="5131"/>
-      </w:tblGrid>
-      <w:tr>
-        <w:tc>
-          <w:tcPr>
-            <w:tcW w:type="dxa" w:w="5131"/>
-            <w:shd w:fill="DCE6EC"/>
-            <w:tcMar>
-              <w:top w:w="70" w:type="dxa"/>
-              <w:start w:w="90" w:type="dxa"/>
-              <w:bottom w:w="70" w:type="dxa"/>
-              <w:end w:w="90" w:type="dxa"/>
-            </w:tcMar>
-            <w:vAlign w:val="top"/>
-          </w:tcPr>
-          <w:p>
-            <w:pPr>
-              <w:spacing w:after="0"/>
-            </w:pPr>
-            <w:r>
-              <w:rPr>
-                <w:b/>
-                <w:color w:val="3E5668"/>
-                <w:sz w:val="18"/>
-              </w:rPr>
-              <w:t>Lösung</w:t>
-            </w:r>
-          </w:p>
-        </w:tc>
-        <w:tc>
-          <w:tcPr>
-            <w:tcW w:type="dxa" w:w="5131"/>
-            <w:tcMar>
-              <w:top w:w="70" w:type="dxa"/>
-              <w:start w:w="90" w:type="dxa"/>
-              <w:bottom w:w="70" w:type="dxa"/>
-              <w:end w:w="90" w:type="dxa"/>
-            </w:tcMar>
-            <w:vAlign w:val="top"/>
-          </w:tcPr>
-          <w:p>
-            <w:pPr>
-              <w:spacing w:after="0"/>
-            </w:pPr>
-            <w:r>
-              <w:rPr>
-                <w:sz w:val="18"/>
-              </w:rPr>
-              <w:t>1. Input nutzen → 2. Übungen bearbeiten → 3. Vertiefungen wählen → 4. eine Probearbeit schreiben → 5. freiwillig an einem Projekt arbeiten → 6. die Lernerfolgskontrolle schreiben.</w:t>
-            </w:r>
-          </w:p>
-        </w:tc>
-      </w:tr>
-      <w:tr>
-        <w:tc>
-          <w:tcPr>
-            <w:tcW w:type="dxa" w:w="5131"/>
-            <w:shd w:fill="DCE6EC"/>
-            <w:tcMar>
-              <w:top w:w="70" w:type="dxa"/>
-              <w:start w:w="90" w:type="dxa"/>
-              <w:bottom w:w="70" w:type="dxa"/>
-              <w:end w:w="90" w:type="dxa"/>
-            </w:tcMar>
-            <w:vAlign w:val="top"/>
-          </w:tcPr>
-          <w:p>
-            <w:pPr>
-              <w:spacing w:after="0"/>
-            </w:pPr>
-            <w:r>
-              <w:rPr>
-                <w:b/>
-                <w:color w:val="3E5668"/>
-                <w:sz w:val="18"/>
-              </w:rPr>
-              <w:t>Offene Antworten</w:t>
-            </w:r>
-          </w:p>
-        </w:tc>
-        <w:tc>
-          <w:tcPr>
-            <w:tcW w:type="dxa" w:w="5131"/>
-            <w:tcMar>
-              <w:top w:w="70" w:type="dxa"/>
-              <w:start w:w="90" w:type="dxa"/>
-              <w:bottom w:w="70" w:type="dxa"/>
-              <w:end w:w="90" w:type="dxa"/>
-            </w:tcMar>
-            <w:vAlign w:val="top"/>
-          </w:tcPr>
-          <w:p>
-            <w:pPr>
-              <w:spacing w:after="0"/>
-            </w:pPr>
-            <w:r>
-              <w:rPr>
-                <w:sz w:val="18"/>
-              </w:rPr>
-              <w:t>Beispiel: „Ich möchte lernen, einen Wunschbrief richtig aufzubauen.“</w:t>
-            </w:r>
-          </w:p>
-        </w:tc>
-      </w:tr>
-      <w:tr>
-        <w:tc>
-          <w:tcPr>
-            <w:tcW w:type="dxa" w:w="5131"/>
-            <w:shd w:fill="DCE6EC"/>
-            <w:tcMar>
-              <w:top w:w="70" w:type="dxa"/>
-              <w:start w:w="90" w:type="dxa"/>
-              <w:bottom w:w="70" w:type="dxa"/>
-              <w:end w:w="90" w:type="dxa"/>
-            </w:tcMar>
-            <w:vAlign w:val="top"/>
-          </w:tcPr>
-          <w:p>
-            <w:pPr>
-              <w:spacing w:after="0"/>
-            </w:pPr>
-            <w:r>
-              <w:rPr>
-                <w:b/>
-                <w:color w:val="3E5668"/>
-                <w:sz w:val="18"/>
-              </w:rPr>
-              <w:t>Erwartung</w:t>
-            </w:r>
-          </w:p>
-        </w:tc>
-        <w:tc>
-          <w:tcPr>
-            <w:tcW w:type="dxa" w:w="5131"/>
-            <w:tcMar>
-              <w:top w:w="70" w:type="dxa"/>
-              <w:start w:w="90" w:type="dxa"/>
-              <w:bottom w:w="70" w:type="dxa"/>
-              <w:end w:w="90" w:type="dxa"/>
-            </w:tcMar>
-            <w:vAlign w:val="top"/>
-          </w:tcPr>
-          <w:p>
-            <w:pPr>
-              <w:spacing w:after="0"/>
-            </w:pPr>
-            <w:r>
-              <w:rPr>
-                <w:sz w:val="18"/>
-              </w:rPr>
-              <w:t>Ein konkretes, zur Reihe passendes Lernziel genügt.</w:t>
-            </w:r>
-          </w:p>
-        </w:tc>
-      </w:tr>
-      <w:tr>
-        <w:tc>
-          <w:tcPr>
-            <w:tcW w:type="dxa" w:w="5131"/>
-            <w:shd w:fill="F8EEE7"/>
-            <w:tcMar>
-              <w:top w:w="70" w:type="dxa"/>
-              <w:start w:w="90" w:type="dxa"/>
-              <w:bottom w:w="70" w:type="dxa"/>
-              <w:end w:w="90" w:type="dxa"/>
-            </w:tcMar>
-            <w:vAlign w:val="top"/>
-          </w:tcPr>
-          <w:p>
-            <w:pPr>
-              <w:spacing w:after="0"/>
-            </w:pPr>
-            <w:r>
-              <w:rPr>
-                <w:b/>
-                <w:color w:val="D97A4A"/>
-                <w:sz w:val="18"/>
-              </w:rPr>
-              <w:t>Typische Fehler</w:t>
-            </w:r>
-          </w:p>
-        </w:tc>
-        <w:tc>
-          <w:tcPr>
-            <w:tcW w:type="dxa" w:w="5131"/>
-            <w:tcMar>
-              <w:top w:w="70" w:type="dxa"/>
-              <w:start w:w="90" w:type="dxa"/>
-              <w:bottom w:w="70" w:type="dxa"/>
-              <w:end w:w="90" w:type="dxa"/>
-            </w:tcMar>
-            <w:vAlign w:val="top"/>
-          </w:tcPr>
-          <w:p>
-            <w:pPr>
-              <w:spacing w:after="0"/>
-            </w:pPr>
-            <w:r>
-              <w:rPr>
-                <w:sz w:val="18"/>
-              </w:rPr>
-              <w:t>Mehrere sehr allgemeine Ziele; Projekt als verpflichtenden Schritt einordnen.</w:t>
-            </w:r>
-          </w:p>
-        </w:tc>
-      </w:tr>
-      <w:tr>
-        <w:tc>
-          <w:tcPr>
-            <w:tcW w:type="dxa" w:w="5131"/>
-            <w:shd w:fill="EDF5EA"/>
-            <w:tcMar>
-              <w:top w:w="70" w:type="dxa"/>
-              <w:start w:w="90" w:type="dxa"/>
-              <w:bottom w:w="70" w:type="dxa"/>
-              <w:end w:w="90" w:type="dxa"/>
-            </w:tcMar>
-            <w:vAlign w:val="top"/>
-          </w:tcPr>
-          <w:p>
-            <w:pPr>
-              <w:spacing w:after="0"/>
-            </w:pPr>
-            <w:r>
-              <w:rPr>
-                <w:b/>
-                <w:color w:val="4D8B3F"/>
-                <w:sz w:val="18"/>
-              </w:rPr>
-              <w:t>Hinweis</w:t>
-            </w:r>
-          </w:p>
-        </w:tc>
-        <w:tc>
-          <w:tcPr>
-            <w:tcW w:type="dxa" w:w="5131"/>
-            <w:tcMar>
-              <w:top w:w="70" w:type="dxa"/>
-              <w:start w:w="90" w:type="dxa"/>
-              <w:bottom w:w="70" w:type="dxa"/>
-              <w:end w:w="90" w:type="dxa"/>
-            </w:tcMar>
-            <w:vAlign w:val="top"/>
-          </w:tcPr>
-          <w:p>
-            <w:pPr>
-              <w:spacing w:after="0"/>
-            </w:pPr>
-            <w:r>
-              <w:rPr>
-                <w:sz w:val="18"/>
-              </w:rPr>
-              <w:t>Projekte sind freiwillig und können je nach Zeit vor oder nach der Probearbeit bearbeitet werden.</w:t>
-            </w:r>
-          </w:p>
-        </w:tc>
-      </w:tr>
-    </w:tbl>
-    <w:p>
-      <w:pPr>
-        <w:spacing w:before="100" w:after="40"/>
-      </w:pPr>
-      <w:r>
-        <w:rPr>
-          <w:b/>
-          <w:color w:val="3E5668"/>
-          <w:sz w:val="28"/>
-        </w:rPr>
-        <w:t>Blatt 3: Wünsche für unsere Schule</w:t>
-      </w:r>
-    </w:p>
-    <w:tbl>
-      <w:tblPr>
-        <w:tblStyle w:val="TableGrid"/>
-        <w:tblW w:type="auto" w:w="0"/>
-        <w:jc w:val="center"/>
-        <w:tblLook w:firstColumn="1" w:firstRow="1" w:lastColumn="0" w:lastRow="0" w:noHBand="0" w:noVBand="1" w:val="04A0"/>
-      </w:tblPr>
-      <w:tblGrid>
-        <w:gridCol w:w="5131"/>
-        <w:gridCol w:w="5131"/>
-      </w:tblGrid>
-      <w:tr>
-        <w:tc>
-          <w:tcPr>
-            <w:tcW w:type="dxa" w:w="5131"/>
-            <w:shd w:fill="DCE6EC"/>
-            <w:tcMar>
-              <w:top w:w="70" w:type="dxa"/>
-              <w:start w:w="90" w:type="dxa"/>
-              <w:bottom w:w="70" w:type="dxa"/>
-              <w:end w:w="90" w:type="dxa"/>
-            </w:tcMar>
-            <w:vAlign w:val="top"/>
-          </w:tcPr>
-          <w:p>
-            <w:pPr>
-              <w:spacing w:after="0"/>
-            </w:pPr>
-            <w:r>
-              <w:rPr>
-                <w:b/>
-                <w:color w:val="3E5668"/>
-                <w:sz w:val="18"/>
-              </w:rPr>
-              <w:t>Lösung</w:t>
-            </w:r>
-          </w:p>
-        </w:tc>
-        <w:tc>
-          <w:tcPr>
-            <w:tcW w:type="dxa" w:w="5131"/>
-            <w:tcMar>
-              <w:top w:w="70" w:type="dxa"/>
-              <w:start w:w="90" w:type="dxa"/>
-              <w:bottom w:w="70" w:type="dxa"/>
-              <w:end w:w="90" w:type="dxa"/>
-            </w:tcMar>
-            <w:vAlign w:val="top"/>
-          </w:tcPr>
-          <w:p>
-            <w:pPr>
-              <w:spacing w:after="0"/>
-            </w:pPr>
-            <w:r>
-              <w:rPr>
-                <w:sz w:val="18"/>
-              </w:rPr>
-              <w:t>Am häufigsten: Spieleausleihe mit 18 Stimmen. Weitere richtige Aussagen: neue Bälle 15; Sitzplätze 12; Ruheraum 9.</w:t>
-            </w:r>
-          </w:p>
-        </w:tc>
-      </w:tr>
-      <w:tr>
-        <w:tc>
-          <w:tcPr>
-            <w:tcW w:type="dxa" w:w="5131"/>
-            <w:shd w:fill="DCE6EC"/>
-            <w:tcMar>
-              <w:top w:w="70" w:type="dxa"/>
-              <w:start w:w="90" w:type="dxa"/>
-              <w:bottom w:w="70" w:type="dxa"/>
-              <w:end w:w="90" w:type="dxa"/>
-            </w:tcMar>
-            <w:vAlign w:val="top"/>
-          </w:tcPr>
-          <w:p>
-            <w:pPr>
-              <w:spacing w:after="0"/>
-            </w:pPr>
-            <w:r>
-              <w:rPr>
-                <w:b/>
-                <w:color w:val="3E5668"/>
-                <w:sz w:val="18"/>
-              </w:rPr>
-              <w:t>Offene Antworten</w:t>
-            </w:r>
-          </w:p>
-        </w:tc>
-        <w:tc>
-          <w:tcPr>
-            <w:tcW w:type="dxa" w:w="5131"/>
-            <w:tcMar>
-              <w:top w:w="70" w:type="dxa"/>
-              <w:start w:w="90" w:type="dxa"/>
-              <w:bottom w:w="70" w:type="dxa"/>
-              <w:end w:w="90" w:type="dxa"/>
-            </w:tcMar>
-            <w:vAlign w:val="top"/>
-          </w:tcPr>
-          <w:p>
-            <w:pPr>
-              <w:spacing w:after="0"/>
-            </w:pPr>
-            <w:r>
-              <w:rPr>
-                <w:sz w:val="18"/>
-              </w:rPr>
-              <w:t>Beispiele: „15 Kinder wünschen sich neue Bälle.“ / „Der Ruheraum wurde von 9 Kindern gewählt.“</w:t>
-            </w:r>
-          </w:p>
-        </w:tc>
-      </w:tr>
-      <w:tr>
-        <w:tc>
-          <w:tcPr>
-            <w:tcW w:type="dxa" w:w="5131"/>
-            <w:shd w:fill="DCE6EC"/>
-            <w:tcMar>
-              <w:top w:w="70" w:type="dxa"/>
-              <w:start w:w="90" w:type="dxa"/>
-              <w:bottom w:w="70" w:type="dxa"/>
-              <w:end w:w="90" w:type="dxa"/>
-            </w:tcMar>
-            <w:vAlign w:val="top"/>
-          </w:tcPr>
-          <w:p>
-            <w:pPr>
-              <w:spacing w:after="0"/>
-            </w:pPr>
-            <w:r>
-              <w:rPr>
-                <w:b/>
-                <w:color w:val="3E5668"/>
-                <w:sz w:val="18"/>
-              </w:rPr>
-              <w:t>Erwartung</w:t>
-            </w:r>
-          </w:p>
-        </w:tc>
-        <w:tc>
-          <w:tcPr>
-            <w:tcW w:type="dxa" w:w="5131"/>
-            <w:tcMar>
-              <w:top w:w="70" w:type="dxa"/>
-              <w:start w:w="90" w:type="dxa"/>
-              <w:bottom w:w="70" w:type="dxa"/>
-              <w:end w:w="90" w:type="dxa"/>
-            </w:tcMar>
-            <w:vAlign w:val="top"/>
-          </w:tcPr>
-          <w:p>
-            <w:pPr>
-              <w:spacing w:after="0"/>
-            </w:pPr>
-            <w:r>
-              <w:rPr>
-                <w:sz w:val="18"/>
-              </w:rPr>
-              <w:t>Kategorie und Zahl müssen zusammenpassen.</w:t>
-            </w:r>
-          </w:p>
-        </w:tc>
-      </w:tr>
-      <w:tr>
-        <w:tc>
-          <w:tcPr>
-            <w:tcW w:type="dxa" w:w="5131"/>
-            <w:shd w:fill="F8EEE7"/>
-            <w:tcMar>
-              <w:top w:w="70" w:type="dxa"/>
-              <w:start w:w="90" w:type="dxa"/>
-              <w:bottom w:w="70" w:type="dxa"/>
-              <w:end w:w="90" w:type="dxa"/>
-            </w:tcMar>
-            <w:vAlign w:val="top"/>
-          </w:tcPr>
-          <w:p>
-            <w:pPr>
-              <w:spacing w:after="0"/>
-            </w:pPr>
-            <w:r>
-              <w:rPr>
-                <w:b/>
-                <w:color w:val="D97A4A"/>
-                <w:sz w:val="18"/>
-              </w:rPr>
-              <w:t>Typische Fehler</w:t>
-            </w:r>
-          </w:p>
-        </w:tc>
-        <w:tc>
-          <w:tcPr>
-            <w:tcW w:type="dxa" w:w="5131"/>
-            <w:tcMar>
-              <w:top w:w="70" w:type="dxa"/>
-              <w:start w:w="90" w:type="dxa"/>
-              <w:bottom w:w="70" w:type="dxa"/>
-              <w:end w:w="90" w:type="dxa"/>
-            </w:tcMar>
-            <w:vAlign w:val="top"/>
-          </w:tcPr>
-          <w:p>
-            <w:pPr>
-              <w:spacing w:after="0"/>
-            </w:pPr>
-            <w:r>
-              <w:rPr>
-                <w:sz w:val="18"/>
-              </w:rPr>
-              <w:t>Längsten Balken falsch ablesen; Zahl und Kategorie vertauschen; „alle“ statt genauer Zahl.</w:t>
-            </w:r>
-          </w:p>
-        </w:tc>
-      </w:tr>
-    </w:tbl>
-    <w:p>
-      <w:pPr>
-        <w:spacing w:before="100" w:after="40"/>
-      </w:pPr>
-      <w:r>
-        <w:rPr>
-          <w:b/>
-          <w:color w:val="3E5668"/>
-          <w:sz w:val="28"/>
-        </w:rPr>
-        <w:t>Blatt 4: Wer schreibt wem?</w:t>
-      </w:r>
-    </w:p>
-    <w:tbl>
-      <w:tblPr>
-        <w:tblStyle w:val="TableGrid"/>
-        <w:tblW w:type="auto" w:w="0"/>
-        <w:jc w:val="center"/>
-        <w:tblLook w:firstColumn="1" w:firstRow="1" w:lastColumn="0" w:lastRow="0" w:noHBand="0" w:noVBand="1" w:val="04A0"/>
-      </w:tblPr>
-      <w:tblGrid>
-        <w:gridCol w:w="5131"/>
-        <w:gridCol w:w="5131"/>
-      </w:tblGrid>
-      <w:tr>
-        <w:tc>
-          <w:tcPr>
-            <w:tcW w:type="dxa" w:w="5131"/>
-            <w:shd w:fill="DCE6EC"/>
-            <w:tcMar>
-              <w:top w:w="70" w:type="dxa"/>
-              <w:start w:w="90" w:type="dxa"/>
-              <w:bottom w:w="70" w:type="dxa"/>
-              <w:end w:w="90" w:type="dxa"/>
-            </w:tcMar>
-            <w:vAlign w:val="top"/>
-          </w:tcPr>
-          <w:p>
-            <w:pPr>
-              <w:spacing w:after="0"/>
-            </w:pPr>
-            <w:r>
-              <w:rPr>
-                <w:b/>
-                <w:color w:val="3E5668"/>
-                <w:sz w:val="18"/>
-              </w:rPr>
-              <w:t>Lösung</w:t>
-            </w:r>
-          </w:p>
-        </w:tc>
-        <w:tc>
-          <w:tcPr>
-            <w:tcW w:type="dxa" w:w="5131"/>
-            <w:tcMar>
-              <w:top w:w="70" w:type="dxa"/>
-              <w:start w:w="90" w:type="dxa"/>
-              <w:bottom w:w="70" w:type="dxa"/>
-              <w:end w:w="90" w:type="dxa"/>
-            </w:tcMar>
-            <w:vAlign w:val="top"/>
-          </w:tcPr>
-          <w:p>
-            <w:pPr>
-              <w:spacing w:after="0"/>
-            </w:pPr>
-            <w:r>
-              <w:rPr>
-                <w:sz w:val="18"/>
-              </w:rPr>
-              <w:t>Richtig: Lena schreibt den Brief. Lena wünscht sich eine Leseecke. Falsch: Frau Neumann schreibt den Brief. Falsch: 17 Kinder wünschen sich neue Bälle.</w:t>
-            </w:r>
-          </w:p>
-        </w:tc>
-      </w:tr>
-      <w:tr>
-        <w:tc>
-          <w:tcPr>
-            <w:tcW w:type="dxa" w:w="5131"/>
-            <w:shd w:fill="DCE6EC"/>
-            <w:tcMar>
-              <w:top w:w="70" w:type="dxa"/>
-              <w:start w:w="90" w:type="dxa"/>
-              <w:bottom w:w="70" w:type="dxa"/>
-              <w:end w:w="90" w:type="dxa"/>
-            </w:tcMar>
-            <w:vAlign w:val="top"/>
-          </w:tcPr>
-          <w:p>
-            <w:pPr>
-              <w:spacing w:after="0"/>
-            </w:pPr>
-            <w:r>
-              <w:rPr>
-                <w:b/>
-                <w:color w:val="3E5668"/>
-                <w:sz w:val="18"/>
-              </w:rPr>
-              <w:t>Offene Antworten</w:t>
-            </w:r>
-          </w:p>
-        </w:tc>
-        <w:tc>
-          <w:tcPr>
-            <w:tcW w:type="dxa" w:w="5131"/>
-            <w:tcMar>
-              <w:top w:w="70" w:type="dxa"/>
-              <w:start w:w="90" w:type="dxa"/>
-              <w:bottom w:w="70" w:type="dxa"/>
-              <w:end w:w="90" w:type="dxa"/>
-            </w:tcMar>
-            <w:vAlign w:val="top"/>
-          </w:tcPr>
-          <w:p>
-            <w:pPr>
-              <w:spacing w:after="0"/>
-            </w:pPr>
-            <w:r>
-              <w:rPr>
-                <w:sz w:val="18"/>
-              </w:rPr>
-              <w:t>„Lena schreibt an Frau Neumann, weil sie sich eine Leseecke wünscht. Das Umfrageergebnis zeigt: 17 von 26 Kindern wünschen sich eine Leseecke.“</w:t>
-            </w:r>
-          </w:p>
-        </w:tc>
-      </w:tr>
-      <w:tr>
-        <w:tc>
-          <w:tcPr>
-            <w:tcW w:type="dxa" w:w="5131"/>
-            <w:shd w:fill="DCE6EC"/>
-            <w:tcMar>
-              <w:top w:w="70" w:type="dxa"/>
-              <w:start w:w="90" w:type="dxa"/>
-              <w:bottom w:w="70" w:type="dxa"/>
-              <w:end w:w="90" w:type="dxa"/>
-            </w:tcMar>
-            <w:vAlign w:val="top"/>
-          </w:tcPr>
-          <w:p>
-            <w:pPr>
-              <w:spacing w:after="0"/>
-            </w:pPr>
-            <w:r>
-              <w:rPr>
-                <w:b/>
-                <w:color w:val="3E5668"/>
-                <w:sz w:val="18"/>
-              </w:rPr>
-              <w:t>Erwartung</w:t>
-            </w:r>
-          </w:p>
-        </w:tc>
-        <w:tc>
-          <w:tcPr>
-            <w:tcW w:type="dxa" w:w="5131"/>
-            <w:tcMar>
-              <w:top w:w="70" w:type="dxa"/>
-              <w:start w:w="90" w:type="dxa"/>
-              <w:bottom w:w="70" w:type="dxa"/>
-              <w:end w:w="90" w:type="dxa"/>
-            </w:tcMar>
-            <w:vAlign w:val="top"/>
-          </w:tcPr>
-          <w:p>
-            <w:pPr>
-              <w:spacing w:after="0"/>
-            </w:pPr>
-            <w:r>
-              <w:rPr>
-                <w:sz w:val="18"/>
-              </w:rPr>
-              <w:t>Absender, Empfänger, Wunsch und Zahl werden korrekt erkannt.</w:t>
-            </w:r>
-          </w:p>
-        </w:tc>
-      </w:tr>
-      <w:tr>
-        <w:tc>
-          <w:tcPr>
-            <w:tcW w:type="dxa" w:w="5131"/>
-            <w:shd w:fill="F8EEE7"/>
-            <w:tcMar>
-              <w:top w:w="70" w:type="dxa"/>
-              <w:start w:w="90" w:type="dxa"/>
-              <w:bottom w:w="70" w:type="dxa"/>
-              <w:end w:w="90" w:type="dxa"/>
-            </w:tcMar>
-            <w:vAlign w:val="top"/>
-          </w:tcPr>
-          <w:p>
-            <w:pPr>
-              <w:spacing w:after="0"/>
-            </w:pPr>
-            <w:r>
-              <w:rPr>
-                <w:b/>
-                <w:color w:val="D97A4A"/>
-                <w:sz w:val="18"/>
-              </w:rPr>
-              <w:t>Typische Fehler</w:t>
-            </w:r>
-          </w:p>
-        </w:tc>
-        <w:tc>
-          <w:tcPr>
-            <w:tcW w:type="dxa" w:w="5131"/>
-            <w:tcMar>
-              <w:top w:w="70" w:type="dxa"/>
-              <w:start w:w="90" w:type="dxa"/>
-              <w:bottom w:w="70" w:type="dxa"/>
-              <w:end w:w="90" w:type="dxa"/>
-            </w:tcMar>
-            <w:vAlign w:val="top"/>
-          </w:tcPr>
-          <w:p>
-            <w:pPr>
-              <w:spacing w:after="0"/>
-            </w:pPr>
-            <w:r>
-              <w:rPr>
-                <w:sz w:val="18"/>
-              </w:rPr>
-              <w:t>Absender und Empfänger vertauschen; Zahl ohne passenden Wunsch übernehmen.</w:t>
-            </w:r>
-          </w:p>
-        </w:tc>
-      </w:tr>
-    </w:tbl>
-    <w:p>
-      <w:pPr>
-        <w:spacing w:before="100" w:after="40"/>
-      </w:pPr>
-      <w:r>
-        <w:rPr>
-          <w:b/>
-          <w:color w:val="3E5668"/>
-          <w:sz w:val="28"/>
-        </w:rPr>
-        <w:t>Blatt 5: Wer kann dabei helfen?</w:t>
-      </w:r>
-    </w:p>
-    <w:tbl>
-      <w:tblPr>
-        <w:tblStyle w:val="TableGrid"/>
-        <w:tblW w:type="auto" w:w="0"/>
-        <w:jc w:val="center"/>
-        <w:tblLook w:firstColumn="1" w:firstRow="1" w:lastColumn="0" w:lastRow="0" w:noHBand="0" w:noVBand="1" w:val="04A0"/>
-      </w:tblPr>
-      <w:tblGrid>
-        <w:gridCol w:w="5131"/>
-        <w:gridCol w:w="5131"/>
-      </w:tblGrid>
-      <w:tr>
-        <w:tc>
-          <w:tcPr>
-            <w:tcW w:type="dxa" w:w="5131"/>
-            <w:shd w:fill="DCE6EC"/>
-            <w:tcMar>
-              <w:top w:w="70" w:type="dxa"/>
-              <w:start w:w="90" w:type="dxa"/>
-              <w:bottom w:w="70" w:type="dxa"/>
-              <w:end w:w="90" w:type="dxa"/>
-            </w:tcMar>
-            <w:vAlign w:val="top"/>
-          </w:tcPr>
-          <w:p>
-            <w:pPr>
-              <w:spacing w:after="0"/>
-            </w:pPr>
-            <w:r>
-              <w:rPr>
-                <w:b/>
-                <w:color w:val="3E5668"/>
-                <w:sz w:val="18"/>
-              </w:rPr>
-              <w:t>Lösung</w:t>
-            </w:r>
-          </w:p>
-        </w:tc>
-        <w:tc>
-          <w:tcPr>
-            <w:tcW w:type="dxa" w:w="5131"/>
-            <w:tcMar>
-              <w:top w:w="70" w:type="dxa"/>
-              <w:start w:w="90" w:type="dxa"/>
-              <w:bottom w:w="70" w:type="dxa"/>
-              <w:end w:w="90" w:type="dxa"/>
-            </w:tcMar>
-            <w:vAlign w:val="top"/>
-          </w:tcPr>
-          <w:p>
-            <w:pPr>
-              <w:spacing w:after="0"/>
-            </w:pPr>
-            <w:r>
-              <w:rPr>
-                <w:sz w:val="18"/>
-              </w:rPr>
-              <w:t>Klassenausflug besprechen → 1 Klassenleitung; Ruheraum vorschlagen → 2 Schulleitung; kaputten Haken reparieren lassen → 3 Hausmeisterei; Spieleausleihe planen → 4 Schülervertretung; Geld für neue Pausenbälle erbitten → 5 Förderverein.</w:t>
-            </w:r>
-          </w:p>
-        </w:tc>
-      </w:tr>
-      <w:tr>
-        <w:tc>
-          <w:tcPr>
-            <w:tcW w:type="dxa" w:w="5131"/>
-            <w:shd w:fill="DCE6EC"/>
-            <w:tcMar>
-              <w:top w:w="70" w:type="dxa"/>
-              <w:start w:w="90" w:type="dxa"/>
-              <w:bottom w:w="70" w:type="dxa"/>
-              <w:end w:w="90" w:type="dxa"/>
-            </w:tcMar>
-            <w:vAlign w:val="top"/>
-          </w:tcPr>
-          <w:p>
-            <w:pPr>
-              <w:spacing w:after="0"/>
-            </w:pPr>
-            <w:r>
-              <w:rPr>
-                <w:b/>
-                <w:color w:val="3E5668"/>
-                <w:sz w:val="18"/>
-              </w:rPr>
-              <w:t>Offene Antworten</w:t>
-            </w:r>
-          </w:p>
-        </w:tc>
-        <w:tc>
-          <w:tcPr>
-            <w:tcW w:type="dxa" w:w="5131"/>
-            <w:tcMar>
-              <w:top w:w="70" w:type="dxa"/>
-              <w:start w:w="90" w:type="dxa"/>
-              <w:bottom w:w="70" w:type="dxa"/>
-              <w:end w:w="90" w:type="dxa"/>
-            </w:tcMar>
-            <w:vAlign w:val="top"/>
-          </w:tcPr>
-          <w:p>
-            <w:pPr>
-              <w:spacing w:after="0"/>
-            </w:pPr>
-            <w:r>
-              <w:rPr>
-                <w:sz w:val="18"/>
-              </w:rPr>
-              <w:t>Jede plausible Zuordnung von Schulwunsch und zuständiger Ansprechperson ist möglich.</w:t>
-            </w:r>
-          </w:p>
-        </w:tc>
-      </w:tr>
-      <w:tr>
-        <w:tc>
-          <w:tcPr>
-            <w:tcW w:type="dxa" w:w="5131"/>
-            <w:shd w:fill="DCE6EC"/>
-            <w:tcMar>
-              <w:top w:w="70" w:type="dxa"/>
-              <w:start w:w="90" w:type="dxa"/>
-              <w:bottom w:w="70" w:type="dxa"/>
-              <w:end w:w="90" w:type="dxa"/>
-            </w:tcMar>
-            <w:vAlign w:val="top"/>
-          </w:tcPr>
-          <w:p>
-            <w:pPr>
-              <w:spacing w:after="0"/>
-            </w:pPr>
-            <w:r>
-              <w:rPr>
-                <w:b/>
-                <w:color w:val="3E5668"/>
-                <w:sz w:val="18"/>
-              </w:rPr>
-              <w:t>Erwartung</w:t>
-            </w:r>
-          </w:p>
-        </w:tc>
-        <w:tc>
-          <w:tcPr>
-            <w:tcW w:type="dxa" w:w="5131"/>
-            <w:tcMar>
-              <w:top w:w="70" w:type="dxa"/>
-              <w:start w:w="90" w:type="dxa"/>
-              <w:bottom w:w="70" w:type="dxa"/>
-              <w:end w:w="90" w:type="dxa"/>
-            </w:tcMar>
-            <w:vAlign w:val="top"/>
-          </w:tcPr>
-          <w:p>
-            <w:pPr>
-              <w:spacing w:after="0"/>
-            </w:pPr>
-            <w:r>
-              <w:rPr>
-                <w:sz w:val="18"/>
-              </w:rPr>
-              <w:t>Die gewählte Person kann den Wunsch besprechen, erlauben, organisieren, reparieren oder finanzieren.</w:t>
-            </w:r>
-          </w:p>
-        </w:tc>
-      </w:tr>
-      <w:tr>
-        <w:tc>
-          <w:tcPr>
-            <w:tcW w:type="dxa" w:w="5131"/>
-            <w:shd w:fill="F8EEE7"/>
-            <w:tcMar>
-              <w:top w:w="70" w:type="dxa"/>
-              <w:start w:w="90" w:type="dxa"/>
-              <w:bottom w:w="70" w:type="dxa"/>
-              <w:end w:w="90" w:type="dxa"/>
-            </w:tcMar>
-            <w:vAlign w:val="top"/>
-          </w:tcPr>
-          <w:p>
-            <w:pPr>
-              <w:spacing w:after="0"/>
-            </w:pPr>
-            <w:r>
-              <w:rPr>
-                <w:b/>
-                <w:color w:val="D97A4A"/>
-                <w:sz w:val="18"/>
-              </w:rPr>
-              <w:t>Typische Fehler</w:t>
-            </w:r>
-          </w:p>
-        </w:tc>
-        <w:tc>
-          <w:tcPr>
-            <w:tcW w:type="dxa" w:w="5131"/>
-            <w:tcMar>
-              <w:top w:w="70" w:type="dxa"/>
-              <w:start w:w="90" w:type="dxa"/>
-              <w:bottom w:w="70" w:type="dxa"/>
-              <w:end w:w="90" w:type="dxa"/>
-            </w:tcMar>
-            <w:vAlign w:val="top"/>
-          </w:tcPr>
-          <w:p>
-            <w:pPr>
-              <w:spacing w:after="0"/>
-            </w:pPr>
-            <w:r>
-              <w:rPr>
-                <w:sz w:val="18"/>
-              </w:rPr>
-              <w:t>Nur nach persönlicher Bekanntheit zuordnen; unzuständige Person wählen, ohne Begründung.</w:t>
-            </w:r>
-          </w:p>
-        </w:tc>
-      </w:tr>
-    </w:tbl>
-    <w:p>
-      <w:pPr>
-        <w:spacing w:before="100" w:after="40"/>
-      </w:pPr>
-      <w:r>
-        <w:rPr>
-          <w:b/>
-          <w:color w:val="3E5668"/>
-          <w:sz w:val="28"/>
-        </w:rPr>
-        <w:t>Blatt 6: Was ist der Wunsch?</w:t>
-      </w:r>
-    </w:p>
-    <w:tbl>
-      <w:tblPr>
-        <w:tblStyle w:val="TableGrid"/>
-        <w:tblW w:type="auto" w:w="0"/>
-        <w:jc w:val="center"/>
-        <w:tblLook w:firstColumn="1" w:firstRow="1" w:lastColumn="0" w:lastRow="0" w:noHBand="0" w:noVBand="1" w:val="04A0"/>
-      </w:tblPr>
-      <w:tblGrid>
-        <w:gridCol w:w="5131"/>
-        <w:gridCol w:w="5131"/>
-      </w:tblGrid>
-      <w:tr>
-        <w:tc>
-          <w:tcPr>
-            <w:tcW w:type="dxa" w:w="5131"/>
-            <w:shd w:fill="DCE6EC"/>
-            <w:tcMar>
-              <w:top w:w="70" w:type="dxa"/>
-              <w:start w:w="90" w:type="dxa"/>
-              <w:bottom w:w="70" w:type="dxa"/>
-              <w:end w:w="90" w:type="dxa"/>
-            </w:tcMar>
-            <w:vAlign w:val="top"/>
-          </w:tcPr>
-          <w:p>
-            <w:pPr>
-              <w:spacing w:after="0"/>
-            </w:pPr>
-            <w:r>
-              <w:rPr>
-                <w:b/>
-                <w:color w:val="3E5668"/>
-                <w:sz w:val="18"/>
-              </w:rPr>
-              <w:t>Lösung</w:t>
-            </w:r>
-          </w:p>
-        </w:tc>
-        <w:tc>
-          <w:tcPr>
-            <w:tcW w:type="dxa" w:w="5131"/>
-            <w:tcMar>
-              <w:top w:w="70" w:type="dxa"/>
-              <w:start w:w="90" w:type="dxa"/>
-              <w:bottom w:w="70" w:type="dxa"/>
-              <w:end w:w="90" w:type="dxa"/>
-            </w:tcMar>
-            <w:vAlign w:val="top"/>
-          </w:tcPr>
-          <w:p>
-            <w:pPr>
-              <w:spacing w:after="0"/>
-            </w:pPr>
-            <w:r>
-              <w:rPr>
-                <w:sz w:val="18"/>
-              </w:rPr>
-              <w:t>Wunsch: „Wir wünschen uns eine Leseecke.“ Umfrageergebnis: „17 von 26 Kindern haben sich dafür entschieden.“</w:t>
-            </w:r>
-          </w:p>
-        </w:tc>
-      </w:tr>
-      <w:tr>
-        <w:tc>
-          <w:tcPr>
-            <w:tcW w:type="dxa" w:w="5131"/>
-            <w:shd w:fill="DCE6EC"/>
-            <w:tcMar>
-              <w:top w:w="70" w:type="dxa"/>
-              <w:start w:w="90" w:type="dxa"/>
-              <w:bottom w:w="70" w:type="dxa"/>
-              <w:end w:w="90" w:type="dxa"/>
-            </w:tcMar>
-            <w:vAlign w:val="top"/>
-          </w:tcPr>
-          <w:p>
-            <w:pPr>
-              <w:spacing w:after="0"/>
-            </w:pPr>
-            <w:r>
-              <w:rPr>
-                <w:b/>
-                <w:color w:val="3E5668"/>
-                <w:sz w:val="18"/>
-              </w:rPr>
-              <w:t>Offene Antworten</w:t>
-            </w:r>
-          </w:p>
-        </w:tc>
-        <w:tc>
-          <w:tcPr>
-            <w:tcW w:type="dxa" w:w="5131"/>
-            <w:tcMar>
-              <w:top w:w="70" w:type="dxa"/>
-              <w:start w:w="90" w:type="dxa"/>
-              <w:bottom w:w="70" w:type="dxa"/>
-              <w:end w:w="90" w:type="dxa"/>
-            </w:tcMar>
-            <w:vAlign w:val="top"/>
-          </w:tcPr>
-          <w:p>
-            <w:pPr>
-              <w:spacing w:after="0"/>
-            </w:pPr>
-            <w:r>
-              <w:rPr>
-                <w:sz w:val="18"/>
-              </w:rPr>
-              <w:t>Möglich: „Wir wünschen uns Ablagefächer. 20 Kinder wünschen sich Ablagefächer.“ Besser mit Grund: „Wir wünschen uns Ablagefächer, weil sie für mehr Ordnung sorgen.“</w:t>
-            </w:r>
-          </w:p>
-        </w:tc>
-      </w:tr>
-      <w:tr>
-        <w:tc>
-          <w:tcPr>
-            <w:tcW w:type="dxa" w:w="5131"/>
-            <w:shd w:fill="DCE6EC"/>
-            <w:tcMar>
-              <w:top w:w="70" w:type="dxa"/>
-              <w:start w:w="90" w:type="dxa"/>
-              <w:bottom w:w="70" w:type="dxa"/>
-              <w:end w:w="90" w:type="dxa"/>
-            </w:tcMar>
-            <w:vAlign w:val="top"/>
-          </w:tcPr>
-          <w:p>
-            <w:pPr>
-              <w:spacing w:after="0"/>
-            </w:pPr>
-            <w:r>
-              <w:rPr>
-                <w:b/>
-                <w:color w:val="3E5668"/>
-                <w:sz w:val="18"/>
-              </w:rPr>
-              <w:t>Erwartung</w:t>
-            </w:r>
-          </w:p>
-        </w:tc>
-        <w:tc>
-          <w:tcPr>
-            <w:tcW w:type="dxa" w:w="5131"/>
-            <w:tcMar>
-              <w:top w:w="70" w:type="dxa"/>
-              <w:start w:w="90" w:type="dxa"/>
-              <w:bottom w:w="70" w:type="dxa"/>
-              <w:end w:w="90" w:type="dxa"/>
-            </w:tcMar>
-            <w:vAlign w:val="top"/>
-          </w:tcPr>
-          <w:p>
-            <w:pPr>
-              <w:spacing w:after="0"/>
-            </w:pPr>
-            <w:r>
-              <w:rPr>
-                <w:sz w:val="18"/>
-              </w:rPr>
-              <w:t>Wunsch und Ergebnis werden als zwei unterschiedliche Informationen erkannt.</w:t>
-            </w:r>
-          </w:p>
-        </w:tc>
-      </w:tr>
-      <w:tr>
-        <w:tc>
-          <w:tcPr>
-            <w:tcW w:type="dxa" w:w="5131"/>
-            <w:shd w:fill="F8EEE7"/>
-            <w:tcMar>
-              <w:top w:w="70" w:type="dxa"/>
-              <w:start w:w="90" w:type="dxa"/>
-              <w:bottom w:w="70" w:type="dxa"/>
-              <w:end w:w="90" w:type="dxa"/>
-            </w:tcMar>
-            <w:vAlign w:val="top"/>
-          </w:tcPr>
-          <w:p>
-            <w:pPr>
-              <w:spacing w:after="0"/>
-            </w:pPr>
-            <w:r>
-              <w:rPr>
-                <w:b/>
-                <w:color w:val="D97A4A"/>
-                <w:sz w:val="18"/>
-              </w:rPr>
-              <w:t>Typische Fehler</w:t>
-            </w:r>
-          </w:p>
-        </w:tc>
-        <w:tc>
-          <w:tcPr>
-            <w:tcW w:type="dxa" w:w="5131"/>
-            <w:tcMar>
-              <w:top w:w="70" w:type="dxa"/>
-              <w:start w:w="90" w:type="dxa"/>
-              <w:bottom w:w="70" w:type="dxa"/>
-              <w:end w:w="90" w:type="dxa"/>
-            </w:tcMar>
-            <w:vAlign w:val="top"/>
-          </w:tcPr>
-          <w:p>
-            <w:pPr>
-              <w:spacing w:after="0"/>
-            </w:pPr>
-            <w:r>
-              <w:rPr>
-                <w:sz w:val="18"/>
-              </w:rPr>
-              <w:t>Die Zahl als Wunsch formulieren; sachlichen Grund und Umfrageergebnis verwechseln.</w:t>
-            </w:r>
-          </w:p>
-        </w:tc>
-      </w:tr>
-    </w:tbl>
-    <w:p>
-      <w:pPr>
-        <w:spacing w:before="100" w:after="40"/>
-      </w:pPr>
-      <w:r>
-        <w:rPr>
-          <w:b/>
-          <w:color w:val="3E5668"/>
-          <w:sz w:val="28"/>
-        </w:rPr>
-        <w:t>Blatt 7: Die Teile eines Briefes</w:t>
-      </w:r>
-    </w:p>
-    <w:tbl>
-      <w:tblPr>
-        <w:tblStyle w:val="TableGrid"/>
-        <w:tblW w:type="auto" w:w="0"/>
-        <w:jc w:val="center"/>
-        <w:tblLook w:firstColumn="1" w:firstRow="1" w:lastColumn="0" w:lastRow="0" w:noHBand="0" w:noVBand="1" w:val="04A0"/>
-      </w:tblPr>
-      <w:tblGrid>
-        <w:gridCol w:w="5131"/>
-        <w:gridCol w:w="5131"/>
-      </w:tblGrid>
-      <w:tr>
-        <w:tc>
-          <w:tcPr>
-            <w:tcW w:type="dxa" w:w="5131"/>
-            <w:shd w:fill="DCE6EC"/>
-            <w:tcMar>
-              <w:top w:w="70" w:type="dxa"/>
-              <w:start w:w="90" w:type="dxa"/>
-              <w:bottom w:w="70" w:type="dxa"/>
-              <w:end w:w="90" w:type="dxa"/>
-            </w:tcMar>
-            <w:vAlign w:val="top"/>
-          </w:tcPr>
-          <w:p>
-            <w:pPr>
-              <w:spacing w:after="0"/>
-            </w:pPr>
-            <w:r>
-              <w:rPr>
-                <w:b/>
-                <w:color w:val="3E5668"/>
-                <w:sz w:val="18"/>
-              </w:rPr>
-              <w:t>Lösung</w:t>
-            </w:r>
-          </w:p>
-        </w:tc>
-        <w:tc>
-          <w:tcPr>
-            <w:tcW w:type="dxa" w:w="5131"/>
-            <w:tcMar>
-              <w:top w:w="70" w:type="dxa"/>
-              <w:start w:w="90" w:type="dxa"/>
-              <w:bottom w:w="70" w:type="dxa"/>
-              <w:end w:w="90" w:type="dxa"/>
-            </w:tcMar>
-            <w:vAlign w:val="top"/>
-          </w:tcPr>
-          <w:p>
-            <w:pPr>
-              <w:spacing w:after="0"/>
-            </w:pPr>
-            <w:r>
-              <w:rPr>
-                <w:sz w:val="18"/>
-              </w:rPr>
-              <w:t>1. Ort und Datum – 2. Anrede – 3. Brieftext – 4. Grußformel – 5. Name.</w:t>
-            </w:r>
-          </w:p>
-        </w:tc>
-      </w:tr>
-      <w:tr>
-        <w:tc>
-          <w:tcPr>
-            <w:tcW w:type="dxa" w:w="5131"/>
-            <w:shd w:fill="DCE6EC"/>
-            <w:tcMar>
-              <w:top w:w="70" w:type="dxa"/>
-              <w:start w:w="90" w:type="dxa"/>
-              <w:bottom w:w="70" w:type="dxa"/>
-              <w:end w:w="90" w:type="dxa"/>
-            </w:tcMar>
-            <w:vAlign w:val="top"/>
-          </w:tcPr>
-          <w:p>
-            <w:pPr>
-              <w:spacing w:after="0"/>
-            </w:pPr>
-            <w:r>
-              <w:rPr>
-                <w:b/>
-                <w:color w:val="3E5668"/>
-                <w:sz w:val="18"/>
-              </w:rPr>
-              <w:t>Erwartung</w:t>
-            </w:r>
-          </w:p>
-        </w:tc>
-        <w:tc>
-          <w:tcPr>
-            <w:tcW w:type="dxa" w:w="5131"/>
-            <w:tcMar>
-              <w:top w:w="70" w:type="dxa"/>
-              <w:start w:w="90" w:type="dxa"/>
-              <w:bottom w:w="70" w:type="dxa"/>
-              <w:end w:w="90" w:type="dxa"/>
-            </w:tcMar>
-            <w:vAlign w:val="top"/>
-          </w:tcPr>
-          <w:p>
-            <w:pPr>
-              <w:spacing w:after="0"/>
-            </w:pPr>
-            <w:r>
-              <w:rPr>
-                <w:sz w:val="18"/>
-              </w:rPr>
-              <w:t>Alle fünf Teile in richtiger Reihenfolge.</w:t>
-            </w:r>
-          </w:p>
-        </w:tc>
-      </w:tr>
-      <w:tr>
-        <w:tc>
-          <w:tcPr>
-            <w:tcW w:type="dxa" w:w="5131"/>
-            <w:shd w:fill="F8EEE7"/>
-            <w:tcMar>
-              <w:top w:w="70" w:type="dxa"/>
-              <w:start w:w="90" w:type="dxa"/>
-              <w:bottom w:w="70" w:type="dxa"/>
-              <w:end w:w="90" w:type="dxa"/>
-            </w:tcMar>
-            <w:vAlign w:val="top"/>
-          </w:tcPr>
-          <w:p>
-            <w:pPr>
-              <w:spacing w:after="0"/>
-            </w:pPr>
-            <w:r>
-              <w:rPr>
-                <w:b/>
-                <w:color w:val="D97A4A"/>
-                <w:sz w:val="18"/>
-              </w:rPr>
-              <w:t>Typische Fehler</w:t>
-            </w:r>
-          </w:p>
-        </w:tc>
-        <w:tc>
-          <w:tcPr>
-            <w:tcW w:type="dxa" w:w="5131"/>
-            <w:tcMar>
-              <w:top w:w="70" w:type="dxa"/>
-              <w:start w:w="90" w:type="dxa"/>
-              <w:bottom w:w="70" w:type="dxa"/>
-              <w:end w:w="90" w:type="dxa"/>
-            </w:tcMar>
-            <w:vAlign w:val="top"/>
-          </w:tcPr>
-          <w:p>
-            <w:pPr>
-              <w:spacing w:after="0"/>
-            </w:pPr>
-            <w:r>
-              <w:rPr>
-                <w:sz w:val="18"/>
-              </w:rPr>
-              <w:t>Name vor der Grußformel; Ort und Datum nach der Anrede.</w:t>
-            </w:r>
-          </w:p>
-        </w:tc>
-      </w:tr>
-    </w:tbl>
-    <w:p>
-      <w:pPr>
-        <w:spacing w:before="100" w:after="40"/>
-      </w:pPr>
-      <w:r>
-        <w:rPr>
-          <w:b/>
-          <w:color w:val="3E5668"/>
-          <w:sz w:val="28"/>
-        </w:rPr>
-        <w:t>Blatt 8: Das Briefpuzzle</w:t>
-      </w:r>
-    </w:p>
-    <w:tbl>
-      <w:tblPr>
-        <w:tblStyle w:val="TableGrid"/>
-        <w:tblW w:type="auto" w:w="0"/>
-        <w:jc w:val="center"/>
-        <w:tblLook w:firstColumn="1" w:firstRow="1" w:lastColumn="0" w:lastRow="0" w:noHBand="0" w:noVBand="1" w:val="04A0"/>
-      </w:tblPr>
-      <w:tblGrid>
-        <w:gridCol w:w="5131"/>
-        <w:gridCol w:w="5131"/>
-      </w:tblGrid>
-      <w:tr>
-        <w:tc>
-          <w:tcPr>
-            <w:tcW w:type="dxa" w:w="5131"/>
-            <w:shd w:fill="DCE6EC"/>
-            <w:tcMar>
-              <w:top w:w="70" w:type="dxa"/>
-              <w:start w:w="90" w:type="dxa"/>
-              <w:bottom w:w="70" w:type="dxa"/>
-              <w:end w:w="90" w:type="dxa"/>
-            </w:tcMar>
-            <w:vAlign w:val="top"/>
-          </w:tcPr>
-          <w:p>
-            <w:pPr>
-              <w:spacing w:after="0"/>
-            </w:pPr>
-            <w:r>
-              <w:rPr>
-                <w:b/>
-                <w:color w:val="3E5668"/>
-                <w:sz w:val="18"/>
-              </w:rPr>
-              <w:t>Lösung</w:t>
-            </w:r>
-          </w:p>
-        </w:tc>
-        <w:tc>
-          <w:tcPr>
-            <w:tcW w:type="dxa" w:w="5131"/>
-            <w:tcMar>
-              <w:top w:w="70" w:type="dxa"/>
-              <w:start w:w="90" w:type="dxa"/>
-              <w:bottom w:w="70" w:type="dxa"/>
-              <w:end w:w="90" w:type="dxa"/>
-            </w:tcMar>
-            <w:vAlign w:val="top"/>
-          </w:tcPr>
-          <w:p>
-            <w:pPr>
-              <w:spacing w:after="0"/>
-            </w:pPr>
-            <w:r>
-              <w:rPr>
-                <w:sz w:val="18"/>
-              </w:rPr>
-              <w:t>1. Dortmund, 16. September 2026</w:t>
-              <w:br/>
-              <w:t>2. Sehr geehrte Frau Schneider,</w:t>
-              <w:br/>
-              <w:t>3. Für unseren Schulhof wünsche ich mir eine Tischtennisplatte. Dann könnten wir uns bewegen und gemeinsam spielen.</w:t>
-              <w:br/>
-              <w:t>4. Freundliche Grüße</w:t>
-              <w:br/>
-              <w:t>5. Mina</w:t>
-            </w:r>
-          </w:p>
-        </w:tc>
-      </w:tr>
-      <w:tr>
-        <w:tc>
-          <w:tcPr>
-            <w:tcW w:type="dxa" w:w="5131"/>
-            <w:shd w:fill="DCE6EC"/>
-            <w:tcMar>
-              <w:top w:w="70" w:type="dxa"/>
-              <w:start w:w="90" w:type="dxa"/>
-              <w:bottom w:w="70" w:type="dxa"/>
-              <w:end w:w="90" w:type="dxa"/>
-            </w:tcMar>
-            <w:vAlign w:val="top"/>
-          </w:tcPr>
-          <w:p>
-            <w:pPr>
-              <w:spacing w:after="0"/>
-            </w:pPr>
-            <w:r>
-              <w:rPr>
-                <w:b/>
-                <w:color w:val="3E5668"/>
-                <w:sz w:val="18"/>
-              </w:rPr>
-              <w:t>Offene Antworten</w:t>
-            </w:r>
-          </w:p>
-        </w:tc>
-        <w:tc>
-          <w:tcPr>
-            <w:tcW w:type="dxa" w:w="5131"/>
-            <w:tcMar>
-              <w:top w:w="70" w:type="dxa"/>
-              <w:start w:w="90" w:type="dxa"/>
-              <w:bottom w:w="70" w:type="dxa"/>
-              <w:end w:w="90" w:type="dxa"/>
-            </w:tcMar>
-            <w:vAlign w:val="top"/>
-          </w:tcPr>
-          <w:p>
-            <w:pPr>
-              <w:spacing w:after="0"/>
-            </w:pPr>
-            <w:r>
-              <w:rPr>
-                <w:sz w:val="18"/>
-              </w:rPr>
-              <w:t>„Mina wünscht sich eine Tischtennisplatte für den Schulhof.“</w:t>
-            </w:r>
-          </w:p>
-        </w:tc>
-      </w:tr>
-      <w:tr>
-        <w:tc>
-          <w:tcPr>
-            <w:tcW w:type="dxa" w:w="5131"/>
-            <w:shd w:fill="DCE6EC"/>
-            <w:tcMar>
-              <w:top w:w="70" w:type="dxa"/>
-              <w:start w:w="90" w:type="dxa"/>
-              <w:bottom w:w="70" w:type="dxa"/>
-              <w:end w:w="90" w:type="dxa"/>
-            </w:tcMar>
-            <w:vAlign w:val="top"/>
-          </w:tcPr>
-          <w:p>
-            <w:pPr>
-              <w:spacing w:after="0"/>
-            </w:pPr>
-            <w:r>
-              <w:rPr>
-                <w:b/>
-                <w:color w:val="3E5668"/>
-                <w:sz w:val="18"/>
-              </w:rPr>
-              <w:t>Erwartung</w:t>
-            </w:r>
-          </w:p>
-        </w:tc>
-        <w:tc>
-          <w:tcPr>
-            <w:tcW w:type="dxa" w:w="5131"/>
-            <w:tcMar>
-              <w:top w:w="70" w:type="dxa"/>
-              <w:start w:w="90" w:type="dxa"/>
-              <w:bottom w:w="70" w:type="dxa"/>
-              <w:end w:w="90" w:type="dxa"/>
-            </w:tcMar>
-            <w:vAlign w:val="top"/>
-          </w:tcPr>
-          <w:p>
-            <w:pPr>
-              <w:spacing w:after="0"/>
-            </w:pPr>
-            <w:r>
-              <w:rPr>
-                <w:sz w:val="18"/>
-              </w:rPr>
-              <w:t>Reihenfolge korrekt; Antwort als vollständiger Satz.</w:t>
-            </w:r>
-          </w:p>
-        </w:tc>
-      </w:tr>
-      <w:tr>
-        <w:tc>
-          <w:tcPr>
-            <w:tcW w:type="dxa" w:w="5131"/>
-            <w:shd w:fill="F8EEE7"/>
-            <w:tcMar>
-              <w:top w:w="70" w:type="dxa"/>
-              <w:start w:w="90" w:type="dxa"/>
-              <w:bottom w:w="70" w:type="dxa"/>
-              <w:end w:w="90" w:type="dxa"/>
-            </w:tcMar>
-            <w:vAlign w:val="top"/>
-          </w:tcPr>
-          <w:p>
-            <w:pPr>
-              <w:spacing w:after="0"/>
-            </w:pPr>
-            <w:r>
-              <w:rPr>
-                <w:b/>
-                <w:color w:val="D97A4A"/>
-                <w:sz w:val="18"/>
-              </w:rPr>
-              <w:t>Typische Fehler</w:t>
-            </w:r>
-          </w:p>
-        </w:tc>
-        <w:tc>
-          <w:tcPr>
-            <w:tcW w:type="dxa" w:w="5131"/>
-            <w:tcMar>
-              <w:top w:w="70" w:type="dxa"/>
-              <w:start w:w="90" w:type="dxa"/>
-              <w:bottom w:w="70" w:type="dxa"/>
-              <w:end w:w="90" w:type="dxa"/>
-            </w:tcMar>
-            <w:vAlign w:val="top"/>
-          </w:tcPr>
-          <w:p>
-            <w:pPr>
-              <w:spacing w:after="0"/>
-            </w:pPr>
-            <w:r>
-              <w:rPr>
-                <w:sz w:val="18"/>
-              </w:rPr>
-              <w:t>Grußformel vor dem Brieftext; Antwort nur mit „Tischtennisplatte“.</w:t>
-            </w:r>
-          </w:p>
-        </w:tc>
-      </w:tr>
-    </w:tbl>
-    <w:p>
-      <w:pPr>
-        <w:spacing w:before="100" w:after="40"/>
-      </w:pPr>
-      <w:r>
-        <w:rPr>
-          <w:b/>
-          <w:color w:val="3E5668"/>
-          <w:sz w:val="28"/>
-        </w:rPr>
-        <w:t>Blatt 9: Anrede und Grußformel</w:t>
-      </w:r>
-    </w:p>
-    <w:tbl>
-      <w:tblPr>
-        <w:tblStyle w:val="TableGrid"/>
-        <w:tblW w:type="auto" w:w="0"/>
-        <w:jc w:val="center"/>
-        <w:tblLook w:firstColumn="1" w:firstRow="1" w:lastColumn="0" w:lastRow="0" w:noHBand="0" w:noVBand="1" w:val="04A0"/>
-      </w:tblPr>
-      <w:tblGrid>
-        <w:gridCol w:w="5131"/>
-        <w:gridCol w:w="5131"/>
-      </w:tblGrid>
-      <w:tr>
-        <w:tc>
-          <w:tcPr>
-            <w:tcW w:type="dxa" w:w="5131"/>
-            <w:shd w:fill="DCE6EC"/>
-            <w:tcMar>
-              <w:top w:w="70" w:type="dxa"/>
-              <w:start w:w="90" w:type="dxa"/>
-              <w:bottom w:w="70" w:type="dxa"/>
-              <w:end w:w="90" w:type="dxa"/>
-            </w:tcMar>
-            <w:vAlign w:val="top"/>
-          </w:tcPr>
-          <w:p>
-            <w:pPr>
-              <w:spacing w:after="0"/>
-            </w:pPr>
-            <w:r>
-              <w:rPr>
-                <w:b/>
-                <w:color w:val="3E5668"/>
-                <w:sz w:val="18"/>
-              </w:rPr>
-              <w:t>Lösung</w:t>
-            </w:r>
-          </w:p>
-        </w:tc>
-        <w:tc>
-          <w:tcPr>
-            <w:tcW w:type="dxa" w:w="5131"/>
-            <w:tcMar>
-              <w:top w:w="70" w:type="dxa"/>
-              <w:start w:w="90" w:type="dxa"/>
-              <w:bottom w:w="70" w:type="dxa"/>
-              <w:end w:w="90" w:type="dxa"/>
-            </w:tcMar>
-            <w:vAlign w:val="top"/>
-          </w:tcPr>
-          <w:p>
-            <w:pPr>
-              <w:spacing w:after="0"/>
-            </w:pPr>
-            <w:r>
-              <w:rPr>
-                <w:sz w:val="18"/>
-              </w:rPr>
-              <w:t>Frau Neumann → A / E; Frau Schneider → B / F; Herr Yilmaz → C / E; Mia → D / G.</w:t>
-            </w:r>
-          </w:p>
-        </w:tc>
-      </w:tr>
-      <w:tr>
-        <w:tc>
-          <w:tcPr>
-            <w:tcW w:type="dxa" w:w="5131"/>
-            <w:shd w:fill="DCE6EC"/>
-            <w:tcMar>
-              <w:top w:w="70" w:type="dxa"/>
-              <w:start w:w="90" w:type="dxa"/>
-              <w:bottom w:w="70" w:type="dxa"/>
-              <w:end w:w="90" w:type="dxa"/>
-            </w:tcMar>
-            <w:vAlign w:val="top"/>
-          </w:tcPr>
-          <w:p>
-            <w:pPr>
-              <w:spacing w:after="0"/>
-            </w:pPr>
-            <w:r>
-              <w:rPr>
-                <w:b/>
-                <w:color w:val="3E5668"/>
-                <w:sz w:val="18"/>
-              </w:rPr>
-              <w:t>Offene Antworten</w:t>
-            </w:r>
-          </w:p>
-        </w:tc>
-        <w:tc>
-          <w:tcPr>
-            <w:tcW w:type="dxa" w:w="5131"/>
-            <w:tcMar>
-              <w:top w:w="70" w:type="dxa"/>
-              <w:start w:w="90" w:type="dxa"/>
-              <w:bottom w:w="70" w:type="dxa"/>
-              <w:end w:w="90" w:type="dxa"/>
-            </w:tcMar>
-            <w:vAlign w:val="top"/>
-          </w:tcPr>
-          <w:p>
-            <w:pPr>
-              <w:spacing w:after="0"/>
-            </w:pPr>
-            <w:r>
-              <w:rPr>
-                <w:sz w:val="18"/>
-              </w:rPr>
-              <w:t>Für einen offiziellen Wunschbrief z. B. „Sehr geehrte Frau Schneider,“ und „Freundliche Grüße“.</w:t>
-            </w:r>
-          </w:p>
-        </w:tc>
-      </w:tr>
-      <w:tr>
-        <w:tc>
-          <w:tcPr>
-            <w:tcW w:type="dxa" w:w="5131"/>
-            <w:shd w:fill="DCE6EC"/>
-            <w:tcMar>
-              <w:top w:w="70" w:type="dxa"/>
-              <w:start w:w="90" w:type="dxa"/>
-              <w:bottom w:w="70" w:type="dxa"/>
-              <w:end w:w="90" w:type="dxa"/>
-            </w:tcMar>
-            <w:vAlign w:val="top"/>
-          </w:tcPr>
-          <w:p>
-            <w:pPr>
-              <w:spacing w:after="0"/>
-            </w:pPr>
-            <w:r>
-              <w:rPr>
-                <w:b/>
-                <w:color w:val="3E5668"/>
-                <w:sz w:val="18"/>
-              </w:rPr>
-              <w:t>Erwartung</w:t>
-            </w:r>
-          </w:p>
-        </w:tc>
-        <w:tc>
-          <w:tcPr>
-            <w:tcW w:type="dxa" w:w="5131"/>
-            <w:tcMar>
-              <w:top w:w="70" w:type="dxa"/>
-              <w:start w:w="90" w:type="dxa"/>
-              <w:bottom w:w="70" w:type="dxa"/>
-              <w:end w:w="90" w:type="dxa"/>
-            </w:tcMar>
-            <w:vAlign w:val="top"/>
-          </w:tcPr>
-          <w:p>
-            <w:pPr>
-              <w:spacing w:after="0"/>
-            </w:pPr>
-            <w:r>
-              <w:rPr>
-                <w:sz w:val="18"/>
-              </w:rPr>
-              <w:t>Anrede und Grußformel passen zum Verhältnis zur Person.</w:t>
-            </w:r>
-          </w:p>
-        </w:tc>
-      </w:tr>
-      <w:tr>
-        <w:tc>
-          <w:tcPr>
-            <w:tcW w:type="dxa" w:w="5131"/>
-            <w:shd w:fill="F8EEE7"/>
-            <w:tcMar>
-              <w:top w:w="70" w:type="dxa"/>
-              <w:start w:w="90" w:type="dxa"/>
-              <w:bottom w:w="70" w:type="dxa"/>
-              <w:end w:w="90" w:type="dxa"/>
-            </w:tcMar>
-            <w:vAlign w:val="top"/>
-          </w:tcPr>
-          <w:p>
-            <w:pPr>
-              <w:spacing w:after="0"/>
-            </w:pPr>
-            <w:r>
-              <w:rPr>
-                <w:b/>
-                <w:color w:val="D97A4A"/>
-                <w:sz w:val="18"/>
-              </w:rPr>
-              <w:t>Typische Fehler</w:t>
-            </w:r>
-          </w:p>
-        </w:tc>
-        <w:tc>
-          <w:tcPr>
-            <w:tcW w:type="dxa" w:w="5131"/>
-            <w:tcMar>
-              <w:top w:w="70" w:type="dxa"/>
-              <w:start w:w="90" w:type="dxa"/>
-              <w:bottom w:w="70" w:type="dxa"/>
-              <w:end w:w="90" w:type="dxa"/>
-            </w:tcMar>
-            <w:vAlign w:val="top"/>
-          </w:tcPr>
-          <w:p>
-            <w:pPr>
-              <w:spacing w:after="0"/>
-            </w:pPr>
-            <w:r>
-              <w:rPr>
-                <w:sz w:val="18"/>
-              </w:rPr>
-              <w:t>„Hallo“ bei offizieller Schulleitung; Komma nach der Grußformel setzen.</w:t>
-            </w:r>
-          </w:p>
-        </w:tc>
-      </w:tr>
-    </w:tbl>
-    <w:p>
-      <w:pPr>
-        <w:spacing w:before="100" w:after="40"/>
-      </w:pPr>
-      <w:r>
-        <w:rPr>
-          <w:b/>
-          <w:color w:val="3E5668"/>
-          <w:sz w:val="28"/>
-        </w:rPr>
-        <w:t>Blatt 10: Fehlerwerkstatt Briefaufbau</w:t>
-      </w:r>
-    </w:p>
-    <w:tbl>
-      <w:tblPr>
-        <w:tblStyle w:val="TableGrid"/>
-        <w:tblW w:type="auto" w:w="0"/>
-        <w:jc w:val="center"/>
-        <w:tblLook w:firstColumn="1" w:firstRow="1" w:lastColumn="0" w:lastRow="0" w:noHBand="0" w:noVBand="1" w:val="04A0"/>
-      </w:tblPr>
-      <w:tblGrid>
-        <w:gridCol w:w="5131"/>
-        <w:gridCol w:w="5131"/>
-      </w:tblGrid>
-      <w:tr>
-        <w:tc>
-          <w:tcPr>
-            <w:tcW w:type="dxa" w:w="5131"/>
-            <w:shd w:fill="DCE6EC"/>
-            <w:tcMar>
-              <w:top w:w="70" w:type="dxa"/>
-              <w:start w:w="90" w:type="dxa"/>
-              <w:bottom w:w="70" w:type="dxa"/>
-              <w:end w:w="90" w:type="dxa"/>
-            </w:tcMar>
-            <w:vAlign w:val="top"/>
-          </w:tcPr>
-          <w:p>
-            <w:pPr>
-              <w:spacing w:after="0"/>
-            </w:pPr>
-            <w:r>
-              <w:rPr>
-                <w:b/>
-                <w:color w:val="3E5668"/>
-                <w:sz w:val="18"/>
-              </w:rPr>
-              <w:t>Lösung</w:t>
-            </w:r>
-          </w:p>
-        </w:tc>
-        <w:tc>
-          <w:tcPr>
-            <w:tcW w:type="dxa" w:w="5131"/>
-            <w:tcMar>
-              <w:top w:w="70" w:type="dxa"/>
-              <w:start w:w="90" w:type="dxa"/>
-              <w:bottom w:w="70" w:type="dxa"/>
-              <w:end w:w="90" w:type="dxa"/>
-            </w:tcMar>
-            <w:vAlign w:val="top"/>
-          </w:tcPr>
-          <w:p>
-            <w:pPr>
-              <w:spacing w:after="0"/>
-            </w:pPr>
-            <w:r>
-              <w:rPr>
-                <w:sz w:val="18"/>
-              </w:rPr>
-              <w:t>Dortmund, 20. September 2026</w:t>
-              <w:br/>
-              <w:br/>
-              <w:t>Liebe Frau Berger,</w:t>
-              <w:br/>
-              <w:br/>
-              <w:t>ich wünsche mir neue Sitzkissen für unsere Leseecke.</w:t>
-              <w:br/>
-              <w:br/>
-              <w:t>Viele Grüße</w:t>
-              <w:br/>
-              <w:t>Jonas</w:t>
-            </w:r>
-          </w:p>
-        </w:tc>
-      </w:tr>
-      <w:tr>
-        <w:tc>
-          <w:tcPr>
-            <w:tcW w:type="dxa" w:w="5131"/>
-            <w:shd w:fill="DCE6EC"/>
-            <w:tcMar>
-              <w:top w:w="70" w:type="dxa"/>
-              <w:start w:w="90" w:type="dxa"/>
-              <w:bottom w:w="70" w:type="dxa"/>
-              <w:end w:w="90" w:type="dxa"/>
-            </w:tcMar>
-            <w:vAlign w:val="top"/>
-          </w:tcPr>
-          <w:p>
-            <w:pPr>
-              <w:spacing w:after="0"/>
-            </w:pPr>
-            <w:r>
-              <w:rPr>
-                <w:b/>
-                <w:color w:val="3E5668"/>
-                <w:sz w:val="18"/>
-              </w:rPr>
-              <w:t>Erwartung</w:t>
-            </w:r>
-          </w:p>
-        </w:tc>
-        <w:tc>
-          <w:tcPr>
-            <w:tcW w:type="dxa" w:w="5131"/>
-            <w:tcMar>
-              <w:top w:w="70" w:type="dxa"/>
-              <w:start w:w="90" w:type="dxa"/>
-              <w:bottom w:w="70" w:type="dxa"/>
-              <w:end w:w="90" w:type="dxa"/>
-            </w:tcMar>
-            <w:vAlign w:val="top"/>
-          </w:tcPr>
-          <w:p>
-            <w:pPr>
-              <w:spacing w:after="0"/>
-            </w:pPr>
-            <w:r>
-              <w:rPr>
-                <w:sz w:val="18"/>
-              </w:rPr>
-              <w:t>Ort/Datum, Anrede, Text, Grußformel und Name in richtiger Reihenfolge.</w:t>
-            </w:r>
-          </w:p>
-        </w:tc>
-      </w:tr>
-      <w:tr>
-        <w:tc>
-          <w:tcPr>
-            <w:tcW w:type="dxa" w:w="5131"/>
-            <w:shd w:fill="F8EEE7"/>
-            <w:tcMar>
-              <w:top w:w="70" w:type="dxa"/>
-              <w:start w:w="90" w:type="dxa"/>
-              <w:bottom w:w="70" w:type="dxa"/>
-              <w:end w:w="90" w:type="dxa"/>
-            </w:tcMar>
-            <w:vAlign w:val="top"/>
-          </w:tcPr>
-          <w:p>
-            <w:pPr>
-              <w:spacing w:after="0"/>
-            </w:pPr>
-            <w:r>
-              <w:rPr>
-                <w:b/>
-                <w:color w:val="D97A4A"/>
-                <w:sz w:val="18"/>
-              </w:rPr>
-              <w:t>Typische Fehler</w:t>
-            </w:r>
-          </w:p>
-        </w:tc>
-        <w:tc>
-          <w:tcPr>
-            <w:tcW w:type="dxa" w:w="5131"/>
-            <w:tcMar>
-              <w:top w:w="70" w:type="dxa"/>
-              <w:start w:w="90" w:type="dxa"/>
-              <w:bottom w:w="70" w:type="dxa"/>
-              <w:end w:w="90" w:type="dxa"/>
-            </w:tcMar>
-            <w:vAlign w:val="top"/>
-          </w:tcPr>
-          <w:p>
-            <w:pPr>
-              <w:spacing w:after="0"/>
-            </w:pPr>
-            <w:r>
-              <w:rPr>
-                <w:sz w:val="18"/>
-              </w:rPr>
-              <w:t>Nur einzelne Zeilen umstellen, ohne alle Teile zu prüfen.</w:t>
-            </w:r>
-          </w:p>
-        </w:tc>
-      </w:tr>
-    </w:tbl>
-    <w:p>
-      <w:pPr>
-        <w:spacing w:before="100" w:after="40"/>
-      </w:pPr>
-      <w:r>
-        <w:rPr>
-          <w:b/>
-          <w:color w:val="3E5668"/>
-          <w:sz w:val="28"/>
-        </w:rPr>
-        <w:t>Blatt 11: Freundlich und genau</w:t>
-      </w:r>
-    </w:p>
-    <w:tbl>
-      <w:tblPr>
-        <w:tblStyle w:val="TableGrid"/>
-        <w:tblW w:type="auto" w:w="0"/>
-        <w:jc w:val="center"/>
-        <w:tblLook w:firstColumn="1" w:firstRow="1" w:lastColumn="0" w:lastRow="0" w:noHBand="0" w:noVBand="1" w:val="04A0"/>
-      </w:tblPr>
-      <w:tblGrid>
-        <w:gridCol w:w="5131"/>
-        <w:gridCol w:w="5131"/>
-      </w:tblGrid>
-      <w:tr>
-        <w:tc>
-          <w:tcPr>
-            <w:tcW w:type="dxa" w:w="5131"/>
-            <w:shd w:fill="DCE6EC"/>
-            <w:tcMar>
-              <w:top w:w="70" w:type="dxa"/>
-              <w:start w:w="90" w:type="dxa"/>
-              <w:bottom w:w="70" w:type="dxa"/>
-              <w:end w:w="90" w:type="dxa"/>
-            </w:tcMar>
-            <w:vAlign w:val="top"/>
-          </w:tcPr>
-          <w:p>
-            <w:pPr>
-              <w:spacing w:after="0"/>
-            </w:pPr>
-            <w:r>
-              <w:rPr>
-                <w:b/>
-                <w:color w:val="3E5668"/>
-                <w:sz w:val="18"/>
-              </w:rPr>
-              <w:t>Lösung</w:t>
-            </w:r>
-          </w:p>
-        </w:tc>
-        <w:tc>
-          <w:tcPr>
-            <w:tcW w:type="dxa" w:w="5131"/>
-            <w:tcMar>
-              <w:top w:w="70" w:type="dxa"/>
-              <w:start w:w="90" w:type="dxa"/>
-              <w:bottom w:w="70" w:type="dxa"/>
-              <w:end w:w="90" w:type="dxa"/>
-            </w:tcMar>
-            <w:vAlign w:val="top"/>
-          </w:tcPr>
-          <w:p>
-            <w:pPr>
-              <w:spacing w:after="0"/>
-            </w:pPr>
-            <w:r>
-              <w:rPr>
-                <w:sz w:val="18"/>
-              </w:rPr>
-              <w:t>„Kaufen Sie sofort neue Spiele!“ → nicht freundlich; Genauigkeit nicht ausreichend. „Wir würden uns über neue Spiele freuen.“ → freundlich, aber allgemein. „Fast alle wollen eine Spieleausleihe.“ → ungenau. „18 von 26 Kindern wünschen sich eine Spieleausleihe.“ → freundlich/neutral und genau.</w:t>
-            </w:r>
-          </w:p>
-        </w:tc>
-      </w:tr>
-      <w:tr>
-        <w:tc>
-          <w:tcPr>
-            <w:tcW w:type="dxa" w:w="5131"/>
-            <w:shd w:fill="DCE6EC"/>
-            <w:tcMar>
-              <w:top w:w="70" w:type="dxa"/>
-              <w:start w:w="90" w:type="dxa"/>
-              <w:bottom w:w="70" w:type="dxa"/>
-              <w:end w:w="90" w:type="dxa"/>
-            </w:tcMar>
-            <w:vAlign w:val="top"/>
-          </w:tcPr>
-          <w:p>
-            <w:pPr>
-              <w:spacing w:after="0"/>
-            </w:pPr>
-            <w:r>
-              <w:rPr>
-                <w:b/>
-                <w:color w:val="3E5668"/>
-                <w:sz w:val="18"/>
-              </w:rPr>
-              <w:t>Offene Antworten</w:t>
-            </w:r>
-          </w:p>
-        </w:tc>
-        <w:tc>
-          <w:tcPr>
-            <w:tcW w:type="dxa" w:w="5131"/>
-            <w:tcMar>
-              <w:top w:w="70" w:type="dxa"/>
-              <w:start w:w="90" w:type="dxa"/>
-              <w:bottom w:w="70" w:type="dxa"/>
-              <w:end w:w="90" w:type="dxa"/>
-            </w:tcMar>
-            <w:vAlign w:val="top"/>
-          </w:tcPr>
-          <w:p>
-            <w:pPr>
-              <w:spacing w:after="0"/>
-            </w:pPr>
-            <w:r>
-              <w:rPr>
-                <w:sz w:val="18"/>
-              </w:rPr>
-              <w:t>Freundlicher: „Wir würden uns über neue Spiele freuen.“ Genauer: „18 von 26 Kindern wünschen sich eine Spieleausleihe.“</w:t>
-            </w:r>
-          </w:p>
-        </w:tc>
-      </w:tr>
-      <w:tr>
-        <w:tc>
-          <w:tcPr>
-            <w:tcW w:type="dxa" w:w="5131"/>
-            <w:shd w:fill="DCE6EC"/>
-            <w:tcMar>
-              <w:top w:w="70" w:type="dxa"/>
-              <w:start w:w="90" w:type="dxa"/>
-              <w:bottom w:w="70" w:type="dxa"/>
-              <w:end w:w="90" w:type="dxa"/>
-            </w:tcMar>
-            <w:vAlign w:val="top"/>
-          </w:tcPr>
-          <w:p>
-            <w:pPr>
-              <w:spacing w:after="0"/>
-            </w:pPr>
-            <w:r>
-              <w:rPr>
-                <w:b/>
-                <w:color w:val="3E5668"/>
-                <w:sz w:val="18"/>
-              </w:rPr>
-              <w:t>Erwartung</w:t>
-            </w:r>
-          </w:p>
-        </w:tc>
-        <w:tc>
-          <w:tcPr>
-            <w:tcW w:type="dxa" w:w="5131"/>
-            <w:tcMar>
-              <w:top w:w="70" w:type="dxa"/>
-              <w:start w:w="90" w:type="dxa"/>
-              <w:bottom w:w="70" w:type="dxa"/>
-              <w:end w:w="90" w:type="dxa"/>
-            </w:tcMar>
-            <w:vAlign w:val="top"/>
-          </w:tcPr>
-          <w:p>
-            <w:pPr>
-              <w:spacing w:after="0"/>
-            </w:pPr>
-            <w:r>
-              <w:rPr>
-                <w:sz w:val="18"/>
-              </w:rPr>
-              <w:t>Ton und Genauigkeit werden getrennt beurteilt.</w:t>
-            </w:r>
-          </w:p>
-        </w:tc>
-      </w:tr>
-      <w:tr>
-        <w:tc>
-          <w:tcPr>
-            <w:tcW w:type="dxa" w:w="5131"/>
-            <w:shd w:fill="F8EEE7"/>
-            <w:tcMar>
-              <w:top w:w="70" w:type="dxa"/>
-              <w:start w:w="90" w:type="dxa"/>
-              <w:bottom w:w="70" w:type="dxa"/>
-              <w:end w:w="90" w:type="dxa"/>
-            </w:tcMar>
-            <w:vAlign w:val="top"/>
-          </w:tcPr>
-          <w:p>
-            <w:pPr>
-              <w:spacing w:after="0"/>
-            </w:pPr>
-            <w:r>
-              <w:rPr>
-                <w:b/>
-                <w:color w:val="D97A4A"/>
-                <w:sz w:val="18"/>
-              </w:rPr>
-              <w:t>Typische Fehler</w:t>
-            </w:r>
-          </w:p>
-        </w:tc>
-        <w:tc>
-          <w:tcPr>
-            <w:tcW w:type="dxa" w:w="5131"/>
-            <w:tcMar>
-              <w:top w:w="70" w:type="dxa"/>
-              <w:start w:w="90" w:type="dxa"/>
-              <w:bottom w:w="70" w:type="dxa"/>
-              <w:end w:w="90" w:type="dxa"/>
-            </w:tcMar>
-            <w:vAlign w:val="top"/>
-          </w:tcPr>
-          <w:p>
-            <w:pPr>
-              <w:spacing w:after="0"/>
-            </w:pPr>
-            <w:r>
-              <w:rPr>
-                <w:sz w:val="18"/>
-              </w:rPr>
-              <w:t>Genauigkeit automatisch mit Freundlichkeit gleichsetzen.</w:t>
-            </w:r>
-          </w:p>
-        </w:tc>
-      </w:tr>
-      <w:tr>
-        <w:tc>
-          <w:tcPr>
-            <w:tcW w:type="dxa" w:w="5131"/>
-            <w:shd w:fill="EDF5EA"/>
-            <w:tcMar>
-              <w:top w:w="70" w:type="dxa"/>
-              <w:start w:w="90" w:type="dxa"/>
-              <w:bottom w:w="70" w:type="dxa"/>
-              <w:end w:w="90" w:type="dxa"/>
-            </w:tcMar>
-            <w:vAlign w:val="top"/>
-          </w:tcPr>
-          <w:p>
-            <w:pPr>
-              <w:spacing w:after="0"/>
-            </w:pPr>
-            <w:r>
-              <w:rPr>
-                <w:b/>
-                <w:color w:val="4D8B3F"/>
-                <w:sz w:val="18"/>
-              </w:rPr>
-              <w:t>Hinweis</w:t>
-            </w:r>
-          </w:p>
-        </w:tc>
-        <w:tc>
-          <w:tcPr>
-            <w:tcW w:type="dxa" w:w="5131"/>
-            <w:tcMar>
-              <w:top w:w="70" w:type="dxa"/>
-              <w:start w:w="90" w:type="dxa"/>
-              <w:bottom w:w="70" w:type="dxa"/>
-              <w:end w:w="90" w:type="dxa"/>
-            </w:tcMar>
-            <w:vAlign w:val="top"/>
-          </w:tcPr>
-          <w:p>
-            <w:pPr>
-              <w:spacing w:after="0"/>
-            </w:pPr>
-            <w:r>
-              <w:rPr>
-                <w:sz w:val="18"/>
-              </w:rPr>
-              <w:t>Bei „Fast alle …“ ist vor allem die fehlende Genauigkeit das Problem.</w:t>
-            </w:r>
-          </w:p>
-        </w:tc>
-      </w:tr>
-    </w:tbl>
-    <w:p>
-      <w:pPr>
-        <w:spacing w:before="100" w:after="40"/>
-      </w:pPr>
-      <w:r>
-        <w:rPr>
-          <w:b/>
-          <w:color w:val="3E5668"/>
-          <w:sz w:val="28"/>
-        </w:rPr>
-        <w:t>Blatt 12: Satzstarter für Wunschbriefe</w:t>
-      </w:r>
-    </w:p>
-    <w:tbl>
-      <w:tblPr>
-        <w:tblStyle w:val="TableGrid"/>
-        <w:tblW w:type="auto" w:w="0"/>
-        <w:jc w:val="center"/>
-        <w:tblLook w:firstColumn="1" w:firstRow="1" w:lastColumn="0" w:lastRow="0" w:noHBand="0" w:noVBand="1" w:val="04A0"/>
-      </w:tblPr>
-      <w:tblGrid>
-        <w:gridCol w:w="5131"/>
-        <w:gridCol w:w="5131"/>
-      </w:tblGrid>
-      <w:tr>
-        <w:tc>
-          <w:tcPr>
-            <w:tcW w:type="dxa" w:w="5131"/>
-            <w:shd w:fill="DCE6EC"/>
-            <w:tcMar>
-              <w:top w:w="70" w:type="dxa"/>
-              <w:start w:w="90" w:type="dxa"/>
-              <w:bottom w:w="70" w:type="dxa"/>
-              <w:end w:w="90" w:type="dxa"/>
-            </w:tcMar>
-            <w:vAlign w:val="top"/>
-          </w:tcPr>
-          <w:p>
-            <w:pPr>
-              <w:spacing w:after="0"/>
-            </w:pPr>
-            <w:r>
-              <w:rPr>
-                <w:b/>
-                <w:color w:val="3E5668"/>
-                <w:sz w:val="18"/>
-              </w:rPr>
-              <w:t>Lösung</w:t>
-            </w:r>
-          </w:p>
-        </w:tc>
-        <w:tc>
-          <w:tcPr>
-            <w:tcW w:type="dxa" w:w="5131"/>
-            <w:tcMar>
-              <w:top w:w="70" w:type="dxa"/>
-              <w:start w:w="90" w:type="dxa"/>
-              <w:bottom w:w="70" w:type="dxa"/>
-              <w:end w:w="90" w:type="dxa"/>
-            </w:tcMar>
-            <w:vAlign w:val="top"/>
-          </w:tcPr>
-          <w:p>
-            <w:pPr>
-              <w:spacing w:after="0"/>
-            </w:pPr>
-            <w:r>
-              <w:rPr>
-                <w:sz w:val="18"/>
-              </w:rPr>
-              <w:t>A–2, B–1, C–3, D–4.</w:t>
-            </w:r>
-          </w:p>
-        </w:tc>
-      </w:tr>
-      <w:tr>
-        <w:tc>
-          <w:tcPr>
-            <w:tcW w:type="dxa" w:w="5131"/>
-            <w:shd w:fill="DCE6EC"/>
-            <w:tcMar>
-              <w:top w:w="70" w:type="dxa"/>
-              <w:start w:w="90" w:type="dxa"/>
-              <w:bottom w:w="70" w:type="dxa"/>
-              <w:end w:w="90" w:type="dxa"/>
-            </w:tcMar>
-            <w:vAlign w:val="top"/>
-          </w:tcPr>
-          <w:p>
-            <w:pPr>
-              <w:spacing w:after="0"/>
-            </w:pPr>
-            <w:r>
-              <w:rPr>
-                <w:b/>
-                <w:color w:val="3E5668"/>
-                <w:sz w:val="18"/>
-              </w:rPr>
-              <w:t>Offene Antworten</w:t>
-            </w:r>
-          </w:p>
-        </w:tc>
-        <w:tc>
-          <w:tcPr>
-            <w:tcW w:type="dxa" w:w="5131"/>
-            <w:tcMar>
-              <w:top w:w="70" w:type="dxa"/>
-              <w:start w:w="90" w:type="dxa"/>
-              <w:bottom w:w="70" w:type="dxa"/>
-              <w:end w:w="90" w:type="dxa"/>
-            </w:tcMar>
-            <w:vAlign w:val="top"/>
-          </w:tcPr>
-          <w:p>
-            <w:pPr>
-              <w:spacing w:after="0"/>
-            </w:pPr>
-            <w:r>
-              <w:rPr>
-                <w:sz w:val="18"/>
-              </w:rPr>
-              <w:t>Beispiel: „Ich wünsche mir neue Sitzbänke für den Schulhof. In unserer Umfrage haben sich 12 Kinder dafür entschieden.“</w:t>
-            </w:r>
-          </w:p>
-        </w:tc>
-      </w:tr>
-      <w:tr>
-        <w:tc>
-          <w:tcPr>
-            <w:tcW w:type="dxa" w:w="5131"/>
-            <w:shd w:fill="DCE6EC"/>
-            <w:tcMar>
-              <w:top w:w="70" w:type="dxa"/>
-              <w:start w:w="90" w:type="dxa"/>
-              <w:bottom w:w="70" w:type="dxa"/>
-              <w:end w:w="90" w:type="dxa"/>
-            </w:tcMar>
-            <w:vAlign w:val="top"/>
-          </w:tcPr>
-          <w:p>
-            <w:pPr>
-              <w:spacing w:after="0"/>
-            </w:pPr>
-            <w:r>
-              <w:rPr>
-                <w:b/>
-                <w:color w:val="3E5668"/>
-                <w:sz w:val="18"/>
-              </w:rPr>
-              <w:t>Erwartung</w:t>
-            </w:r>
-          </w:p>
-        </w:tc>
-        <w:tc>
-          <w:tcPr>
-            <w:tcW w:type="dxa" w:w="5131"/>
-            <w:tcMar>
-              <w:top w:w="70" w:type="dxa"/>
-              <w:start w:w="90" w:type="dxa"/>
-              <w:bottom w:w="70" w:type="dxa"/>
-              <w:end w:w="90" w:type="dxa"/>
-            </w:tcMar>
-            <w:vAlign w:val="top"/>
-          </w:tcPr>
-          <w:p>
-            <w:pPr>
-              <w:spacing w:after="0"/>
-            </w:pPr>
-            <w:r>
-              <w:rPr>
-                <w:sz w:val="18"/>
-              </w:rPr>
-              <w:t>Wunsch und Datensatz ergeben vollständige, grammatisch passende Sätze.</w:t>
-            </w:r>
-          </w:p>
-        </w:tc>
-      </w:tr>
-      <w:tr>
-        <w:tc>
-          <w:tcPr>
-            <w:tcW w:type="dxa" w:w="5131"/>
-            <w:shd w:fill="F8EEE7"/>
-            <w:tcMar>
-              <w:top w:w="70" w:type="dxa"/>
-              <w:start w:w="90" w:type="dxa"/>
-              <w:bottom w:w="70" w:type="dxa"/>
-              <w:end w:w="90" w:type="dxa"/>
-            </w:tcMar>
-            <w:vAlign w:val="top"/>
-          </w:tcPr>
-          <w:p>
-            <w:pPr>
-              <w:spacing w:after="0"/>
-            </w:pPr>
-            <w:r>
-              <w:rPr>
-                <w:b/>
-                <w:color w:val="D97A4A"/>
-                <w:sz w:val="18"/>
-              </w:rPr>
-              <w:t>Typische Fehler</w:t>
-            </w:r>
-          </w:p>
-        </w:tc>
-        <w:tc>
-          <w:tcPr>
-            <w:tcW w:type="dxa" w:w="5131"/>
-            <w:tcMar>
-              <w:top w:w="70" w:type="dxa"/>
-              <w:start w:w="90" w:type="dxa"/>
-              <w:bottom w:w="70" w:type="dxa"/>
-              <w:end w:w="90" w:type="dxa"/>
-            </w:tcMar>
-            <w:vAlign w:val="top"/>
-          </w:tcPr>
-          <w:p>
-            <w:pPr>
-              <w:spacing w:after="0"/>
-            </w:pPr>
-            <w:r>
-              <w:rPr>
-                <w:sz w:val="18"/>
-              </w:rPr>
-              <w:t>Satzteile nur inhaltlich, aber nicht grammatisch passend verbinden.</w:t>
-            </w:r>
-          </w:p>
-        </w:tc>
-      </w:tr>
-    </w:tbl>
-    <w:p>
-      <w:pPr>
-        <w:spacing w:before="100" w:after="40"/>
-      </w:pPr>
-      <w:r>
-        <w:rPr>
-          <w:b/>
-          <w:color w:val="3E5668"/>
-          <w:sz w:val="28"/>
-        </w:rPr>
-        <w:t>Blatt 13: Mein Wunsch für den Schulalltag</w:t>
-      </w:r>
-    </w:p>
-    <w:tbl>
-      <w:tblPr>
-        <w:tblStyle w:val="TableGrid"/>
-        <w:tblW w:type="auto" w:w="0"/>
-        <w:jc w:val="center"/>
-        <w:tblLook w:firstColumn="1" w:firstRow="1" w:lastColumn="0" w:lastRow="0" w:noHBand="0" w:noVBand="1" w:val="04A0"/>
-      </w:tblPr>
-      <w:tblGrid>
-        <w:gridCol w:w="5131"/>
-        <w:gridCol w:w="5131"/>
-      </w:tblGrid>
-      <w:tr>
-        <w:tc>
-          <w:tcPr>
-            <w:tcW w:type="dxa" w:w="5131"/>
-            <w:shd w:fill="DCE6EC"/>
-            <w:tcMar>
-              <w:top w:w="70" w:type="dxa"/>
-              <w:start w:w="90" w:type="dxa"/>
-              <w:bottom w:w="70" w:type="dxa"/>
-              <w:end w:w="90" w:type="dxa"/>
-            </w:tcMar>
-            <w:vAlign w:val="top"/>
-          </w:tcPr>
-          <w:p>
-            <w:pPr>
-              <w:spacing w:after="0"/>
-            </w:pPr>
-            <w:r>
-              <w:rPr>
-                <w:b/>
-                <w:color w:val="3E5668"/>
-                <w:sz w:val="18"/>
-              </w:rPr>
-              <w:t>Lösung</w:t>
-            </w:r>
-          </w:p>
-        </w:tc>
-        <w:tc>
-          <w:tcPr>
-            <w:tcW w:type="dxa" w:w="5131"/>
-            <w:tcMar>
-              <w:top w:w="70" w:type="dxa"/>
-              <w:start w:w="90" w:type="dxa"/>
-              <w:bottom w:w="70" w:type="dxa"/>
-              <w:end w:w="90" w:type="dxa"/>
-            </w:tcMar>
-            <w:vAlign w:val="top"/>
-          </w:tcPr>
-          <w:p>
-            <w:pPr>
-              <w:spacing w:after="0"/>
-            </w:pPr>
-            <w:r>
-              <w:rPr>
-                <w:sz w:val="18"/>
-              </w:rPr>
-              <w:t>Keine eindeutige Lösung. Jede passende Bereichswahl ist möglich.</w:t>
-            </w:r>
-          </w:p>
-        </w:tc>
-      </w:tr>
-      <w:tr>
-        <w:tc>
-          <w:tcPr>
-            <w:tcW w:type="dxa" w:w="5131"/>
-            <w:shd w:fill="DCE6EC"/>
-            <w:tcMar>
-              <w:top w:w="70" w:type="dxa"/>
-              <w:start w:w="90" w:type="dxa"/>
-              <w:bottom w:w="70" w:type="dxa"/>
-              <w:end w:w="90" w:type="dxa"/>
-            </w:tcMar>
-            <w:vAlign w:val="top"/>
-          </w:tcPr>
-          <w:p>
-            <w:pPr>
-              <w:spacing w:after="0"/>
-            </w:pPr>
-            <w:r>
-              <w:rPr>
-                <w:b/>
-                <w:color w:val="3E5668"/>
-                <w:sz w:val="18"/>
-              </w:rPr>
-              <w:t>Offene Antworten</w:t>
-            </w:r>
-          </w:p>
-        </w:tc>
-        <w:tc>
-          <w:tcPr>
-            <w:tcW w:type="dxa" w:w="5131"/>
-            <w:tcMar>
-              <w:top w:w="70" w:type="dxa"/>
-              <w:start w:w="90" w:type="dxa"/>
-              <w:bottom w:w="70" w:type="dxa"/>
-              <w:end w:w="90" w:type="dxa"/>
-            </w:tcMar>
-            <w:vAlign w:val="top"/>
-          </w:tcPr>
-          <w:p>
-            <w:pPr>
-              <w:spacing w:after="0"/>
-            </w:pPr>
-            <w:r>
-              <w:rPr>
-                <w:sz w:val="18"/>
-              </w:rPr>
-              <w:t>„Für unseren Schulalltag wünsche ich mir eine Spieleausleihe. In der Umfrage haben sich 18 von 26 Kindern dafür entschieden.“</w:t>
-            </w:r>
-          </w:p>
-        </w:tc>
-      </w:tr>
-      <w:tr>
-        <w:tc>
-          <w:tcPr>
-            <w:tcW w:type="dxa" w:w="5131"/>
-            <w:shd w:fill="DCE6EC"/>
-            <w:tcMar>
-              <w:top w:w="70" w:type="dxa"/>
-              <w:start w:w="90" w:type="dxa"/>
-              <w:bottom w:w="70" w:type="dxa"/>
-              <w:end w:w="90" w:type="dxa"/>
-            </w:tcMar>
-            <w:vAlign w:val="top"/>
-          </w:tcPr>
-          <w:p>
-            <w:pPr>
-              <w:spacing w:after="0"/>
-            </w:pPr>
-            <w:r>
-              <w:rPr>
-                <w:b/>
-                <w:color w:val="3E5668"/>
-                <w:sz w:val="18"/>
-              </w:rPr>
-              <w:t>Erwartung</w:t>
-            </w:r>
-          </w:p>
-        </w:tc>
-        <w:tc>
-          <w:tcPr>
-            <w:tcW w:type="dxa" w:w="5131"/>
-            <w:tcMar>
-              <w:top w:w="70" w:type="dxa"/>
-              <w:start w:w="90" w:type="dxa"/>
-              <w:bottom w:w="70" w:type="dxa"/>
-              <w:end w:w="90" w:type="dxa"/>
-            </w:tcMar>
-            <w:vAlign w:val="top"/>
-          </w:tcPr>
-          <w:p>
-            <w:pPr>
-              <w:spacing w:after="0"/>
-            </w:pPr>
-            <w:r>
-              <w:rPr>
-                <w:sz w:val="18"/>
-              </w:rPr>
-              <w:t>Wunsch passt zum angekreuzten Bereich; Daten nur ergänzen, wenn sie vorhanden und passend sind.</w:t>
-            </w:r>
-          </w:p>
-        </w:tc>
-      </w:tr>
-      <w:tr>
-        <w:tc>
-          <w:tcPr>
-            <w:tcW w:type="dxa" w:w="5131"/>
-            <w:shd w:fill="F8EEE7"/>
-            <w:tcMar>
-              <w:top w:w="70" w:type="dxa"/>
-              <w:start w:w="90" w:type="dxa"/>
-              <w:bottom w:w="70" w:type="dxa"/>
-              <w:end w:w="90" w:type="dxa"/>
-            </w:tcMar>
-            <w:vAlign w:val="top"/>
-          </w:tcPr>
-          <w:p>
-            <w:pPr>
-              <w:spacing w:after="0"/>
-            </w:pPr>
-            <w:r>
-              <w:rPr>
-                <w:b/>
-                <w:color w:val="D97A4A"/>
-                <w:sz w:val="18"/>
-              </w:rPr>
-              <w:t>Typische Fehler</w:t>
-            </w:r>
-          </w:p>
-        </w:tc>
-        <w:tc>
-          <w:tcPr>
-            <w:tcW w:type="dxa" w:w="5131"/>
-            <w:tcMar>
-              <w:top w:w="70" w:type="dxa"/>
-              <w:start w:w="90" w:type="dxa"/>
-              <w:bottom w:w="70" w:type="dxa"/>
-              <w:end w:w="90" w:type="dxa"/>
-            </w:tcMar>
-            <w:vAlign w:val="top"/>
-          </w:tcPr>
-          <w:p>
-            <w:pPr>
-              <w:spacing w:after="0"/>
-            </w:pPr>
-            <w:r>
-              <w:rPr>
-                <w:sz w:val="18"/>
-              </w:rPr>
-              <w:t>Unpassende Daten erzwingen; Bereich und Wunsch stimmen nicht überein.</w:t>
-            </w:r>
-          </w:p>
-        </w:tc>
-      </w:tr>
-    </w:tbl>
-    <w:p>
-      <w:pPr>
-        <w:spacing w:before="100" w:after="40"/>
-      </w:pPr>
-      <w:r>
-        <w:rPr>
-          <w:b/>
-          <w:color w:val="3E5668"/>
-          <w:sz w:val="28"/>
-        </w:rPr>
-        <w:t>Blatt 14: Einen Grund ergänzen</w:t>
-      </w:r>
-    </w:p>
-    <w:tbl>
-      <w:tblPr>
-        <w:tblStyle w:val="TableGrid"/>
-        <w:tblW w:type="auto" w:w="0"/>
-        <w:jc w:val="center"/>
-        <w:tblLook w:firstColumn="1" w:firstRow="1" w:lastColumn="0" w:lastRow="0" w:noHBand="0" w:noVBand="1" w:val="04A0"/>
-      </w:tblPr>
-      <w:tblGrid>
-        <w:gridCol w:w="5131"/>
-        <w:gridCol w:w="5131"/>
-      </w:tblGrid>
-      <w:tr>
-        <w:tc>
-          <w:tcPr>
-            <w:tcW w:type="dxa" w:w="5131"/>
-            <w:shd w:fill="DCE6EC"/>
-            <w:tcMar>
-              <w:top w:w="70" w:type="dxa"/>
-              <w:start w:w="90" w:type="dxa"/>
-              <w:bottom w:w="70" w:type="dxa"/>
-              <w:end w:w="90" w:type="dxa"/>
-            </w:tcMar>
-            <w:vAlign w:val="top"/>
-          </w:tcPr>
-          <w:p>
-            <w:pPr>
-              <w:spacing w:after="0"/>
-            </w:pPr>
-            <w:r>
-              <w:rPr>
-                <w:b/>
-                <w:color w:val="3E5668"/>
-                <w:sz w:val="18"/>
-              </w:rPr>
-              <w:t>Lösung</w:t>
-            </w:r>
-          </w:p>
-        </w:tc>
-        <w:tc>
-          <w:tcPr>
-            <w:tcW w:type="dxa" w:w="5131"/>
-            <w:tcMar>
-              <w:top w:w="70" w:type="dxa"/>
-              <w:start w:w="90" w:type="dxa"/>
-              <w:bottom w:w="70" w:type="dxa"/>
-              <w:end w:w="90" w:type="dxa"/>
-            </w:tcMar>
-            <w:vAlign w:val="top"/>
-          </w:tcPr>
-          <w:p>
-            <w:pPr>
-              <w:spacing w:after="0"/>
-            </w:pPr>
-            <w:r>
-              <w:rPr>
-                <w:sz w:val="18"/>
-              </w:rPr>
-              <w:t>Beispiel: „Eine Leseecke wäre gut, weil wir dort ruhig lesen und uns erholen könnten. Außerdem haben sich 17 von 26 Kindern eine Leseecke gewünscht.“</w:t>
-            </w:r>
-          </w:p>
-        </w:tc>
-      </w:tr>
-      <w:tr>
-        <w:tc>
-          <w:tcPr>
-            <w:tcW w:type="dxa" w:w="5131"/>
-            <w:shd w:fill="DCE6EC"/>
-            <w:tcMar>
-              <w:top w:w="70" w:type="dxa"/>
-              <w:start w:w="90" w:type="dxa"/>
-              <w:bottom w:w="70" w:type="dxa"/>
-              <w:end w:w="90" w:type="dxa"/>
-            </w:tcMar>
-            <w:vAlign w:val="top"/>
-          </w:tcPr>
-          <w:p>
-            <w:pPr>
-              <w:spacing w:after="0"/>
-            </w:pPr>
-            <w:r>
-              <w:rPr>
-                <w:b/>
-                <w:color w:val="3E5668"/>
-                <w:sz w:val="18"/>
-              </w:rPr>
-              <w:t>Offene Antworten</w:t>
-            </w:r>
-          </w:p>
-        </w:tc>
-        <w:tc>
-          <w:tcPr>
-            <w:tcW w:type="dxa" w:w="5131"/>
-            <w:tcMar>
-              <w:top w:w="70" w:type="dxa"/>
-              <w:start w:w="90" w:type="dxa"/>
-              <w:bottom w:w="70" w:type="dxa"/>
-              <w:end w:w="90" w:type="dxa"/>
-            </w:tcMar>
-            <w:vAlign w:val="top"/>
-          </w:tcPr>
-          <w:p>
-            <w:pPr>
-              <w:spacing w:after="0"/>
-            </w:pPr>
-            <w:r>
-              <w:rPr>
-                <w:sz w:val="18"/>
-              </w:rPr>
-              <w:t>Andere sachliche Gründe sind möglich: Ruhe, Leseförderung, Rückzug, gemeinsame Nutzung.</w:t>
-            </w:r>
-          </w:p>
-        </w:tc>
-      </w:tr>
-      <w:tr>
-        <w:tc>
-          <w:tcPr>
-            <w:tcW w:type="dxa" w:w="5131"/>
-            <w:shd w:fill="DCE6EC"/>
-            <w:tcMar>
-              <w:top w:w="70" w:type="dxa"/>
-              <w:start w:w="90" w:type="dxa"/>
-              <w:bottom w:w="70" w:type="dxa"/>
-              <w:end w:w="90" w:type="dxa"/>
-            </w:tcMar>
-            <w:vAlign w:val="top"/>
-          </w:tcPr>
-          <w:p>
-            <w:pPr>
-              <w:spacing w:after="0"/>
-            </w:pPr>
-            <w:r>
-              <w:rPr>
-                <w:b/>
-                <w:color w:val="3E5668"/>
-                <w:sz w:val="18"/>
-              </w:rPr>
-              <w:t>Erwartung</w:t>
-            </w:r>
-          </w:p>
-        </w:tc>
-        <w:tc>
-          <w:tcPr>
-            <w:tcW w:type="dxa" w:w="5131"/>
-            <w:tcMar>
-              <w:top w:w="70" w:type="dxa"/>
-              <w:start w:w="90" w:type="dxa"/>
-              <w:bottom w:w="70" w:type="dxa"/>
-              <w:end w:w="90" w:type="dxa"/>
-            </w:tcMar>
-            <w:vAlign w:val="top"/>
-          </w:tcPr>
-          <w:p>
-            <w:pPr>
-              <w:spacing w:after="0"/>
-            </w:pPr>
-            <w:r>
-              <w:rPr>
-                <w:sz w:val="18"/>
-              </w:rPr>
-              <w:t>Sachlicher Grund erklärt den Nutzen; Umfrageergebnis ist korrekt und zusätzlich.</w:t>
-            </w:r>
-          </w:p>
-        </w:tc>
-      </w:tr>
-      <w:tr>
-        <w:tc>
-          <w:tcPr>
-            <w:tcW w:type="dxa" w:w="5131"/>
-            <w:shd w:fill="F8EEE7"/>
-            <w:tcMar>
-              <w:top w:w="70" w:type="dxa"/>
-              <w:start w:w="90" w:type="dxa"/>
-              <w:bottom w:w="70" w:type="dxa"/>
-              <w:end w:w="90" w:type="dxa"/>
-            </w:tcMar>
-            <w:vAlign w:val="top"/>
-          </w:tcPr>
-          <w:p>
-            <w:pPr>
-              <w:spacing w:after="0"/>
-            </w:pPr>
-            <w:r>
-              <w:rPr>
-                <w:b/>
-                <w:color w:val="D97A4A"/>
-                <w:sz w:val="18"/>
-              </w:rPr>
-              <w:t>Typische Fehler</w:t>
-            </w:r>
-          </w:p>
-        </w:tc>
-        <w:tc>
-          <w:tcPr>
-            <w:tcW w:type="dxa" w:w="5131"/>
-            <w:tcMar>
-              <w:top w:w="70" w:type="dxa"/>
-              <w:start w:w="90" w:type="dxa"/>
-              <w:bottom w:w="70" w:type="dxa"/>
-              <w:end w:w="90" w:type="dxa"/>
-            </w:tcMar>
-            <w:vAlign w:val="top"/>
-          </w:tcPr>
-          <w:p>
-            <w:pPr>
-              <w:spacing w:after="0"/>
-            </w:pPr>
-            <w:r>
-              <w:rPr>
-                <w:sz w:val="18"/>
-              </w:rPr>
-              <w:t>Nur die Zahl nennen; Zahl als sachlichen Grund behandeln; „alle“ schreiben.</w:t>
-            </w:r>
-          </w:p>
-        </w:tc>
-      </w:tr>
-    </w:tbl>
-    <w:p>
-      <w:pPr>
-        <w:spacing w:before="100" w:after="40"/>
-      </w:pPr>
-      <w:r>
-        <w:rPr>
-          <w:b/>
-          <w:color w:val="3E5668"/>
-          <w:sz w:val="28"/>
-        </w:rPr>
-        <w:t>Blatt 15: Auf ein Bedenken eingehen</w:t>
-      </w:r>
-    </w:p>
-    <w:tbl>
-      <w:tblPr>
-        <w:tblStyle w:val="TableGrid"/>
-        <w:tblW w:type="auto" w:w="0"/>
-        <w:jc w:val="center"/>
-        <w:tblLook w:firstColumn="1" w:firstRow="1" w:lastColumn="0" w:lastRow="0" w:noHBand="0" w:noVBand="1" w:val="04A0"/>
-      </w:tblPr>
-      <w:tblGrid>
-        <w:gridCol w:w="5131"/>
-        <w:gridCol w:w="5131"/>
-      </w:tblGrid>
-      <w:tr>
-        <w:tc>
-          <w:tcPr>
-            <w:tcW w:type="dxa" w:w="5131"/>
-            <w:shd w:fill="DCE6EC"/>
-            <w:tcMar>
-              <w:top w:w="70" w:type="dxa"/>
-              <w:start w:w="90" w:type="dxa"/>
-              <w:bottom w:w="70" w:type="dxa"/>
-              <w:end w:w="90" w:type="dxa"/>
-            </w:tcMar>
-            <w:vAlign w:val="top"/>
-          </w:tcPr>
-          <w:p>
-            <w:pPr>
-              <w:spacing w:after="0"/>
-            </w:pPr>
-            <w:r>
-              <w:rPr>
-                <w:b/>
-                <w:color w:val="3E5668"/>
-                <w:sz w:val="18"/>
-              </w:rPr>
-              <w:t>Lösung</w:t>
-            </w:r>
-          </w:p>
-        </w:tc>
-        <w:tc>
-          <w:tcPr>
-            <w:tcW w:type="dxa" w:w="5131"/>
-            <w:tcMar>
-              <w:top w:w="70" w:type="dxa"/>
-              <w:start w:w="90" w:type="dxa"/>
-              <w:bottom w:w="70" w:type="dxa"/>
-              <w:end w:w="90" w:type="dxa"/>
-            </w:tcMar>
-            <w:vAlign w:val="top"/>
-          </w:tcPr>
-          <w:p>
-            <w:pPr>
-              <w:spacing w:after="0"/>
-            </w:pPr>
-            <w:r>
-              <w:rPr>
-                <w:sz w:val="18"/>
-              </w:rPr>
-              <w:t>Passende Lösung: Die Spiele werden in einer Kiste aufbewahrt und mit Namenskarten ausgeliehen.</w:t>
-            </w:r>
-          </w:p>
-        </w:tc>
-      </w:tr>
-      <w:tr>
-        <w:tc>
-          <w:tcPr>
-            <w:tcW w:type="dxa" w:w="5131"/>
-            <w:shd w:fill="DCE6EC"/>
-            <w:tcMar>
-              <w:top w:w="70" w:type="dxa"/>
-              <w:start w:w="90" w:type="dxa"/>
-              <w:bottom w:w="70" w:type="dxa"/>
-              <w:end w:w="90" w:type="dxa"/>
-            </w:tcMar>
-            <w:vAlign w:val="top"/>
-          </w:tcPr>
-          <w:p>
-            <w:pPr>
-              <w:spacing w:after="0"/>
-            </w:pPr>
-            <w:r>
-              <w:rPr>
-                <w:b/>
-                <w:color w:val="3E5668"/>
-                <w:sz w:val="18"/>
-              </w:rPr>
-              <w:t>Offene Antworten</w:t>
-            </w:r>
-          </w:p>
-        </w:tc>
-        <w:tc>
-          <w:tcPr>
-            <w:tcW w:type="dxa" w:w="5131"/>
-            <w:tcMar>
-              <w:top w:w="70" w:type="dxa"/>
-              <w:start w:w="90" w:type="dxa"/>
-              <w:bottom w:w="70" w:type="dxa"/>
-              <w:end w:w="90" w:type="dxa"/>
-            </w:tcMar>
-            <w:vAlign w:val="top"/>
-          </w:tcPr>
-          <w:p>
-            <w:pPr>
-              <w:spacing w:after="0"/>
-            </w:pPr>
-            <w:r>
-              <w:rPr>
-                <w:sz w:val="18"/>
-              </w:rPr>
-              <w:t>„Wir wünschen uns eine Spieleausleihe. 18 von 26 Kindern wünschen sie sich. Ein Bedenken ist, dass Spiele verloren gehen könnten. Deshalb könnten sie in einer beschrifteten Kiste aufbewahrt und mit Namenskarten ausgeliehen werden.“</w:t>
-            </w:r>
-          </w:p>
-        </w:tc>
-      </w:tr>
-      <w:tr>
-        <w:tc>
-          <w:tcPr>
-            <w:tcW w:type="dxa" w:w="5131"/>
-            <w:shd w:fill="DCE6EC"/>
-            <w:tcMar>
-              <w:top w:w="70" w:type="dxa"/>
-              <w:start w:w="90" w:type="dxa"/>
-              <w:bottom w:w="70" w:type="dxa"/>
-              <w:end w:w="90" w:type="dxa"/>
-            </w:tcMar>
-            <w:vAlign w:val="top"/>
-          </w:tcPr>
-          <w:p>
-            <w:pPr>
-              <w:spacing w:after="0"/>
-            </w:pPr>
-            <w:r>
-              <w:rPr>
-                <w:b/>
-                <w:color w:val="3E5668"/>
-                <w:sz w:val="18"/>
-              </w:rPr>
-              <w:t>Erwartung</w:t>
-            </w:r>
-          </w:p>
-        </w:tc>
-        <w:tc>
-          <w:tcPr>
-            <w:tcW w:type="dxa" w:w="5131"/>
-            <w:tcMar>
-              <w:top w:w="70" w:type="dxa"/>
-              <w:start w:w="90" w:type="dxa"/>
-              <w:bottom w:w="70" w:type="dxa"/>
-              <w:end w:w="90" w:type="dxa"/>
-            </w:tcMar>
-            <w:vAlign w:val="top"/>
-          </w:tcPr>
-          <w:p>
-            <w:pPr>
-              <w:spacing w:after="0"/>
-            </w:pPr>
-            <w:r>
-              <w:rPr>
-                <w:sz w:val="18"/>
-              </w:rPr>
-              <w:t>Wunsch, Ergebnis, Bedenken und konkrete Lösung sind erkennbar.</w:t>
-            </w:r>
-          </w:p>
-        </w:tc>
-      </w:tr>
-      <w:tr>
-        <w:tc>
-          <w:tcPr>
-            <w:tcW w:type="dxa" w:w="5131"/>
-            <w:shd w:fill="F8EEE7"/>
-            <w:tcMar>
-              <w:top w:w="70" w:type="dxa"/>
-              <w:start w:w="90" w:type="dxa"/>
-              <w:bottom w:w="70" w:type="dxa"/>
-              <w:end w:w="90" w:type="dxa"/>
-            </w:tcMar>
-            <w:vAlign w:val="top"/>
-          </w:tcPr>
-          <w:p>
-            <w:pPr>
-              <w:spacing w:after="0"/>
-            </w:pPr>
-            <w:r>
-              <w:rPr>
-                <w:b/>
-                <w:color w:val="D97A4A"/>
-                <w:sz w:val="18"/>
-              </w:rPr>
-              <w:t>Typische Fehler</w:t>
-            </w:r>
-          </w:p>
-        </w:tc>
-        <w:tc>
-          <w:tcPr>
-            <w:tcW w:type="dxa" w:w="5131"/>
-            <w:tcMar>
-              <w:top w:w="70" w:type="dxa"/>
-              <w:start w:w="90" w:type="dxa"/>
-              <w:bottom w:w="70" w:type="dxa"/>
-              <w:end w:w="90" w:type="dxa"/>
-            </w:tcMar>
-            <w:vAlign w:val="top"/>
-          </w:tcPr>
-          <w:p>
-            <w:pPr>
-              <w:spacing w:after="0"/>
-            </w:pPr>
-            <w:r>
-              <w:rPr>
-                <w:sz w:val="18"/>
-              </w:rPr>
-              <w:t>Bedenken nur wiederholen; Lösung löst das Problem nicht.</w:t>
-            </w:r>
-          </w:p>
-        </w:tc>
-      </w:tr>
-    </w:tbl>
-    <w:p>
-      <w:pPr>
-        <w:spacing w:before="100" w:after="40"/>
-      </w:pPr>
-      <w:r>
-        <w:rPr>
-          <w:b/>
-          <w:color w:val="3E5668"/>
-          <w:sz w:val="28"/>
-        </w:rPr>
-        <w:t>Blatt 16: Mein Schreibplan</w:t>
-      </w:r>
-    </w:p>
-    <w:tbl>
-      <w:tblPr>
-        <w:tblStyle w:val="TableGrid"/>
-        <w:tblW w:type="auto" w:w="0"/>
-        <w:jc w:val="center"/>
-        <w:tblLook w:firstColumn="1" w:firstRow="1" w:lastColumn="0" w:lastRow="0" w:noHBand="0" w:noVBand="1" w:val="04A0"/>
-      </w:tblPr>
-      <w:tblGrid>
-        <w:gridCol w:w="5131"/>
-        <w:gridCol w:w="5131"/>
-      </w:tblGrid>
-      <w:tr>
-        <w:tc>
-          <w:tcPr>
-            <w:tcW w:type="dxa" w:w="5131"/>
-            <w:shd w:fill="DCE6EC"/>
-            <w:tcMar>
-              <w:top w:w="70" w:type="dxa"/>
-              <w:start w:w="90" w:type="dxa"/>
-              <w:bottom w:w="70" w:type="dxa"/>
-              <w:end w:w="90" w:type="dxa"/>
-            </w:tcMar>
-            <w:vAlign w:val="top"/>
-          </w:tcPr>
-          <w:p>
-            <w:pPr>
-              <w:spacing w:after="0"/>
-            </w:pPr>
-            <w:r>
-              <w:rPr>
-                <w:b/>
-                <w:color w:val="3E5668"/>
-                <w:sz w:val="18"/>
-              </w:rPr>
-              <w:t>Lösung</w:t>
-            </w:r>
-          </w:p>
-        </w:tc>
-        <w:tc>
-          <w:tcPr>
-            <w:tcW w:type="dxa" w:w="5131"/>
-            <w:tcMar>
-              <w:top w:w="70" w:type="dxa"/>
-              <w:start w:w="90" w:type="dxa"/>
-              <w:bottom w:w="70" w:type="dxa"/>
-              <w:end w:w="90" w:type="dxa"/>
-            </w:tcMar>
-            <w:vAlign w:val="top"/>
-          </w:tcPr>
-          <w:p>
-            <w:pPr>
-              <w:spacing w:after="0"/>
-            </w:pPr>
-            <w:r>
-              <w:rPr>
-                <w:sz w:val="18"/>
-              </w:rPr>
-              <w:t>Individuelle Lösung.</w:t>
-            </w:r>
-          </w:p>
-        </w:tc>
-      </w:tr>
-      <w:tr>
-        <w:tc>
-          <w:tcPr>
-            <w:tcW w:type="dxa" w:w="5131"/>
-            <w:shd w:fill="DCE6EC"/>
-            <w:tcMar>
-              <w:top w:w="70" w:type="dxa"/>
-              <w:start w:w="90" w:type="dxa"/>
-              <w:bottom w:w="70" w:type="dxa"/>
-              <w:end w:w="90" w:type="dxa"/>
-            </w:tcMar>
-            <w:vAlign w:val="top"/>
-          </w:tcPr>
-          <w:p>
-            <w:pPr>
-              <w:spacing w:after="0"/>
-            </w:pPr>
-            <w:r>
-              <w:rPr>
-                <w:b/>
-                <w:color w:val="3E5668"/>
-                <w:sz w:val="18"/>
-              </w:rPr>
-              <w:t>Erwartung</w:t>
-            </w:r>
-          </w:p>
-        </w:tc>
-        <w:tc>
-          <w:tcPr>
-            <w:tcW w:type="dxa" w:w="5131"/>
-            <w:tcMar>
-              <w:top w:w="70" w:type="dxa"/>
-              <w:start w:w="90" w:type="dxa"/>
-              <w:bottom w:w="70" w:type="dxa"/>
-              <w:end w:w="90" w:type="dxa"/>
-            </w:tcMar>
-            <w:vAlign w:val="top"/>
-          </w:tcPr>
-          <w:p>
-            <w:pPr>
-              <w:spacing w:after="0"/>
-            </w:pPr>
-            <w:r>
-              <w:rPr>
-                <w:sz w:val="18"/>
-              </w:rPr>
-              <w:t>Plan enthält Empfänger, Wunsch, sachlichen Grund, optional passende Daten sowie Anrede und Grußformel. Stichwörter genügen.</w:t>
-            </w:r>
-          </w:p>
-        </w:tc>
-      </w:tr>
-      <w:tr>
-        <w:tc>
-          <w:tcPr>
-            <w:tcW w:type="dxa" w:w="5131"/>
-            <w:shd w:fill="F8EEE7"/>
-            <w:tcMar>
-              <w:top w:w="70" w:type="dxa"/>
-              <w:start w:w="90" w:type="dxa"/>
-              <w:bottom w:w="70" w:type="dxa"/>
-              <w:end w:w="90" w:type="dxa"/>
-            </w:tcMar>
-            <w:vAlign w:val="top"/>
-          </w:tcPr>
-          <w:p>
-            <w:pPr>
-              <w:spacing w:after="0"/>
-            </w:pPr>
-            <w:r>
-              <w:rPr>
-                <w:b/>
-                <w:color w:val="D97A4A"/>
-                <w:sz w:val="18"/>
-              </w:rPr>
-              <w:t>Typische Fehler</w:t>
-            </w:r>
-          </w:p>
-        </w:tc>
-        <w:tc>
-          <w:tcPr>
-            <w:tcW w:type="dxa" w:w="5131"/>
-            <w:tcMar>
-              <w:top w:w="70" w:type="dxa"/>
-              <w:start w:w="90" w:type="dxa"/>
-              <w:bottom w:w="70" w:type="dxa"/>
-              <w:end w:w="90" w:type="dxa"/>
-            </w:tcMar>
-            <w:vAlign w:val="top"/>
-          </w:tcPr>
-          <w:p>
-            <w:pPr>
-              <w:spacing w:after="0"/>
-            </w:pPr>
-            <w:r>
-              <w:rPr>
-                <w:sz w:val="18"/>
-              </w:rPr>
-              <w:t>Bereits vollständigen Brief schreiben; Empfänger oder Wunsch fehlen; Daten ohne Kategorie notieren.</w:t>
-            </w:r>
-          </w:p>
-        </w:tc>
-      </w:tr>
-    </w:tbl>
-    <w:p>
-      <w:pPr>
-        <w:spacing w:before="100" w:after="40"/>
-      </w:pPr>
-      <w:r>
-        <w:rPr>
-          <w:b/>
-          <w:color w:val="3E5668"/>
-          <w:sz w:val="28"/>
-        </w:rPr>
-        <w:t>Blatt 17: Mein Briefgerüst</w:t>
-      </w:r>
-    </w:p>
-    <w:tbl>
-      <w:tblPr>
-        <w:tblStyle w:val="TableGrid"/>
-        <w:tblW w:type="auto" w:w="0"/>
-        <w:jc w:val="center"/>
-        <w:tblLook w:firstColumn="1" w:firstRow="1" w:lastColumn="0" w:lastRow="0" w:noHBand="0" w:noVBand="1" w:val="04A0"/>
-      </w:tblPr>
-      <w:tblGrid>
-        <w:gridCol w:w="5131"/>
-        <w:gridCol w:w="5131"/>
-      </w:tblGrid>
-      <w:tr>
-        <w:tc>
-          <w:tcPr>
-            <w:tcW w:type="dxa" w:w="5131"/>
-            <w:shd w:fill="DCE6EC"/>
-            <w:tcMar>
-              <w:top w:w="70" w:type="dxa"/>
-              <w:start w:w="90" w:type="dxa"/>
-              <w:bottom w:w="70" w:type="dxa"/>
-              <w:end w:w="90" w:type="dxa"/>
-            </w:tcMar>
-            <w:vAlign w:val="top"/>
-          </w:tcPr>
-          <w:p>
-            <w:pPr>
-              <w:spacing w:after="0"/>
-            </w:pPr>
-            <w:r>
-              <w:rPr>
-                <w:b/>
-                <w:color w:val="3E5668"/>
-                <w:sz w:val="18"/>
-              </w:rPr>
-              <w:t>Lösung</w:t>
-            </w:r>
-          </w:p>
-        </w:tc>
-        <w:tc>
-          <w:tcPr>
-            <w:tcW w:type="dxa" w:w="5131"/>
-            <w:tcMar>
-              <w:top w:w="70" w:type="dxa"/>
-              <w:start w:w="90" w:type="dxa"/>
-              <w:bottom w:w="70" w:type="dxa"/>
-              <w:end w:w="90" w:type="dxa"/>
-            </w:tcMar>
-            <w:vAlign w:val="top"/>
-          </w:tcPr>
-          <w:p>
-            <w:pPr>
-              <w:spacing w:after="0"/>
-            </w:pPr>
-            <w:r>
-              <w:rPr>
-                <w:sz w:val="18"/>
-              </w:rPr>
-              <w:t>Individuelle Lösung.</w:t>
-            </w:r>
-          </w:p>
-        </w:tc>
-      </w:tr>
-      <w:tr>
-        <w:tc>
-          <w:tcPr>
-            <w:tcW w:type="dxa" w:w="5131"/>
-            <w:shd w:fill="DCE6EC"/>
-            <w:tcMar>
-              <w:top w:w="70" w:type="dxa"/>
-              <w:start w:w="90" w:type="dxa"/>
-              <w:bottom w:w="70" w:type="dxa"/>
-              <w:end w:w="90" w:type="dxa"/>
-            </w:tcMar>
-            <w:vAlign w:val="top"/>
-          </w:tcPr>
-          <w:p>
-            <w:pPr>
-              <w:spacing w:after="0"/>
-            </w:pPr>
-            <w:r>
-              <w:rPr>
-                <w:b/>
-                <w:color w:val="3E5668"/>
-                <w:sz w:val="18"/>
-              </w:rPr>
-              <w:t>Offene Antworten</w:t>
-            </w:r>
-          </w:p>
-        </w:tc>
-        <w:tc>
-          <w:tcPr>
-            <w:tcW w:type="dxa" w:w="5131"/>
-            <w:tcMar>
-              <w:top w:w="70" w:type="dxa"/>
-              <w:start w:w="90" w:type="dxa"/>
-              <w:bottom w:w="70" w:type="dxa"/>
-              <w:end w:w="90" w:type="dxa"/>
-            </w:tcMar>
-            <w:vAlign w:val="top"/>
-          </w:tcPr>
-          <w:p>
-            <w:pPr>
-              <w:spacing w:after="0"/>
-            </w:pPr>
-            <w:r>
-              <w:rPr>
-                <w:sz w:val="18"/>
-              </w:rPr>
-              <w:t>Muster: „Sehr geehrte Frau Schneider, ich schreibe Ihnen, weil ich einen Wunsch für unsere Schule habe. Für unsere Schule wünsche ich mir eine Leseecke. Das wäre gut, weil wir dort ruhig lesen könnten. In unserer Umfrage haben sich 17 von 26 Kindern eine Leseecke gewünscht. Ich würde mich darüber sehr freuen. Freundliche Grüße, Mila“</w:t>
-            </w:r>
-          </w:p>
-        </w:tc>
-      </w:tr>
-      <w:tr>
-        <w:tc>
-          <w:tcPr>
-            <w:tcW w:type="dxa" w:w="5131"/>
-            <w:shd w:fill="DCE6EC"/>
-            <w:tcMar>
-              <w:top w:w="70" w:type="dxa"/>
-              <w:start w:w="90" w:type="dxa"/>
-              <w:bottom w:w="70" w:type="dxa"/>
-              <w:end w:w="90" w:type="dxa"/>
-            </w:tcMar>
-            <w:vAlign w:val="top"/>
-          </w:tcPr>
-          <w:p>
-            <w:pPr>
-              <w:spacing w:after="0"/>
-            </w:pPr>
-            <w:r>
-              <w:rPr>
-                <w:b/>
-                <w:color w:val="3E5668"/>
-                <w:sz w:val="18"/>
-              </w:rPr>
-              <w:t>Erwartung</w:t>
-            </w:r>
-          </w:p>
-        </w:tc>
-        <w:tc>
-          <w:tcPr>
-            <w:tcW w:type="dxa" w:w="5131"/>
-            <w:tcMar>
-              <w:top w:w="70" w:type="dxa"/>
-              <w:start w:w="90" w:type="dxa"/>
-              <w:bottom w:w="70" w:type="dxa"/>
-              <w:end w:w="90" w:type="dxa"/>
-            </w:tcMar>
-            <w:vAlign w:val="top"/>
-          </w:tcPr>
-          <w:p>
-            <w:pPr>
-              <w:spacing w:after="0"/>
-            </w:pPr>
-            <w:r>
-              <w:rPr>
-                <w:sz w:val="18"/>
-              </w:rPr>
-              <w:t>Nur passende Satzanfänge werden genutzt; Brief bleibt verständlich und zusammenhängend.</w:t>
-            </w:r>
-          </w:p>
-        </w:tc>
-      </w:tr>
-      <w:tr>
-        <w:tc>
-          <w:tcPr>
-            <w:tcW w:type="dxa" w:w="5131"/>
-            <w:shd w:fill="F8EEE7"/>
-            <w:tcMar>
-              <w:top w:w="70" w:type="dxa"/>
-              <w:start w:w="90" w:type="dxa"/>
-              <w:bottom w:w="70" w:type="dxa"/>
-              <w:end w:w="90" w:type="dxa"/>
-            </w:tcMar>
-            <w:vAlign w:val="top"/>
-          </w:tcPr>
-          <w:p>
-            <w:pPr>
-              <w:spacing w:after="0"/>
-            </w:pPr>
-            <w:r>
-              <w:rPr>
-                <w:b/>
-                <w:color w:val="D97A4A"/>
-                <w:sz w:val="18"/>
-              </w:rPr>
-              <w:t>Typische Fehler</w:t>
-            </w:r>
-          </w:p>
-        </w:tc>
-        <w:tc>
-          <w:tcPr>
-            <w:tcW w:type="dxa" w:w="5131"/>
-            <w:tcMar>
-              <w:top w:w="70" w:type="dxa"/>
-              <w:start w:w="90" w:type="dxa"/>
-              <w:bottom w:w="70" w:type="dxa"/>
-              <w:end w:w="90" w:type="dxa"/>
-            </w:tcMar>
-            <w:vAlign w:val="top"/>
-          </w:tcPr>
-          <w:p>
-            <w:pPr>
-              <w:spacing w:after="0"/>
-            </w:pPr>
-            <w:r>
-              <w:rPr>
-                <w:sz w:val="18"/>
-              </w:rPr>
-              <w:t>Alle Satzstarter zwanghaft verwenden; Grußformel in einen Fließsatz schreiben.</w:t>
-            </w:r>
-          </w:p>
-        </w:tc>
-      </w:tr>
-    </w:tbl>
-    <w:p>
-      <w:pPr>
-        <w:spacing w:before="100" w:after="40"/>
-      </w:pPr>
-      <w:r>
-        <w:rPr>
-          <w:b/>
-          <w:color w:val="3E5668"/>
-          <w:sz w:val="28"/>
-        </w:rPr>
-        <w:t>Blatt 18: Mein erster Wunschbrief</w:t>
-      </w:r>
-    </w:p>
-    <w:tbl>
-      <w:tblPr>
-        <w:tblStyle w:val="TableGrid"/>
-        <w:tblW w:type="auto" w:w="0"/>
-        <w:jc w:val="center"/>
-        <w:tblLook w:firstColumn="1" w:firstRow="1" w:lastColumn="0" w:lastRow="0" w:noHBand="0" w:noVBand="1" w:val="04A0"/>
-      </w:tblPr>
-      <w:tblGrid>
-        <w:gridCol w:w="5131"/>
-        <w:gridCol w:w="5131"/>
-      </w:tblGrid>
-      <w:tr>
-        <w:tc>
-          <w:tcPr>
-            <w:tcW w:type="dxa" w:w="5131"/>
-            <w:shd w:fill="DCE6EC"/>
-            <w:tcMar>
-              <w:top w:w="70" w:type="dxa"/>
-              <w:start w:w="90" w:type="dxa"/>
-              <w:bottom w:w="70" w:type="dxa"/>
-              <w:end w:w="90" w:type="dxa"/>
-            </w:tcMar>
-            <w:vAlign w:val="top"/>
-          </w:tcPr>
-          <w:p>
-            <w:pPr>
-              <w:spacing w:after="0"/>
-            </w:pPr>
-            <w:r>
-              <w:rPr>
-                <w:b/>
-                <w:color w:val="3E5668"/>
-                <w:sz w:val="18"/>
-              </w:rPr>
-              <w:t>Lösung</w:t>
-            </w:r>
-          </w:p>
-        </w:tc>
-        <w:tc>
-          <w:tcPr>
-            <w:tcW w:type="dxa" w:w="5131"/>
-            <w:tcMar>
-              <w:top w:w="70" w:type="dxa"/>
-              <w:start w:w="90" w:type="dxa"/>
-              <w:bottom w:w="70" w:type="dxa"/>
-              <w:end w:w="90" w:type="dxa"/>
-            </w:tcMar>
-            <w:vAlign w:val="top"/>
-          </w:tcPr>
-          <w:p>
-            <w:pPr>
-              <w:spacing w:after="0"/>
-            </w:pPr>
-            <w:r>
-              <w:rPr>
-                <w:sz w:val="18"/>
-              </w:rPr>
-              <w:t>Individuelle Lösung.</w:t>
-            </w:r>
-          </w:p>
-        </w:tc>
-      </w:tr>
-      <w:tr>
-        <w:tc>
-          <w:tcPr>
-            <w:tcW w:type="dxa" w:w="5131"/>
-            <w:shd w:fill="DCE6EC"/>
-            <w:tcMar>
-              <w:top w:w="70" w:type="dxa"/>
-              <w:start w:w="90" w:type="dxa"/>
-              <w:bottom w:w="70" w:type="dxa"/>
-              <w:end w:w="90" w:type="dxa"/>
-            </w:tcMar>
-            <w:vAlign w:val="top"/>
-          </w:tcPr>
-          <w:p>
-            <w:pPr>
-              <w:spacing w:after="0"/>
-            </w:pPr>
-            <w:r>
-              <w:rPr>
-                <w:b/>
-                <w:color w:val="3E5668"/>
-                <w:sz w:val="18"/>
-              </w:rPr>
-              <w:t>Offene Antworten</w:t>
-            </w:r>
-          </w:p>
-        </w:tc>
-        <w:tc>
-          <w:tcPr>
-            <w:tcW w:type="dxa" w:w="5131"/>
-            <w:tcMar>
-              <w:top w:w="70" w:type="dxa"/>
-              <w:start w:w="90" w:type="dxa"/>
-              <w:bottom w:w="70" w:type="dxa"/>
-              <w:end w:w="90" w:type="dxa"/>
-            </w:tcMar>
-            <w:vAlign w:val="top"/>
-          </w:tcPr>
-          <w:p>
-            <w:pPr>
-              <w:spacing w:after="0"/>
-            </w:pPr>
-            <w:r>
-              <w:rPr>
-                <w:sz w:val="18"/>
-              </w:rPr>
-              <w:t>Muster:</w:t>
-              <w:br/>
-              <w:t>Dortmund, 22. September 2026</w:t>
-              <w:br/>
-              <w:br/>
-              <w:t>Sehr geehrte Frau Schneider,</w:t>
-              <w:br/>
-              <w:br/>
-              <w:t>für unsere Schule wünsche ich mir eine Sport-AG. Das wäre gut, weil wir uns dort bewegen und gemeinsam Sport treiben könnten. In der Umfrage haben sich 19 von 26 Kindern eine Sport-AG gewünscht.</w:t>
-              <w:br/>
-              <w:br/>
-              <w:t>Ich würde mich darüber sehr freuen.</w:t>
-              <w:br/>
-              <w:br/>
-              <w:t>Freundliche Grüße</w:t>
-              <w:br/>
-              <w:t>Mila</w:t>
-            </w:r>
-          </w:p>
-        </w:tc>
-      </w:tr>
-      <w:tr>
-        <w:tc>
-          <w:tcPr>
-            <w:tcW w:type="dxa" w:w="5131"/>
-            <w:shd w:fill="DCE6EC"/>
-            <w:tcMar>
-              <w:top w:w="70" w:type="dxa"/>
-              <w:start w:w="90" w:type="dxa"/>
-              <w:bottom w:w="70" w:type="dxa"/>
-              <w:end w:w="90" w:type="dxa"/>
-            </w:tcMar>
-            <w:vAlign w:val="top"/>
-          </w:tcPr>
-          <w:p>
-            <w:pPr>
-              <w:spacing w:after="0"/>
-            </w:pPr>
-            <w:r>
-              <w:rPr>
-                <w:b/>
-                <w:color w:val="3E5668"/>
-                <w:sz w:val="18"/>
-              </w:rPr>
-              <w:t>Erwartung</w:t>
-            </w:r>
-          </w:p>
-        </w:tc>
-        <w:tc>
-          <w:tcPr>
-            <w:tcW w:type="dxa" w:w="5131"/>
-            <w:tcMar>
-              <w:top w:w="70" w:type="dxa"/>
-              <w:start w:w="90" w:type="dxa"/>
-              <w:bottom w:w="70" w:type="dxa"/>
-              <w:end w:w="90" w:type="dxa"/>
-            </w:tcMar>
-            <w:vAlign w:val="top"/>
-          </w:tcPr>
-          <w:p>
-            <w:pPr>
-              <w:spacing w:after="0"/>
-            </w:pPr>
-            <w:r>
-              <w:rPr>
-                <w:sz w:val="18"/>
-              </w:rPr>
-              <w:t>Vollständiger Brief mit Anrede, verständlichem Wunsch, mindestens einem passenden Satz, Grußformel und Name. Daten optional.</w:t>
-            </w:r>
-          </w:p>
-        </w:tc>
-      </w:tr>
-      <w:tr>
-        <w:tc>
-          <w:tcPr>
-            <w:tcW w:type="dxa" w:w="5131"/>
-            <w:shd w:fill="F8EEE7"/>
-            <w:tcMar>
-              <w:top w:w="70" w:type="dxa"/>
-              <w:start w:w="90" w:type="dxa"/>
-              <w:bottom w:w="70" w:type="dxa"/>
-              <w:end w:w="90" w:type="dxa"/>
-            </w:tcMar>
-            <w:vAlign w:val="top"/>
-          </w:tcPr>
-          <w:p>
-            <w:pPr>
-              <w:spacing w:after="0"/>
-            </w:pPr>
-            <w:r>
-              <w:rPr>
-                <w:b/>
-                <w:color w:val="D97A4A"/>
-                <w:sz w:val="18"/>
-              </w:rPr>
-              <w:t>Typische Fehler</w:t>
-            </w:r>
-          </w:p>
-        </w:tc>
-        <w:tc>
-          <w:tcPr>
-            <w:tcW w:type="dxa" w:w="5131"/>
-            <w:tcMar>
-              <w:top w:w="70" w:type="dxa"/>
-              <w:start w:w="90" w:type="dxa"/>
-              <w:bottom w:w="70" w:type="dxa"/>
-              <w:end w:w="90" w:type="dxa"/>
-            </w:tcMar>
-            <w:vAlign w:val="top"/>
-          </w:tcPr>
-          <w:p>
-            <w:pPr>
-              <w:spacing w:after="0"/>
-            </w:pPr>
-            <w:r>
-              <w:rPr>
-                <w:sz w:val="18"/>
-              </w:rPr>
-              <w:t>Nur Stichpunkte; keine Anrede; Wunsch bleibt unklar; Datensatz passt nicht zum Wunsch.</w:t>
-            </w:r>
-          </w:p>
-        </w:tc>
-      </w:tr>
-    </w:tbl>
-    <w:p>
-      <w:pPr>
-        <w:spacing w:before="100" w:after="40"/>
-      </w:pPr>
-      <w:r>
-        <w:rPr>
-          <w:b/>
-          <w:color w:val="3E5668"/>
-          <w:sz w:val="28"/>
-        </w:rPr>
-        <w:t>Blatt 19: Checkliste Wunschbrief</w:t>
-      </w:r>
-    </w:p>
-    <w:tbl>
-      <w:tblPr>
-        <w:tblStyle w:val="TableGrid"/>
-        <w:tblW w:type="auto" w:w="0"/>
-        <w:jc w:val="center"/>
-        <w:tblLook w:firstColumn="1" w:firstRow="1" w:lastColumn="0" w:lastRow="0" w:noHBand="0" w:noVBand="1" w:val="04A0"/>
-      </w:tblPr>
-      <w:tblGrid>
-        <w:gridCol w:w="5131"/>
-        <w:gridCol w:w="5131"/>
-      </w:tblGrid>
-      <w:tr>
-        <w:tc>
-          <w:tcPr>
-            <w:tcW w:type="dxa" w:w="5131"/>
-            <w:shd w:fill="DCE6EC"/>
-            <w:tcMar>
-              <w:top w:w="70" w:type="dxa"/>
-              <w:start w:w="90" w:type="dxa"/>
-              <w:bottom w:w="70" w:type="dxa"/>
-              <w:end w:w="90" w:type="dxa"/>
-            </w:tcMar>
-            <w:vAlign w:val="top"/>
-          </w:tcPr>
-          <w:p>
-            <w:pPr>
-              <w:spacing w:after="0"/>
-            </w:pPr>
-            <w:r>
-              <w:rPr>
-                <w:b/>
-                <w:color w:val="3E5668"/>
-                <w:sz w:val="18"/>
-              </w:rPr>
-              <w:t>Lösung</w:t>
-            </w:r>
-          </w:p>
-        </w:tc>
-        <w:tc>
-          <w:tcPr>
-            <w:tcW w:type="dxa" w:w="5131"/>
-            <w:tcMar>
-              <w:top w:w="70" w:type="dxa"/>
-              <w:start w:w="90" w:type="dxa"/>
-              <w:bottom w:w="70" w:type="dxa"/>
-              <w:end w:w="90" w:type="dxa"/>
-            </w:tcMar>
-            <w:vAlign w:val="top"/>
-          </w:tcPr>
-          <w:p>
-            <w:pPr>
-              <w:spacing w:after="0"/>
-            </w:pPr>
-            <w:r>
-              <w:rPr>
-                <w:sz w:val="18"/>
-              </w:rPr>
-              <w:t>Individuelle Selbsteinschätzung.</w:t>
-            </w:r>
-          </w:p>
-        </w:tc>
-      </w:tr>
-      <w:tr>
-        <w:tc>
-          <w:tcPr>
-            <w:tcW w:type="dxa" w:w="5131"/>
-            <w:shd w:fill="DCE6EC"/>
-            <w:tcMar>
-              <w:top w:w="70" w:type="dxa"/>
-              <w:start w:w="90" w:type="dxa"/>
-              <w:bottom w:w="70" w:type="dxa"/>
-              <w:end w:w="90" w:type="dxa"/>
-            </w:tcMar>
-            <w:vAlign w:val="top"/>
-          </w:tcPr>
-          <w:p>
-            <w:pPr>
-              <w:spacing w:after="0"/>
-            </w:pPr>
-            <w:r>
-              <w:rPr>
-                <w:b/>
-                <w:color w:val="3E5668"/>
-                <w:sz w:val="18"/>
-              </w:rPr>
-              <w:t>Erwartung</w:t>
-            </w:r>
-          </w:p>
-        </w:tc>
-        <w:tc>
-          <w:tcPr>
-            <w:tcW w:type="dxa" w:w="5131"/>
-            <w:tcMar>
-              <w:top w:w="70" w:type="dxa"/>
-              <w:start w:w="90" w:type="dxa"/>
-              <w:bottom w:w="70" w:type="dxa"/>
-              <w:end w:w="90" w:type="dxa"/>
-            </w:tcMar>
-            <w:vAlign w:val="top"/>
-          </w:tcPr>
-          <w:p>
-            <w:pPr>
-              <w:spacing w:after="0"/>
-            </w:pPr>
-            <w:r>
-              <w:rPr>
-                <w:sz w:val="18"/>
-              </w:rPr>
-              <w:t>Jeder Punkt wird am eigenen Text geprüft; mindestens eine Stelle wird bei Bedarf verbessert.</w:t>
-            </w:r>
-          </w:p>
-        </w:tc>
-      </w:tr>
-      <w:tr>
-        <w:tc>
-          <w:tcPr>
-            <w:tcW w:type="dxa" w:w="5131"/>
-            <w:shd w:fill="F8EEE7"/>
-            <w:tcMar>
-              <w:top w:w="70" w:type="dxa"/>
-              <w:start w:w="90" w:type="dxa"/>
-              <w:bottom w:w="70" w:type="dxa"/>
-              <w:end w:w="90" w:type="dxa"/>
-            </w:tcMar>
-            <w:vAlign w:val="top"/>
-          </w:tcPr>
-          <w:p>
-            <w:pPr>
-              <w:spacing w:after="0"/>
-            </w:pPr>
-            <w:r>
-              <w:rPr>
-                <w:b/>
-                <w:color w:val="D97A4A"/>
-                <w:sz w:val="18"/>
-              </w:rPr>
-              <w:t>Typische Fehler</w:t>
-            </w:r>
-          </w:p>
-        </w:tc>
-        <w:tc>
-          <w:tcPr>
-            <w:tcW w:type="dxa" w:w="5131"/>
-            <w:tcMar>
-              <w:top w:w="70" w:type="dxa"/>
-              <w:start w:w="90" w:type="dxa"/>
-              <w:bottom w:w="70" w:type="dxa"/>
-              <w:end w:w="90" w:type="dxa"/>
-            </w:tcMar>
-            <w:vAlign w:val="top"/>
-          </w:tcPr>
-          <w:p>
-            <w:pPr>
-              <w:spacing w:after="0"/>
-            </w:pPr>
-            <w:r>
-              <w:rPr>
-                <w:sz w:val="18"/>
-              </w:rPr>
-              <w:t>Alles automatisch mit „Ja“ markieren; nur abhaken, ohne den Brief erneut zu lesen.</w:t>
-            </w:r>
-          </w:p>
-        </w:tc>
-      </w:tr>
-    </w:tbl>
-    <w:p>
-      <w:pPr>
-        <w:spacing w:before="100" w:after="40"/>
-      </w:pPr>
-      <w:r>
-        <w:rPr>
-          <w:b/>
-          <w:color w:val="3E5668"/>
-          <w:sz w:val="28"/>
-        </w:rPr>
-        <w:t>Blatt 20: Mein Brief wird besser</w:t>
-      </w:r>
-    </w:p>
-    <w:tbl>
-      <w:tblPr>
-        <w:tblStyle w:val="TableGrid"/>
-        <w:tblW w:type="auto" w:w="0"/>
-        <w:jc w:val="center"/>
-        <w:tblLook w:firstColumn="1" w:firstRow="1" w:lastColumn="0" w:lastRow="0" w:noHBand="0" w:noVBand="1" w:val="04A0"/>
-      </w:tblPr>
-      <w:tblGrid>
-        <w:gridCol w:w="5131"/>
-        <w:gridCol w:w="5131"/>
-      </w:tblGrid>
-      <w:tr>
-        <w:tc>
-          <w:tcPr>
-            <w:tcW w:type="dxa" w:w="5131"/>
-            <w:shd w:fill="DCE6EC"/>
-            <w:tcMar>
-              <w:top w:w="70" w:type="dxa"/>
-              <w:start w:w="90" w:type="dxa"/>
-              <w:bottom w:w="70" w:type="dxa"/>
-              <w:end w:w="90" w:type="dxa"/>
-            </w:tcMar>
-            <w:vAlign w:val="top"/>
-          </w:tcPr>
-          <w:p>
-            <w:pPr>
-              <w:spacing w:after="0"/>
-            </w:pPr>
-            <w:r>
-              <w:rPr>
-                <w:b/>
-                <w:color w:val="3E5668"/>
-                <w:sz w:val="18"/>
-              </w:rPr>
-              <w:t>Lösung</w:t>
-            </w:r>
-          </w:p>
-        </w:tc>
-        <w:tc>
-          <w:tcPr>
-            <w:tcW w:type="dxa" w:w="5131"/>
-            <w:tcMar>
-              <w:top w:w="70" w:type="dxa"/>
-              <w:start w:w="90" w:type="dxa"/>
-              <w:bottom w:w="70" w:type="dxa"/>
-              <w:end w:w="90" w:type="dxa"/>
-            </w:tcMar>
-            <w:vAlign w:val="top"/>
-          </w:tcPr>
-          <w:p>
-            <w:pPr>
-              <w:spacing w:after="0"/>
-            </w:pPr>
-            <w:r>
-              <w:rPr>
-                <w:sz w:val="18"/>
-              </w:rPr>
-              <w:t>Falsch ist „alle Kinder“, denn es waren 17 von 26. Außerdem ist „Bitte richten Sie eine ein“ recht direkt.</w:t>
-            </w:r>
-          </w:p>
-        </w:tc>
-      </w:tr>
-      <w:tr>
-        <w:tc>
-          <w:tcPr>
-            <w:tcW w:type="dxa" w:w="5131"/>
-            <w:shd w:fill="DCE6EC"/>
-            <w:tcMar>
-              <w:top w:w="70" w:type="dxa"/>
-              <w:start w:w="90" w:type="dxa"/>
-              <w:bottom w:w="70" w:type="dxa"/>
-              <w:end w:w="90" w:type="dxa"/>
-            </w:tcMar>
-            <w:vAlign w:val="top"/>
-          </w:tcPr>
-          <w:p>
-            <w:pPr>
-              <w:spacing w:after="0"/>
-            </w:pPr>
-            <w:r>
-              <w:rPr>
-                <w:b/>
-                <w:color w:val="3E5668"/>
-                <w:sz w:val="18"/>
-              </w:rPr>
-              <w:t>Offene Antworten</w:t>
-            </w:r>
-          </w:p>
-        </w:tc>
-        <w:tc>
-          <w:tcPr>
-            <w:tcW w:type="dxa" w:w="5131"/>
-            <w:tcMar>
-              <w:top w:w="70" w:type="dxa"/>
-              <w:start w:w="90" w:type="dxa"/>
-              <w:bottom w:w="70" w:type="dxa"/>
-              <w:end w:w="90" w:type="dxa"/>
-            </w:tcMar>
-            <w:vAlign w:val="top"/>
-          </w:tcPr>
-          <w:p>
-            <w:pPr>
-              <w:spacing w:after="0"/>
-            </w:pPr>
-            <w:r>
-              <w:rPr>
-                <w:sz w:val="18"/>
-              </w:rPr>
-              <w:t>Verbessert: „Sehr geehrte Frau Schneider,</w:t>
-              <w:br/>
-              <w:br/>
-              <w:t>wir wünschen uns eine Leseecke. In unserer Umfrage haben sich 17 von 26 Kindern dafür entschieden. Eine Leseecke wäre hilfreich, weil wir dort ruhig lesen könnten. Wir würden uns sehr darüber freuen.</w:t>
-              <w:br/>
-              <w:br/>
-              <w:t>Viele Grüße</w:t>
-              <w:br/>
-              <w:t>Mila“</w:t>
-            </w:r>
-          </w:p>
-        </w:tc>
-      </w:tr>
-      <w:tr>
-        <w:tc>
-          <w:tcPr>
-            <w:tcW w:type="dxa" w:w="5131"/>
-            <w:shd w:fill="DCE6EC"/>
-            <w:tcMar>
-              <w:top w:w="70" w:type="dxa"/>
-              <w:start w:w="90" w:type="dxa"/>
-              <w:bottom w:w="70" w:type="dxa"/>
-              <w:end w:w="90" w:type="dxa"/>
-            </w:tcMar>
-            <w:vAlign w:val="top"/>
-          </w:tcPr>
-          <w:p>
-            <w:pPr>
-              <w:spacing w:after="0"/>
-            </w:pPr>
-            <w:r>
-              <w:rPr>
-                <w:b/>
-                <w:color w:val="3E5668"/>
-                <w:sz w:val="18"/>
-              </w:rPr>
-              <w:t>Erwartung</w:t>
-            </w:r>
-          </w:p>
-        </w:tc>
-        <w:tc>
-          <w:tcPr>
-            <w:tcW w:type="dxa" w:w="5131"/>
-            <w:tcMar>
-              <w:top w:w="70" w:type="dxa"/>
-              <w:start w:w="90" w:type="dxa"/>
-              <w:bottom w:w="70" w:type="dxa"/>
-              <w:end w:w="90" w:type="dxa"/>
-            </w:tcMar>
-            <w:vAlign w:val="top"/>
-          </w:tcPr>
-          <w:p>
-            <w:pPr>
-              <w:spacing w:after="0"/>
-            </w:pPr>
-            <w:r>
-              <w:rPr>
-                <w:sz w:val="18"/>
-              </w:rPr>
-              <w:t>Ungenaue Datenaussage korrigieren und Ton freundlicher gestalten.</w:t>
-            </w:r>
-          </w:p>
-        </w:tc>
-      </w:tr>
-      <w:tr>
-        <w:tc>
-          <w:tcPr>
-            <w:tcW w:type="dxa" w:w="5131"/>
-            <w:shd w:fill="F8EEE7"/>
-            <w:tcMar>
-              <w:top w:w="70" w:type="dxa"/>
-              <w:start w:w="90" w:type="dxa"/>
-              <w:bottom w:w="70" w:type="dxa"/>
-              <w:end w:w="90" w:type="dxa"/>
-            </w:tcMar>
-            <w:vAlign w:val="top"/>
-          </w:tcPr>
-          <w:p>
-            <w:pPr>
-              <w:spacing w:after="0"/>
-            </w:pPr>
-            <w:r>
-              <w:rPr>
-                <w:b/>
-                <w:color w:val="D97A4A"/>
-                <w:sz w:val="18"/>
-              </w:rPr>
-              <w:t>Typische Fehler</w:t>
-            </w:r>
-          </w:p>
-        </w:tc>
-        <w:tc>
-          <w:tcPr>
-            <w:tcW w:type="dxa" w:w="5131"/>
-            <w:tcMar>
-              <w:top w:w="70" w:type="dxa"/>
-              <w:start w:w="90" w:type="dxa"/>
-              <w:bottom w:w="70" w:type="dxa"/>
-              <w:end w:w="90" w:type="dxa"/>
-            </w:tcMar>
-            <w:vAlign w:val="top"/>
-          </w:tcPr>
-          <w:p>
-            <w:pPr>
-              <w:spacing w:after="0"/>
-            </w:pPr>
-            <w:r>
-              <w:rPr>
-                <w:sz w:val="18"/>
-              </w:rPr>
-              <w:t>Nur „alle“ ersetzen, aber die Zahl weglassen; Brief nicht vollständig ordnen.</w:t>
-            </w:r>
-          </w:p>
-        </w:tc>
-      </w:tr>
-    </w:tbl>
-    <w:p>
-      <w:pPr>
-        <w:spacing w:before="100" w:after="40"/>
-      </w:pPr>
-      <w:r>
-        <w:rPr>
-          <w:b/>
-          <w:color w:val="3E5668"/>
-          <w:sz w:val="28"/>
-        </w:rPr>
-        <w:t>Blatt 21: Meine Probearbeit</w:t>
-      </w:r>
-    </w:p>
-    <w:tbl>
-      <w:tblPr>
-        <w:tblStyle w:val="TableGrid"/>
-        <w:tblW w:type="auto" w:w="0"/>
-        <w:jc w:val="center"/>
-        <w:tblLook w:firstColumn="1" w:firstRow="1" w:lastColumn="0" w:lastRow="0" w:noHBand="0" w:noVBand="1" w:val="04A0"/>
-      </w:tblPr>
-      <w:tblGrid>
-        <w:gridCol w:w="5131"/>
-        <w:gridCol w:w="5131"/>
-      </w:tblGrid>
-      <w:tr>
-        <w:tc>
-          <w:tcPr>
-            <w:tcW w:type="dxa" w:w="5131"/>
-            <w:shd w:fill="DCE6EC"/>
-            <w:tcMar>
-              <w:top w:w="70" w:type="dxa"/>
-              <w:start w:w="90" w:type="dxa"/>
-              <w:bottom w:w="70" w:type="dxa"/>
-              <w:end w:w="90" w:type="dxa"/>
-            </w:tcMar>
-            <w:vAlign w:val="top"/>
-          </w:tcPr>
-          <w:p>
-            <w:pPr>
-              <w:spacing w:after="0"/>
-            </w:pPr>
-            <w:r>
-              <w:rPr>
-                <w:b/>
-                <w:color w:val="3E5668"/>
-                <w:sz w:val="18"/>
-              </w:rPr>
-              <w:t>Lösung</w:t>
-            </w:r>
-          </w:p>
-        </w:tc>
-        <w:tc>
-          <w:tcPr>
-            <w:tcW w:type="dxa" w:w="5131"/>
-            <w:tcMar>
-              <w:top w:w="70" w:type="dxa"/>
-              <w:start w:w="90" w:type="dxa"/>
-              <w:bottom w:w="70" w:type="dxa"/>
-              <w:end w:w="90" w:type="dxa"/>
-            </w:tcMar>
-            <w:vAlign w:val="top"/>
-          </w:tcPr>
-          <w:p>
-            <w:pPr>
-              <w:spacing w:after="0"/>
-            </w:pPr>
-            <w:r>
-              <w:rPr>
-                <w:sz w:val="18"/>
-              </w:rPr>
-              <w:t>Individuelle Lösung.</w:t>
-            </w:r>
-          </w:p>
-        </w:tc>
-      </w:tr>
-      <w:tr>
-        <w:tc>
-          <w:tcPr>
-            <w:tcW w:type="dxa" w:w="5131"/>
-            <w:shd w:fill="DCE6EC"/>
-            <w:tcMar>
-              <w:top w:w="70" w:type="dxa"/>
-              <w:start w:w="90" w:type="dxa"/>
-              <w:bottom w:w="70" w:type="dxa"/>
-              <w:end w:w="90" w:type="dxa"/>
-            </w:tcMar>
-            <w:vAlign w:val="top"/>
-          </w:tcPr>
-          <w:p>
-            <w:pPr>
-              <w:spacing w:after="0"/>
-            </w:pPr>
-            <w:r>
-              <w:rPr>
-                <w:b/>
-                <w:color w:val="3E5668"/>
-                <w:sz w:val="18"/>
-              </w:rPr>
-              <w:t>Erwartung</w:t>
-            </w:r>
-          </w:p>
-        </w:tc>
-        <w:tc>
-          <w:tcPr>
-            <w:tcW w:type="dxa" w:w="5131"/>
-            <w:tcMar>
-              <w:top w:w="70" w:type="dxa"/>
-              <w:start w:w="90" w:type="dxa"/>
-              <w:bottom w:w="70" w:type="dxa"/>
-              <w:end w:w="90" w:type="dxa"/>
-            </w:tcMar>
-            <w:vAlign w:val="top"/>
-          </w:tcPr>
-          <w:p>
-            <w:pPr>
-              <w:spacing w:after="0"/>
-            </w:pPr>
-            <w:r>
-              <w:rPr>
-                <w:sz w:val="18"/>
-              </w:rPr>
-              <w:t>Schreibplan nutzen, vollständigen Wunschbrief verfassen, anschließend mit Blatt 19 kontrollieren. Mindeststandard: vollständiger, freundlicher und verständlicher Wunschbrief.</w:t>
-            </w:r>
-          </w:p>
-        </w:tc>
-      </w:tr>
-      <w:tr>
-        <w:tc>
-          <w:tcPr>
-            <w:tcW w:type="dxa" w:w="5131"/>
-            <w:shd w:fill="F8EEE7"/>
-            <w:tcMar>
-              <w:top w:w="70" w:type="dxa"/>
-              <w:start w:w="90" w:type="dxa"/>
-              <w:bottom w:w="70" w:type="dxa"/>
-              <w:end w:w="90" w:type="dxa"/>
-            </w:tcMar>
-            <w:vAlign w:val="top"/>
-          </w:tcPr>
-          <w:p>
-            <w:pPr>
-              <w:spacing w:after="0"/>
-            </w:pPr>
-            <w:r>
-              <w:rPr>
-                <w:b/>
-                <w:color w:val="D97A4A"/>
-                <w:sz w:val="18"/>
-              </w:rPr>
-              <w:t>Typische Fehler</w:t>
-            </w:r>
-          </w:p>
-        </w:tc>
-        <w:tc>
-          <w:tcPr>
-            <w:tcW w:type="dxa" w:w="5131"/>
-            <w:tcMar>
-              <w:top w:w="70" w:type="dxa"/>
-              <w:start w:w="90" w:type="dxa"/>
-              <w:bottom w:w="70" w:type="dxa"/>
-              <w:end w:w="90" w:type="dxa"/>
-            </w:tcMar>
-            <w:vAlign w:val="top"/>
-          </w:tcPr>
-          <w:p>
-            <w:pPr>
-              <w:spacing w:after="0"/>
-            </w:pPr>
-            <w:r>
-              <w:rPr>
-                <w:sz w:val="18"/>
-              </w:rPr>
-              <w:t>Probearbeit als benotete Arbeit behandeln; Datennutzung für zwingend halten.</w:t>
-            </w:r>
-          </w:p>
-        </w:tc>
-      </w:tr>
-      <w:tr>
-        <w:tc>
-          <w:tcPr>
-            <w:tcW w:type="dxa" w:w="5131"/>
-            <w:shd w:fill="EDF5EA"/>
-            <w:tcMar>
-              <w:top w:w="70" w:type="dxa"/>
-              <w:start w:w="90" w:type="dxa"/>
-              <w:bottom w:w="70" w:type="dxa"/>
-              <w:end w:w="90" w:type="dxa"/>
-            </w:tcMar>
-            <w:vAlign w:val="top"/>
-          </w:tcPr>
-          <w:p>
-            <w:pPr>
-              <w:spacing w:after="0"/>
-            </w:pPr>
-            <w:r>
-              <w:rPr>
-                <w:b/>
-                <w:color w:val="4D8B3F"/>
-                <w:sz w:val="18"/>
-              </w:rPr>
-              <w:t>Hinweis</w:t>
-            </w:r>
-          </w:p>
-        </w:tc>
-        <w:tc>
-          <w:tcPr>
-            <w:tcW w:type="dxa" w:w="5131"/>
-            <w:tcMar>
-              <w:top w:w="70" w:type="dxa"/>
-              <w:start w:w="90" w:type="dxa"/>
-              <w:bottom w:w="70" w:type="dxa"/>
-              <w:end w:w="90" w:type="dxa"/>
-            </w:tcMar>
-            <w:vAlign w:val="top"/>
-          </w:tcPr>
-          <w:p>
-            <w:pPr>
-              <w:spacing w:after="0"/>
-            </w:pPr>
-            <w:r>
-              <w:rPr>
-                <w:sz w:val="18"/>
-              </w:rPr>
-              <w:t>Für die Rückmeldung sollte das separate Probearbeitspaket bzw. Bewertungsraster genutzt werden.</w:t>
-            </w:r>
-          </w:p>
-        </w:tc>
-      </w:tr>
-    </w:tbl>
-    <w:p>
-      <w:pPr>
-        <w:spacing w:before="100" w:after="40"/>
-      </w:pPr>
-      <w:r>
-        <w:rPr>
-          <w:b/>
-          <w:color w:val="3E5668"/>
-          <w:sz w:val="28"/>
-        </w:rPr>
-        <w:t>Blatt 22: Bin ich bereit?</w:t>
-      </w:r>
-    </w:p>
-    <w:tbl>
-      <w:tblPr>
-        <w:tblStyle w:val="TableGrid"/>
-        <w:tblW w:type="auto" w:w="0"/>
-        <w:jc w:val="center"/>
-        <w:tblLook w:firstColumn="1" w:firstRow="1" w:lastColumn="0" w:lastRow="0" w:noHBand="0" w:noVBand="1" w:val="04A0"/>
-      </w:tblPr>
-      <w:tblGrid>
-        <w:gridCol w:w="5131"/>
-        <w:gridCol w:w="5131"/>
-      </w:tblGrid>
-      <w:tr>
-        <w:tc>
-          <w:tcPr>
-            <w:tcW w:type="dxa" w:w="5131"/>
-            <w:shd w:fill="DCE6EC"/>
-            <w:tcMar>
-              <w:top w:w="70" w:type="dxa"/>
-              <w:start w:w="90" w:type="dxa"/>
-              <w:bottom w:w="70" w:type="dxa"/>
-              <w:end w:w="90" w:type="dxa"/>
-            </w:tcMar>
-            <w:vAlign w:val="top"/>
-          </w:tcPr>
-          <w:p>
-            <w:pPr>
-              <w:spacing w:after="0"/>
-            </w:pPr>
-            <w:r>
-              <w:rPr>
-                <w:b/>
-                <w:color w:val="3E5668"/>
-                <w:sz w:val="18"/>
-              </w:rPr>
-              <w:t>Lösung</w:t>
-            </w:r>
-          </w:p>
-        </w:tc>
-        <w:tc>
-          <w:tcPr>
-            <w:tcW w:type="dxa" w:w="5131"/>
-            <w:tcMar>
-              <w:top w:w="70" w:type="dxa"/>
-              <w:start w:w="90" w:type="dxa"/>
-              <w:bottom w:w="70" w:type="dxa"/>
-              <w:end w:w="90" w:type="dxa"/>
-            </w:tcMar>
-            <w:vAlign w:val="top"/>
-          </w:tcPr>
-          <w:p>
-            <w:pPr>
-              <w:spacing w:after="0"/>
-            </w:pPr>
-            <w:r>
-              <w:rPr>
-                <w:sz w:val="18"/>
-              </w:rPr>
-              <w:t>Individuelle Selbsteinschätzung.</w:t>
-            </w:r>
-          </w:p>
-        </w:tc>
-      </w:tr>
-      <w:tr>
-        <w:tc>
-          <w:tcPr>
-            <w:tcW w:type="dxa" w:w="5131"/>
-            <w:shd w:fill="DCE6EC"/>
-            <w:tcMar>
-              <w:top w:w="70" w:type="dxa"/>
-              <w:start w:w="90" w:type="dxa"/>
-              <w:bottom w:w="70" w:type="dxa"/>
-              <w:end w:w="90" w:type="dxa"/>
-            </w:tcMar>
-            <w:vAlign w:val="top"/>
-          </w:tcPr>
-          <w:p>
-            <w:pPr>
-              <w:spacing w:after="0"/>
-            </w:pPr>
-            <w:r>
-              <w:rPr>
-                <w:b/>
-                <w:color w:val="3E5668"/>
-                <w:sz w:val="18"/>
-              </w:rPr>
-              <w:t>Erwartung</w:t>
-            </w:r>
-          </w:p>
-        </w:tc>
-        <w:tc>
-          <w:tcPr>
-            <w:tcW w:type="dxa" w:w="5131"/>
-            <w:tcMar>
-              <w:top w:w="70" w:type="dxa"/>
-              <w:start w:w="90" w:type="dxa"/>
-              <w:bottom w:w="70" w:type="dxa"/>
-              <w:end w:w="90" w:type="dxa"/>
-            </w:tcMar>
-            <w:vAlign w:val="top"/>
-          </w:tcPr>
-          <w:p>
-            <w:pPr>
-              <w:spacing w:after="0"/>
-            </w:pPr>
-            <w:r>
-              <w:rPr>
-                <w:sz w:val="18"/>
-              </w:rPr>
-              <w:t>Ehrliche Einschätzung anhand der eigenen Probearbeit; mindestens ein konkreter Übungsschwerpunkt.</w:t>
-            </w:r>
-          </w:p>
-        </w:tc>
-      </w:tr>
-      <w:tr>
-        <w:tc>
-          <w:tcPr>
-            <w:tcW w:type="dxa" w:w="5131"/>
-            <w:shd w:fill="F8EEE7"/>
-            <w:tcMar>
-              <w:top w:w="70" w:type="dxa"/>
-              <w:start w:w="90" w:type="dxa"/>
-              <w:bottom w:w="70" w:type="dxa"/>
-              <w:end w:w="90" w:type="dxa"/>
-            </w:tcMar>
-            <w:vAlign w:val="top"/>
-          </w:tcPr>
-          <w:p>
-            <w:pPr>
-              <w:spacing w:after="0"/>
-            </w:pPr>
-            <w:r>
-              <w:rPr>
-                <w:b/>
-                <w:color w:val="D97A4A"/>
-                <w:sz w:val="18"/>
-              </w:rPr>
-              <w:t>Typische Fehler</w:t>
-            </w:r>
-          </w:p>
-        </w:tc>
-        <w:tc>
-          <w:tcPr>
-            <w:tcW w:type="dxa" w:w="5131"/>
-            <w:tcMar>
-              <w:top w:w="70" w:type="dxa"/>
-              <w:start w:w="90" w:type="dxa"/>
-              <w:bottom w:w="70" w:type="dxa"/>
-              <w:end w:w="90" w:type="dxa"/>
-            </w:tcMar>
-            <w:vAlign w:val="top"/>
-          </w:tcPr>
-          <w:p>
-            <w:pPr>
-              <w:spacing w:after="0"/>
-            </w:pPr>
-            <w:r>
-              <w:rPr>
-                <w:sz w:val="18"/>
-              </w:rPr>
-              <w:t>Nur den Datenpunkt als Prüfungsreife verstehen; alle Felder ohne Bezug zur Probearbeit ankreuzen.</w:t>
-            </w:r>
-          </w:p>
-        </w:tc>
-      </w:tr>
-    </w:tbl>
-    <w:p>
-      <w:pPr>
-        <w:spacing w:before="100" w:after="40"/>
-      </w:pPr>
-      <w:r>
-        <w:rPr>
-          <w:b/>
-          <w:color w:val="3E5668"/>
-          <w:sz w:val="28"/>
-        </w:rPr>
-        <w:t>Blatt 23: Mein Übungsweg bis zur Arbeit</w:t>
-      </w:r>
-    </w:p>
-    <w:tbl>
-      <w:tblPr>
-        <w:tblStyle w:val="TableGrid"/>
-        <w:tblW w:type="auto" w:w="0"/>
-        <w:jc w:val="center"/>
-        <w:tblLook w:firstColumn="1" w:firstRow="1" w:lastColumn="0" w:lastRow="0" w:noHBand="0" w:noVBand="1" w:val="04A0"/>
-      </w:tblPr>
-      <w:tblGrid>
-        <w:gridCol w:w="5131"/>
-        <w:gridCol w:w="5131"/>
-      </w:tblGrid>
-      <w:tr>
-        <w:tc>
-          <w:tcPr>
-            <w:tcW w:type="dxa" w:w="5131"/>
-            <w:shd w:fill="DCE6EC"/>
-            <w:tcMar>
-              <w:top w:w="70" w:type="dxa"/>
-              <w:start w:w="90" w:type="dxa"/>
-              <w:bottom w:w="70" w:type="dxa"/>
-              <w:end w:w="90" w:type="dxa"/>
-            </w:tcMar>
-            <w:vAlign w:val="top"/>
-          </w:tcPr>
-          <w:p>
-            <w:pPr>
-              <w:spacing w:after="0"/>
-            </w:pPr>
-            <w:r>
-              <w:rPr>
-                <w:b/>
-                <w:color w:val="3E5668"/>
-                <w:sz w:val="18"/>
-              </w:rPr>
-              <w:t>Lösung</w:t>
-            </w:r>
-          </w:p>
-        </w:tc>
-        <w:tc>
-          <w:tcPr>
-            <w:tcW w:type="dxa" w:w="5131"/>
-            <w:tcMar>
-              <w:top w:w="70" w:type="dxa"/>
-              <w:start w:w="90" w:type="dxa"/>
-              <w:bottom w:w="70" w:type="dxa"/>
-              <w:end w:w="90" w:type="dxa"/>
-            </w:tcMar>
-            <w:vAlign w:val="top"/>
-          </w:tcPr>
-          <w:p>
-            <w:pPr>
-              <w:spacing w:after="0"/>
-            </w:pPr>
-            <w:r>
-              <w:rPr>
-                <w:sz w:val="18"/>
-              </w:rPr>
-              <w:t>Individuelle Auswahl.</w:t>
-            </w:r>
-          </w:p>
-        </w:tc>
-      </w:tr>
-      <w:tr>
-        <w:tc>
-          <w:tcPr>
-            <w:tcW w:type="dxa" w:w="5131"/>
-            <w:shd w:fill="DCE6EC"/>
-            <w:tcMar>
-              <w:top w:w="70" w:type="dxa"/>
-              <w:start w:w="90" w:type="dxa"/>
-              <w:bottom w:w="70" w:type="dxa"/>
-              <w:end w:w="90" w:type="dxa"/>
-            </w:tcMar>
-            <w:vAlign w:val="top"/>
-          </w:tcPr>
-          <w:p>
-            <w:pPr>
-              <w:spacing w:after="0"/>
-            </w:pPr>
-            <w:r>
-              <w:rPr>
-                <w:b/>
-                <w:color w:val="3E5668"/>
-                <w:sz w:val="18"/>
-              </w:rPr>
-              <w:t>Erwartung</w:t>
-            </w:r>
-          </w:p>
-        </w:tc>
-        <w:tc>
-          <w:tcPr>
-            <w:tcW w:type="dxa" w:w="5131"/>
-            <w:tcMar>
-              <w:top w:w="70" w:type="dxa"/>
-              <w:start w:w="90" w:type="dxa"/>
-              <w:bottom w:w="70" w:type="dxa"/>
-              <w:end w:w="90" w:type="dxa"/>
-            </w:tcMar>
-            <w:vAlign w:val="top"/>
-          </w:tcPr>
-          <w:p>
-            <w:pPr>
-              <w:spacing w:after="0"/>
-            </w:pPr>
-            <w:r>
-              <w:rPr>
-                <w:sz w:val="18"/>
-              </w:rPr>
-              <w:t>Wenige passende Blätter auswählen, Startpunkt festlegen und gewünschten Termin notieren.</w:t>
-            </w:r>
-          </w:p>
-        </w:tc>
-      </w:tr>
-      <w:tr>
-        <w:tc>
-          <w:tcPr>
-            <w:tcW w:type="dxa" w:w="5131"/>
-            <w:shd w:fill="F8EEE7"/>
-            <w:tcMar>
-              <w:top w:w="70" w:type="dxa"/>
-              <w:start w:w="90" w:type="dxa"/>
-              <w:bottom w:w="70" w:type="dxa"/>
-              <w:end w:w="90" w:type="dxa"/>
-            </w:tcMar>
-            <w:vAlign w:val="top"/>
-          </w:tcPr>
-          <w:p>
-            <w:pPr>
-              <w:spacing w:after="0"/>
-            </w:pPr>
-            <w:r>
-              <w:rPr>
-                <w:b/>
-                <w:color w:val="D97A4A"/>
-                <w:sz w:val="18"/>
-              </w:rPr>
-              <w:t>Typische Fehler</w:t>
-            </w:r>
-          </w:p>
-        </w:tc>
-        <w:tc>
-          <w:tcPr>
-            <w:tcW w:type="dxa" w:w="5131"/>
-            <w:tcMar>
-              <w:top w:w="70" w:type="dxa"/>
-              <w:start w:w="90" w:type="dxa"/>
-              <w:bottom w:w="70" w:type="dxa"/>
-              <w:end w:w="90" w:type="dxa"/>
-            </w:tcMar>
-            <w:vAlign w:val="top"/>
-          </w:tcPr>
-          <w:p>
-            <w:pPr>
-              <w:spacing w:after="0"/>
-            </w:pPr>
-            <w:r>
-              <w:rPr>
-                <w:sz w:val="18"/>
-              </w:rPr>
-              <w:t>Alle Bereiche gleichzeitig wählen; Termin ohne Blick auf die Probearbeit festlegen.</w:t>
-            </w:r>
-          </w:p>
-        </w:tc>
-      </w:tr>
-      <w:tr>
-        <w:tc>
-          <w:tcPr>
-            <w:tcW w:type="dxa" w:w="5131"/>
-            <w:shd w:fill="EDF5EA"/>
-            <w:tcMar>
-              <w:top w:w="70" w:type="dxa"/>
-              <w:start w:w="90" w:type="dxa"/>
-              <w:bottom w:w="70" w:type="dxa"/>
-              <w:end w:w="90" w:type="dxa"/>
-            </w:tcMar>
-            <w:vAlign w:val="top"/>
-          </w:tcPr>
-          <w:p>
-            <w:pPr>
-              <w:spacing w:after="0"/>
-            </w:pPr>
-            <w:r>
-              <w:rPr>
-                <w:b/>
-                <w:color w:val="4D8B3F"/>
-                <w:sz w:val="18"/>
-              </w:rPr>
-              <w:t>Hinweis</w:t>
-            </w:r>
-          </w:p>
-        </w:tc>
-        <w:tc>
-          <w:tcPr>
-            <w:tcW w:type="dxa" w:w="5131"/>
-            <w:tcMar>
-              <w:top w:w="70" w:type="dxa"/>
-              <w:start w:w="90" w:type="dxa"/>
-              <w:bottom w:w="70" w:type="dxa"/>
-              <w:end w:w="90" w:type="dxa"/>
-            </w:tcMar>
-            <w:vAlign w:val="top"/>
-          </w:tcPr>
-          <w:p>
-            <w:pPr>
-              <w:spacing w:after="0"/>
-            </w:pPr>
-            <w:r>
-              <w:rPr>
-                <w:sz w:val="18"/>
-              </w:rPr>
-              <w:t>Der konkrete Terminplan wird ergänzt, sobald der Stundenplan feststeht.</w:t>
-            </w:r>
-          </w:p>
-        </w:tc>
-      </w:tr>
-    </w:tbl>
-    <w:p>
-      <w:pPr>
-        <w:spacing w:before="100" w:after="40"/>
-      </w:pPr>
-      <w:r>
-        <w:rPr>
-          <w:b/>
-          <w:color w:val="3E5668"/>
-          <w:sz w:val="28"/>
-        </w:rPr>
-        <w:t>Blatt 24: Mein Rückblick auf das Prüfungsfenster</w:t>
-      </w:r>
-    </w:p>
-    <w:tbl>
-      <w:tblPr>
-        <w:tblStyle w:val="TableGrid"/>
-        <w:tblW w:type="auto" w:w="0"/>
-        <w:jc w:val="center"/>
-        <w:tblLook w:firstColumn="1" w:firstRow="1" w:lastColumn="0" w:lastRow="0" w:noHBand="0" w:noVBand="1" w:val="04A0"/>
-      </w:tblPr>
-      <w:tblGrid>
-        <w:gridCol w:w="5131"/>
-        <w:gridCol w:w="5131"/>
-      </w:tblGrid>
-      <w:tr>
-        <w:tc>
-          <w:tcPr>
-            <w:tcW w:type="dxa" w:w="5131"/>
-            <w:shd w:fill="DCE6EC"/>
-            <w:tcMar>
-              <w:top w:w="70" w:type="dxa"/>
-              <w:start w:w="90" w:type="dxa"/>
-              <w:bottom w:w="70" w:type="dxa"/>
-              <w:end w:w="90" w:type="dxa"/>
-            </w:tcMar>
-            <w:vAlign w:val="top"/>
-          </w:tcPr>
-          <w:p>
-            <w:pPr>
-              <w:spacing w:after="0"/>
-            </w:pPr>
-            <w:r>
-              <w:rPr>
-                <w:b/>
-                <w:color w:val="3E5668"/>
-                <w:sz w:val="18"/>
-              </w:rPr>
-              <w:t>Lösung</w:t>
-            </w:r>
-          </w:p>
-        </w:tc>
-        <w:tc>
-          <w:tcPr>
-            <w:tcW w:type="dxa" w:w="5131"/>
-            <w:tcMar>
-              <w:top w:w="70" w:type="dxa"/>
-              <w:start w:w="90" w:type="dxa"/>
-              <w:bottom w:w="70" w:type="dxa"/>
-              <w:end w:w="90" w:type="dxa"/>
-            </w:tcMar>
-            <w:vAlign w:val="top"/>
-          </w:tcPr>
-          <w:p>
-            <w:pPr>
-              <w:spacing w:after="0"/>
-            </w:pPr>
-            <w:r>
-              <w:rPr>
-                <w:sz w:val="18"/>
-              </w:rPr>
-              <w:t>Individuelle Reflexion.</w:t>
-            </w:r>
-          </w:p>
-        </w:tc>
-      </w:tr>
-      <w:tr>
-        <w:tc>
-          <w:tcPr>
-            <w:tcW w:type="dxa" w:w="5131"/>
-            <w:shd w:fill="DCE6EC"/>
-            <w:tcMar>
-              <w:top w:w="70" w:type="dxa"/>
-              <w:start w:w="90" w:type="dxa"/>
-              <w:bottom w:w="70" w:type="dxa"/>
-              <w:end w:w="90" w:type="dxa"/>
-            </w:tcMar>
-            <w:vAlign w:val="top"/>
-          </w:tcPr>
-          <w:p>
-            <w:pPr>
-              <w:spacing w:after="0"/>
-            </w:pPr>
-            <w:r>
-              <w:rPr>
-                <w:b/>
-                <w:color w:val="3E5668"/>
-                <w:sz w:val="18"/>
-              </w:rPr>
-              <w:t>Offene Antworten</w:t>
-            </w:r>
-          </w:p>
-        </w:tc>
-        <w:tc>
-          <w:tcPr>
-            <w:tcW w:type="dxa" w:w="5131"/>
-            <w:tcMar>
-              <w:top w:w="70" w:type="dxa"/>
-              <w:start w:w="90" w:type="dxa"/>
-              <w:bottom w:w="70" w:type="dxa"/>
-              <w:end w:w="90" w:type="dxa"/>
-            </w:tcMar>
-            <w:vAlign w:val="top"/>
-          </w:tcPr>
-          <w:p>
-            <w:pPr>
-              <w:spacing w:after="0"/>
-            </w:pPr>
-            <w:r>
-              <w:rPr>
-                <w:sz w:val="18"/>
-              </w:rPr>
-              <w:t>Beispiele: „Mir ist der Briefaufbau gut gelungen.“ / „Die Checkliste hat mir geholfen.“ / „Beim nächsten Mal beginne ich früher mit der Probearbeit.“</w:t>
-            </w:r>
-          </w:p>
-        </w:tc>
-      </w:tr>
-      <w:tr>
-        <w:tc>
-          <w:tcPr>
-            <w:tcW w:type="dxa" w:w="5131"/>
-            <w:shd w:fill="DCE6EC"/>
-            <w:tcMar>
-              <w:top w:w="70" w:type="dxa"/>
-              <w:start w:w="90" w:type="dxa"/>
-              <w:bottom w:w="70" w:type="dxa"/>
-              <w:end w:w="90" w:type="dxa"/>
-            </w:tcMar>
-            <w:vAlign w:val="top"/>
-          </w:tcPr>
-          <w:p>
-            <w:pPr>
-              <w:spacing w:after="0"/>
-            </w:pPr>
-            <w:r>
-              <w:rPr>
-                <w:b/>
-                <w:color w:val="3E5668"/>
-                <w:sz w:val="18"/>
-              </w:rPr>
-              <w:t>Erwartung</w:t>
-            </w:r>
-          </w:p>
-        </w:tc>
-        <w:tc>
-          <w:tcPr>
-            <w:tcW w:type="dxa" w:w="5131"/>
-            <w:tcMar>
-              <w:top w:w="70" w:type="dxa"/>
-              <w:start w:w="90" w:type="dxa"/>
-              <w:bottom w:w="70" w:type="dxa"/>
-              <w:end w:w="90" w:type="dxa"/>
-            </w:tcMar>
-            <w:vAlign w:val="top"/>
-          </w:tcPr>
-          <w:p>
-            <w:pPr>
-              <w:spacing w:after="0"/>
-            </w:pPr>
-            <w:r>
-              <w:rPr>
-                <w:sz w:val="18"/>
-              </w:rPr>
-              <w:t>Eine ehrliche Einschätzung, eine hilfreiche Strategie und ein konkreter nächster Planungsschritt.</w:t>
-            </w:r>
-          </w:p>
-        </w:tc>
-      </w:tr>
-      <w:tr>
-        <w:tc>
-          <w:tcPr>
-            <w:tcW w:type="dxa" w:w="5131"/>
-            <w:shd w:fill="F8EEE7"/>
-            <w:tcMar>
-              <w:top w:w="70" w:type="dxa"/>
-              <w:start w:w="90" w:type="dxa"/>
-              <w:bottom w:w="70" w:type="dxa"/>
-              <w:end w:w="90" w:type="dxa"/>
-            </w:tcMar>
-            <w:vAlign w:val="top"/>
-          </w:tcPr>
-          <w:p>
-            <w:pPr>
-              <w:spacing w:after="0"/>
-            </w:pPr>
-            <w:r>
-              <w:rPr>
-                <w:b/>
-                <w:color w:val="D97A4A"/>
-                <w:sz w:val="18"/>
-              </w:rPr>
-              <w:t>Typische Fehler</w:t>
-            </w:r>
-          </w:p>
-        </w:tc>
-        <w:tc>
-          <w:tcPr>
-            <w:tcW w:type="dxa" w:w="5131"/>
-            <w:tcMar>
-              <w:top w:w="70" w:type="dxa"/>
-              <w:start w:w="90" w:type="dxa"/>
-              <w:bottom w:w="70" w:type="dxa"/>
-              <w:end w:w="90" w:type="dxa"/>
-            </w:tcMar>
-            <w:vAlign w:val="top"/>
-          </w:tcPr>
-          <w:p>
-            <w:pPr>
-              <w:spacing w:after="0"/>
-            </w:pPr>
-            <w:r>
-              <w:rPr>
-                <w:sz w:val="18"/>
-              </w:rPr>
-              <w:t>Nur allgemeine Aussagen wie „alles war gut“; kein Bezug zur eigenen Planung oder Durchführung.</w:t>
-            </w:r>
-          </w:p>
-        </w:tc>
-      </w:tr>
-    </w:tbl>
-    <w:p>
-      <w:r>
-        <w:br w:type="page"/>
+        <w:t>Blatt 2</w:t>
       </w:r>
     </w:p>
     <w:p>
       <w:pPr>
-        <w:pStyle w:val="Title"/>
+        <w:pStyle w:val="Heading1"/>
       </w:pPr>
       <w:r>
-        <w:t>Kurzüberblick: Was muss ein Wunschbrief können?</w:t>
+        <w:t>Mein Lernweg</w:t>
       </w:r>
     </w:p>
-    <w:tbl>
-      <w:tblPr>
-        <w:tblW w:type="auto" w:w="0"/>
-        <w:jc w:val="center"/>
-        <w:tblLook w:firstColumn="1" w:firstRow="1" w:lastColumn="0" w:lastRow="0" w:noHBand="0" w:noVBand="1" w:val="04A0"/>
-      </w:tblPr>
-      <w:tblGrid>
-        <w:gridCol w:w="10262"/>
-      </w:tblGrid>
-      <w:tr>
-        <w:tc>
-          <w:tcPr>
-            <w:tcW w:type="dxa" w:w="10262"/>
-            <w:shd w:fill="EDF5EA"/>
-            <w:tcMar>
-              <w:top w:w="90" w:type="dxa"/>
-              <w:start w:w="110" w:type="dxa"/>
-              <w:bottom w:w="90" w:type="dxa"/>
-              <w:end w:w="110" w:type="dxa"/>
-            </w:tcMar>
-          </w:tcPr>
-          <w:p>
-            <w:pPr>
-              <w:spacing w:after="0"/>
-            </w:pPr>
-            <w:r>
-              <w:rPr>
-                <w:b/>
-                <w:color w:val="4D8B3F"/>
-                <w:sz w:val="21"/>
-              </w:rPr>
-              <w:t>Mindeststandard</w:t>
-            </w:r>
-            <w:r>
-              <w:br/>
-              <w:t>Der Text ist als Brief erkennbar. Er enthält eine passende Anrede, einen verständlichen und freundlich formulierten Wunsch, mindestens einen weiteren passenden Satz, eine Grußformel und den Namen.</w:t>
-            </w:r>
-          </w:p>
-        </w:tc>
-      </w:tr>
-    </w:tbl>
     <w:p>
       <w:pPr>
-        <w:spacing w:after="0"/>
-      </w:pPr>
-    </w:p>
-    <w:tbl>
-      <w:tblPr>
-        <w:tblW w:type="auto" w:w="0"/>
-        <w:jc w:val="center"/>
-        <w:tblLook w:firstColumn="1" w:firstRow="1" w:lastColumn="0" w:lastRow="0" w:noHBand="0" w:noVBand="1" w:val="04A0"/>
-      </w:tblPr>
-      <w:tblGrid>
-        <w:gridCol w:w="10262"/>
-      </w:tblGrid>
-      <w:tr>
-        <w:tc>
-          <w:tcPr>
-            <w:tcW w:type="dxa" w:w="10262"/>
-            <w:shd w:fill="EEF2F4"/>
-            <w:tcMar>
-              <w:top w:w="90" w:type="dxa"/>
-              <w:start w:w="110" w:type="dxa"/>
-              <w:bottom w:w="90" w:type="dxa"/>
-              <w:end w:w="110" w:type="dxa"/>
-            </w:tcMar>
-          </w:tcPr>
-          <w:p>
-            <w:pPr>
-              <w:spacing w:after="0"/>
-            </w:pPr>
-            <w:r>
-              <w:rPr>
-                <w:b/>
-                <w:color w:val="3E5668"/>
-                <w:sz w:val="21"/>
-              </w:rPr>
-              <w:t>Regelstandard</w:t>
-            </w:r>
-            <w:r>
-              <w:br/>
-              <w:t>Der Brief ist vollständig, zusammenhängend und überwiegend sprachlich sicher. Ein passender sachlicher Grund erklärt den Wunsch.</w:t>
-            </w:r>
-          </w:p>
-        </w:tc>
-      </w:tr>
-    </w:tbl>
-    <w:p>
-      <w:pPr>
-        <w:spacing w:after="0"/>
-      </w:pPr>
-    </w:p>
-    <w:tbl>
-      <w:tblPr>
-        <w:tblW w:type="auto" w:w="0"/>
-        <w:jc w:val="center"/>
-        <w:tblLook w:firstColumn="1" w:firstRow="1" w:lastColumn="0" w:lastRow="0" w:noHBand="0" w:noVBand="1" w:val="04A0"/>
-      </w:tblPr>
-      <w:tblGrid>
-        <w:gridCol w:w="10262"/>
-      </w:tblGrid>
-      <w:tr>
-        <w:tc>
-          <w:tcPr>
-            <w:tcW w:type="dxa" w:w="10262"/>
-            <w:shd w:fill="F8EEE7"/>
-            <w:tcMar>
-              <w:top w:w="90" w:type="dxa"/>
-              <w:start w:w="110" w:type="dxa"/>
-              <w:bottom w:w="90" w:type="dxa"/>
-              <w:end w:w="110" w:type="dxa"/>
-            </w:tcMar>
-          </w:tcPr>
-          <w:p>
-            <w:pPr>
-              <w:spacing w:after="0"/>
-            </w:pPr>
-            <w:r>
-              <w:rPr>
-                <w:b/>
-                <w:color w:val="D97A4A"/>
-                <w:sz w:val="21"/>
-              </w:rPr>
-              <w:t>Vertiefung</w:t>
-            </w:r>
-            <w:r>
-              <w:br/>
-              <w:t>Ein Umfrageergebnis wird korrekt wiedergegeben, sinnvoll mit dem Wunsch verbunden und gegebenenfalls durch ein Bedenken mit Lösung ergänzt.</w:t>
-            </w:r>
-          </w:p>
-        </w:tc>
-      </w:tr>
-    </w:tbl>
-    <w:p>
-      <w:pPr>
-        <w:spacing w:after="0"/>
-      </w:pPr>
+        <w:pStyle w:val="Heading2"/>
+      </w:pPr>
+      <w:r>
+        <w:t>Tipp</w:t>
+      </w:r>
     </w:p>
     <w:p>
-      <w:pPr>
-        <w:pStyle w:val="Heading1"/>
-      </w:pPr>
       <w:r>
-        <w:t>Schnelle Diagnose</w:t>
+        <w:t>Lies die Erklärung oben. Welche Aussagen passen dazu? Dein Lernziel nennt etwas, das du können möchtest.</w:t>
       </w:r>
     </w:p>
-    <w:tbl>
-      <w:tblPr>
-        <w:tblStyle w:val="TableGrid"/>
-        <w:tblW w:type="auto" w:w="0"/>
-        <w:jc w:val="center"/>
-        <w:tblLook w:firstColumn="1" w:firstRow="1" w:lastColumn="0" w:lastRow="0" w:noHBand="0" w:noVBand="1" w:val="04A0"/>
-      </w:tblPr>
-      <w:tblGrid>
-        <w:gridCol w:w="3421"/>
-        <w:gridCol w:w="3421"/>
-        <w:gridCol w:w="3421"/>
-      </w:tblGrid>
-      <w:tr>
-        <w:tc>
-          <w:tcPr>
-            <w:tcW w:type="dxa" w:w="3421"/>
-            <w:shd w:fill="DCE6EC"/>
-          </w:tcPr>
-          <w:p>
-            <w:r>
-              <w:rPr>
-                <w:b/>
-                <w:color w:val="3E5668"/>
-              </w:rPr>
-              <w:t>Beobachtung</w:t>
-            </w:r>
-          </w:p>
-        </w:tc>
-        <w:tc>
-          <w:tcPr>
-            <w:tcW w:type="dxa" w:w="3421"/>
-            <w:shd w:fill="DCE6EC"/>
-          </w:tcPr>
-          <w:p>
-            <w:r>
-              <w:rPr>
-                <w:b/>
-                <w:color w:val="3E5668"/>
-              </w:rPr>
-              <w:t>Möglicher Förderbedarf</w:t>
-            </w:r>
-          </w:p>
-        </w:tc>
-        <w:tc>
-          <w:tcPr>
-            <w:tcW w:type="dxa" w:w="3421"/>
-            <w:shd w:fill="DCE6EC"/>
-          </w:tcPr>
-          <w:p>
-            <w:r>
-              <w:rPr>
-                <w:b/>
-                <w:color w:val="3E5668"/>
-              </w:rPr>
-              <w:t>Passende Blätter</w:t>
-            </w:r>
-          </w:p>
-        </w:tc>
-      </w:tr>
-      <w:tr>
-        <w:tc>
-          <w:tcPr>
-            <w:tcW w:type="dxa" w:w="3421"/>
-            <w:tcMar>
-              <w:top w:w="70" w:type="dxa"/>
-              <w:start w:w="90" w:type="dxa"/>
-              <w:bottom w:w="70" w:type="dxa"/>
-              <w:end w:w="90" w:type="dxa"/>
-            </w:tcMar>
-          </w:tcPr>
-          <w:p>
-            <w:pPr>
-              <w:spacing w:after="0"/>
-            </w:pPr>
-            <w:r>
-              <w:rPr>
-                <w:sz w:val="18"/>
-              </w:rPr>
-              <w:t>Empfänger oder Wunsch werden verwechselt</w:t>
-            </w:r>
-          </w:p>
-        </w:tc>
-        <w:tc>
-          <w:tcPr>
-            <w:tcW w:type="dxa" w:w="3421"/>
-            <w:tcMar>
-              <w:top w:w="70" w:type="dxa"/>
-              <w:start w:w="90" w:type="dxa"/>
-              <w:bottom w:w="70" w:type="dxa"/>
-              <w:end w:w="90" w:type="dxa"/>
-            </w:tcMar>
-          </w:tcPr>
-          <w:p>
-            <w:pPr>
-              <w:spacing w:after="0"/>
-            </w:pPr>
-            <w:r>
-              <w:rPr>
-                <w:sz w:val="18"/>
-              </w:rPr>
-              <w:t>Schreibsituation verstehen</w:t>
-            </w:r>
-          </w:p>
-        </w:tc>
-        <w:tc>
-          <w:tcPr>
-            <w:tcW w:type="dxa" w:w="3421"/>
-            <w:tcMar>
-              <w:top w:w="70" w:type="dxa"/>
-              <w:start w:w="90" w:type="dxa"/>
-              <w:bottom w:w="70" w:type="dxa"/>
-              <w:end w:w="90" w:type="dxa"/>
-            </w:tcMar>
-          </w:tcPr>
-          <w:p>
-            <w:pPr>
-              <w:spacing w:after="0"/>
-            </w:pPr>
-            <w:r>
-              <w:rPr>
-                <w:sz w:val="18"/>
-              </w:rPr>
-              <w:t>4–6</w:t>
-            </w:r>
-          </w:p>
-        </w:tc>
-      </w:tr>
-      <w:tr>
-        <w:tc>
-          <w:tcPr>
-            <w:tcW w:type="dxa" w:w="3421"/>
-            <w:tcMar>
-              <w:top w:w="70" w:type="dxa"/>
-              <w:start w:w="90" w:type="dxa"/>
-              <w:bottom w:w="70" w:type="dxa"/>
-              <w:end w:w="90" w:type="dxa"/>
-            </w:tcMar>
-          </w:tcPr>
-          <w:p>
-            <w:pPr>
-              <w:spacing w:after="0"/>
-            </w:pPr>
-            <w:r>
-              <w:rPr>
-                <w:sz w:val="18"/>
-              </w:rPr>
-              <w:t>Briefteile fehlen oder sind vertauscht</w:t>
-            </w:r>
-          </w:p>
-        </w:tc>
-        <w:tc>
-          <w:tcPr>
-            <w:tcW w:type="dxa" w:w="3421"/>
-            <w:tcMar>
-              <w:top w:w="70" w:type="dxa"/>
-              <w:start w:w="90" w:type="dxa"/>
-              <w:bottom w:w="70" w:type="dxa"/>
-              <w:end w:w="90" w:type="dxa"/>
-            </w:tcMar>
-          </w:tcPr>
-          <w:p>
-            <w:pPr>
-              <w:spacing w:after="0"/>
-            </w:pPr>
-            <w:r>
-              <w:rPr>
-                <w:sz w:val="18"/>
-              </w:rPr>
-              <w:t>Briefaufbau</w:t>
-            </w:r>
-          </w:p>
-        </w:tc>
-        <w:tc>
-          <w:tcPr>
-            <w:tcW w:type="dxa" w:w="3421"/>
-            <w:tcMar>
-              <w:top w:w="70" w:type="dxa"/>
-              <w:start w:w="90" w:type="dxa"/>
-              <w:bottom w:w="70" w:type="dxa"/>
-              <w:end w:w="90" w:type="dxa"/>
-            </w:tcMar>
-          </w:tcPr>
-          <w:p>
-            <w:pPr>
-              <w:spacing w:after="0"/>
-            </w:pPr>
-            <w:r>
-              <w:rPr>
-                <w:sz w:val="18"/>
-              </w:rPr>
-              <w:t>7–10</w:t>
-            </w:r>
-          </w:p>
-        </w:tc>
-      </w:tr>
-      <w:tr>
-        <w:tc>
-          <w:tcPr>
-            <w:tcW w:type="dxa" w:w="3421"/>
-            <w:tcMar>
-              <w:top w:w="70" w:type="dxa"/>
-              <w:start w:w="90" w:type="dxa"/>
-              <w:bottom w:w="70" w:type="dxa"/>
-              <w:end w:w="90" w:type="dxa"/>
-            </w:tcMar>
-          </w:tcPr>
-          <w:p>
-            <w:pPr>
-              <w:spacing w:after="0"/>
-            </w:pPr>
-            <w:r>
-              <w:rPr>
-                <w:sz w:val="18"/>
-              </w:rPr>
-              <w:t>Ton ist fordernd oder ungenau</w:t>
-            </w:r>
-          </w:p>
-        </w:tc>
-        <w:tc>
-          <w:tcPr>
-            <w:tcW w:type="dxa" w:w="3421"/>
-            <w:tcMar>
-              <w:top w:w="70" w:type="dxa"/>
-              <w:start w:w="90" w:type="dxa"/>
-              <w:bottom w:w="70" w:type="dxa"/>
-              <w:end w:w="90" w:type="dxa"/>
-            </w:tcMar>
-          </w:tcPr>
-          <w:p>
-            <w:pPr>
-              <w:spacing w:after="0"/>
-            </w:pPr>
-            <w:r>
-              <w:rPr>
-                <w:sz w:val="18"/>
-              </w:rPr>
-              <w:t>freundlich und genau formulieren</w:t>
-            </w:r>
-          </w:p>
-        </w:tc>
-        <w:tc>
-          <w:tcPr>
-            <w:tcW w:type="dxa" w:w="3421"/>
-            <w:tcMar>
-              <w:top w:w="70" w:type="dxa"/>
-              <w:start w:w="90" w:type="dxa"/>
-              <w:bottom w:w="70" w:type="dxa"/>
-              <w:end w:w="90" w:type="dxa"/>
-            </w:tcMar>
-          </w:tcPr>
-          <w:p>
-            <w:pPr>
-              <w:spacing w:after="0"/>
-            </w:pPr>
-            <w:r>
-              <w:rPr>
-                <w:sz w:val="18"/>
-              </w:rPr>
-              <w:t>11–13</w:t>
-            </w:r>
-          </w:p>
-        </w:tc>
-      </w:tr>
-      <w:tr>
-        <w:tc>
-          <w:tcPr>
-            <w:tcW w:type="dxa" w:w="3421"/>
-            <w:tcMar>
-              <w:top w:w="70" w:type="dxa"/>
-              <w:start w:w="90" w:type="dxa"/>
-              <w:bottom w:w="70" w:type="dxa"/>
-              <w:end w:w="90" w:type="dxa"/>
-            </w:tcMar>
-          </w:tcPr>
-          <w:p>
-            <w:pPr>
-              <w:spacing w:after="0"/>
-            </w:pPr>
-            <w:r>
-              <w:rPr>
-                <w:sz w:val="18"/>
-              </w:rPr>
-              <w:t>Grund oder Datensatz passen nicht</w:t>
-            </w:r>
-          </w:p>
-        </w:tc>
-        <w:tc>
-          <w:tcPr>
-            <w:tcW w:type="dxa" w:w="3421"/>
-            <w:tcMar>
-              <w:top w:w="70" w:type="dxa"/>
-              <w:start w:w="90" w:type="dxa"/>
-              <w:bottom w:w="70" w:type="dxa"/>
-              <w:end w:w="90" w:type="dxa"/>
-            </w:tcMar>
-          </w:tcPr>
-          <w:p>
-            <w:pPr>
-              <w:spacing w:after="0"/>
-            </w:pPr>
-            <w:r>
-              <w:rPr>
-                <w:sz w:val="18"/>
-              </w:rPr>
-              <w:t>begründen und Daten nutzen</w:t>
-            </w:r>
-          </w:p>
-        </w:tc>
-        <w:tc>
-          <w:tcPr>
-            <w:tcW w:type="dxa" w:w="3421"/>
-            <w:tcMar>
-              <w:top w:w="70" w:type="dxa"/>
-              <w:start w:w="90" w:type="dxa"/>
-              <w:bottom w:w="70" w:type="dxa"/>
-              <w:end w:w="90" w:type="dxa"/>
-            </w:tcMar>
-          </w:tcPr>
-          <w:p>
-            <w:pPr>
-              <w:spacing w:after="0"/>
-            </w:pPr>
-            <w:r>
-              <w:rPr>
-                <w:sz w:val="18"/>
-              </w:rPr>
-              <w:t>14–15, 20</w:t>
-            </w:r>
-          </w:p>
-        </w:tc>
-      </w:tr>
-      <w:tr>
-        <w:tc>
-          <w:tcPr>
-            <w:tcW w:type="dxa" w:w="3421"/>
-            <w:tcMar>
-              <w:top w:w="70" w:type="dxa"/>
-              <w:start w:w="90" w:type="dxa"/>
-              <w:bottom w:w="70" w:type="dxa"/>
-              <w:end w:w="90" w:type="dxa"/>
-            </w:tcMar>
-          </w:tcPr>
-          <w:p>
-            <w:pPr>
-              <w:spacing w:after="0"/>
-            </w:pPr>
-            <w:r>
-              <w:rPr>
-                <w:sz w:val="18"/>
-              </w:rPr>
-              <w:t>Planung bleibt lückenhaft</w:t>
-            </w:r>
-          </w:p>
-        </w:tc>
-        <w:tc>
-          <w:tcPr>
-            <w:tcW w:type="dxa" w:w="3421"/>
-            <w:tcMar>
-              <w:top w:w="70" w:type="dxa"/>
-              <w:start w:w="90" w:type="dxa"/>
-              <w:bottom w:w="70" w:type="dxa"/>
-              <w:end w:w="90" w:type="dxa"/>
-            </w:tcMar>
-          </w:tcPr>
-          <w:p>
-            <w:pPr>
-              <w:spacing w:after="0"/>
-            </w:pPr>
-            <w:r>
-              <w:rPr>
-                <w:sz w:val="18"/>
-              </w:rPr>
-              <w:t>Schreibplan und Gerüst</w:t>
-            </w:r>
-          </w:p>
-        </w:tc>
-        <w:tc>
-          <w:tcPr>
-            <w:tcW w:type="dxa" w:w="3421"/>
-            <w:tcMar>
-              <w:top w:w="70" w:type="dxa"/>
-              <w:start w:w="90" w:type="dxa"/>
-              <w:bottom w:w="70" w:type="dxa"/>
-              <w:end w:w="90" w:type="dxa"/>
-            </w:tcMar>
-          </w:tcPr>
-          <w:p>
-            <w:pPr>
-              <w:spacing w:after="0"/>
-            </w:pPr>
-            <w:r>
-              <w:rPr>
-                <w:sz w:val="18"/>
-              </w:rPr>
-              <w:t>16–17</w:t>
-            </w:r>
-          </w:p>
-        </w:tc>
-      </w:tr>
-      <w:tr>
-        <w:tc>
-          <w:tcPr>
-            <w:tcW w:type="dxa" w:w="3421"/>
-            <w:tcMar>
-              <w:top w:w="70" w:type="dxa"/>
-              <w:start w:w="90" w:type="dxa"/>
-              <w:bottom w:w="70" w:type="dxa"/>
-              <w:end w:w="90" w:type="dxa"/>
-            </w:tcMar>
-          </w:tcPr>
-          <w:p>
-            <w:pPr>
-              <w:spacing w:after="0"/>
-            </w:pPr>
-            <w:r>
-              <w:rPr>
-                <w:sz w:val="18"/>
-              </w:rPr>
-              <w:t>Text wird nicht kontrolliert</w:t>
-            </w:r>
-          </w:p>
-        </w:tc>
-        <w:tc>
-          <w:tcPr>
-            <w:tcW w:type="dxa" w:w="3421"/>
-            <w:tcMar>
-              <w:top w:w="70" w:type="dxa"/>
-              <w:start w:w="90" w:type="dxa"/>
-              <w:bottom w:w="70" w:type="dxa"/>
-              <w:end w:w="90" w:type="dxa"/>
-            </w:tcMar>
-          </w:tcPr>
-          <w:p>
-            <w:pPr>
-              <w:spacing w:after="0"/>
-            </w:pPr>
-            <w:r>
-              <w:rPr>
-                <w:sz w:val="18"/>
-              </w:rPr>
-              <w:t>Überarbeitung und Reflexion</w:t>
-            </w:r>
-          </w:p>
-        </w:tc>
-        <w:tc>
-          <w:tcPr>
-            <w:tcW w:type="dxa" w:w="3421"/>
-            <w:tcMar>
-              <w:top w:w="70" w:type="dxa"/>
-              <w:start w:w="90" w:type="dxa"/>
-              <w:bottom w:w="70" w:type="dxa"/>
-              <w:end w:w="90" w:type="dxa"/>
-            </w:tcMar>
-          </w:tcPr>
-          <w:p>
-            <w:pPr>
-              <w:spacing w:after="0"/>
-            </w:pPr>
-            <w:r>
-              <w:rPr>
-                <w:sz w:val="18"/>
-              </w:rPr>
-              <w:t>19, 22–24</w:t>
-            </w:r>
-          </w:p>
-        </w:tc>
-      </w:tr>
-    </w:tbl>
+    <w:p>
+      <w:pPr>
+        <w:pStyle w:val="Heading2"/>
+      </w:pPr>
+      <w:r>
+        <w:t>Lösung und Vergleich</w:t>
+      </w:r>
+    </w:p>
+    <w:p>
+      <w:r>
+        <w:t>Aufgabe 1: Richtig sind „Du darfst dir Hilfe holen“ und „Du schreibst eine Probearbeit“.</w:t>
+        <w:br/>
+        <w:br/>
+        <w:t>Aufgabe 2 – Beispiel: „Ich möchte eine passende Anrede schreiben.“ Dein eigenes kleines Lernziel darf anders sein.</w:t>
+      </w:r>
+    </w:p>
+    <w:p>
+      <w:pPr>
+        <w:pStyle w:val="Heading2"/>
+      </w:pPr>
+      <w:r>
+        <w:t>Hinweis für die Lehrkraft</w:t>
+      </w:r>
+    </w:p>
+    <w:p>
+      <w:r>
+        <w:t>Nicht die Lernwegreihenfolge abfragen: Aufgabe 1 ist jetzt eine Auswahl von zwei Aussagen.</w:t>
+      </w:r>
+    </w:p>
+    <w:p>
+      <w:pPr>
+        <w:pStyle w:val="Title"/>
+        <w:pageBreakBefore/>
+      </w:pPr>
+      <w:r>
+        <w:t>Blatt 3</w:t>
+      </w:r>
+    </w:p>
+    <w:p>
+      <w:pPr>
+        <w:pStyle w:val="Heading1"/>
+      </w:pPr>
+      <w:r>
+        <w:t>Wünsche für unsere Schule</w:t>
+      </w:r>
+    </w:p>
+    <w:p>
+      <w:pPr>
+        <w:pStyle w:val="Heading2"/>
+      </w:pPr>
+      <w:r>
+        <w:t>Tipp</w:t>
+      </w:r>
+    </w:p>
+    <w:p>
+      <w:r>
+        <w:t>Suche die Wörter für Ruhe und Sitzen. Wähle danach einen Wunsch für deinen eigenen Satz.</w:t>
+      </w:r>
+    </w:p>
+    <w:p>
+      <w:pPr>
+        <w:pStyle w:val="Heading2"/>
+      </w:pPr>
+      <w:r>
+        <w:t>Lösung und Vergleich</w:t>
+      </w:r>
+    </w:p>
+    <w:p>
+      <w:r>
+        <w:t>Aufgabe 1: Unterstreiche „Ruheraum“. Kreise „Sitzplätze“ ein.</w:t>
+        <w:br/>
+        <w:br/>
+        <w:t>Aufgabe 2 – Beispiel: „Ich wünsche mir mehr Sitzplätze auf dem Schulhof.“</w:t>
+      </w:r>
+    </w:p>
+    <w:p>
+      <w:pPr>
+        <w:pStyle w:val="Heading2"/>
+      </w:pPr>
+      <w:r>
+        <w:t>Zusatz · freiwillig</w:t>
+      </w:r>
+    </w:p>
+    <w:p>
+      <w:r>
+        <w:t>Beispiel: „18 Kinder wünschen sich eine Spieleausleihe.“ Auch richtig: neue Bälle 15, Ruheraum 9, Sitzplätze 12. Mehrere Antworten waren erlaubt. Eine Gesamtzahl der Kinder ist nicht angegeben.</w:t>
+      </w:r>
+    </w:p>
+    <w:p>
+      <w:pPr>
+        <w:pStyle w:val="Heading2"/>
+      </w:pPr>
+      <w:r>
+        <w:t>Hinweis für die Lehrkraft</w:t>
+      </w:r>
+    </w:p>
+    <w:p>
+      <w:r>
+        <w:t>Kein Diagramm im Pflichtteil; Stimmen nicht als Anzahl der Befragten addieren.</w:t>
+      </w:r>
+    </w:p>
+    <w:p>
+      <w:pPr>
+        <w:pStyle w:val="Title"/>
+        <w:pageBreakBefore/>
+      </w:pPr>
+      <w:r>
+        <w:t>Blatt 4</w:t>
+      </w:r>
+    </w:p>
+    <w:p>
+      <w:pPr>
+        <w:pStyle w:val="Heading1"/>
+      </w:pPr>
+      <w:r>
+        <w:t>Wer schreibt wem?</w:t>
+      </w:r>
+    </w:p>
+    <w:p>
+      <w:pPr>
+        <w:pStyle w:val="Heading2"/>
+      </w:pPr>
+      <w:r>
+        <w:t>Tipp</w:t>
+      </w:r>
+    </w:p>
+    <w:p>
+      <w:r>
+        <w:t>Die Anrede zeigt, wer den Brief bekommt. Der Name am Ende zeigt, wer ihn schreibt.</w:t>
+      </w:r>
+    </w:p>
+    <w:p>
+      <w:pPr>
+        <w:pStyle w:val="Heading2"/>
+      </w:pPr>
+      <w:r>
+        <w:t>Lösung und Vergleich</w:t>
+      </w:r>
+    </w:p>
+    <w:p>
+      <w:r>
+        <w:t>Aufgabe 1: Richtig sind „Lena schreibt den Brief“ und „Lena wünscht sich eine Leseecke“.</w:t>
+        <w:br/>
+        <w:br/>
+        <w:t>Aufgabe 2: „Lena schreibt an Frau Neumann. Sie wünscht sich eine Leseecke für die Klasse.“</w:t>
+      </w:r>
+    </w:p>
+    <w:p>
+      <w:pPr>
+        <w:pStyle w:val="Heading2"/>
+      </w:pPr>
+      <w:r>
+        <w:t>Hinweis für die Lehrkraft</w:t>
+      </w:r>
+    </w:p>
+    <w:p>
+      <w:r>
+        <w:t>Keine Umfragedaten im aktuellen Brief; sinngleiche Ergänzungen akzeptieren.</w:t>
+      </w:r>
+    </w:p>
+    <w:p>
+      <w:pPr>
+        <w:pStyle w:val="Title"/>
+        <w:pageBreakBefore/>
+      </w:pPr>
+      <w:r>
+        <w:t>Blatt 5</w:t>
+      </w:r>
+    </w:p>
+    <w:p>
+      <w:pPr>
+        <w:pStyle w:val="Heading1"/>
+      </w:pPr>
+      <w:r>
+        <w:t>Wer kann dabei helfen?</w:t>
+      </w:r>
+    </w:p>
+    <w:p>
+      <w:pPr>
+        <w:pStyle w:val="Heading2"/>
+      </w:pPr>
+      <w:r>
+        <w:t>Tipp</w:t>
+      </w:r>
+    </w:p>
+    <w:p>
+      <w:r>
+        <w:t>Wer kann besprechen, planen, reparieren oder Geld geben? Manchmal kann mehr als eine Person helfen.</w:t>
+      </w:r>
+    </w:p>
+    <w:p>
+      <w:pPr>
+        <w:pStyle w:val="Heading2"/>
+      </w:pPr>
+      <w:r>
+        <w:t>Lösung und Vergleich</w:t>
+      </w:r>
+    </w:p>
+    <w:p>
+      <w:r>
+        <w:t>Aufgabe 1 – mögliche Zuordnung:</w:t>
+        <w:br/>
+        <w:t>Klassenausflug: 1 Klassenleitung</w:t>
+        <w:br/>
+        <w:t>Ruheraum: 2 Schulleitung</w:t>
+        <w:br/>
+        <w:t>Haken: 3 Hausmeisterei</w:t>
+        <w:br/>
+        <w:t>Spieleausleihe: 4 Schülervertretung</w:t>
+        <w:br/>
+        <w:t>Geld für Bälle: 5 Förderverein</w:t>
+        <w:br/>
+        <w:br/>
+        <w:t>Aufgabe 2 – Beispiel: „Die Klassenleitung kann den Ausflug mit uns planen.“ Andere Zuordnungen sind möglich, wenn die Person dabei helfen kann.</w:t>
+      </w:r>
+    </w:p>
+    <w:p>
+      <w:pPr>
+        <w:pStyle w:val="Heading2"/>
+      </w:pPr>
+      <w:r>
+        <w:t>Hinweis für die Lehrkraft</w:t>
+      </w:r>
+    </w:p>
+    <w:p>
+      <w:r>
+        <w:t>Plausible Alternativen anerkennen, z. B. Klassenleitung als erste Ansprechperson. Lokale Zuständigkeiten erklären.</w:t>
+      </w:r>
+    </w:p>
+    <w:p>
+      <w:pPr>
+        <w:pStyle w:val="Title"/>
+        <w:pageBreakBefore/>
+      </w:pPr>
+      <w:r>
+        <w:t>Blatt 6</w:t>
+      </w:r>
+    </w:p>
+    <w:p>
+      <w:pPr>
+        <w:pStyle w:val="Heading1"/>
+      </w:pPr>
+      <w:r>
+        <w:t>Was ist der Wunsch?</w:t>
+      </w:r>
+    </w:p>
+    <w:p>
+      <w:pPr>
+        <w:pStyle w:val="Heading2"/>
+      </w:pPr>
+      <w:r>
+        <w:t>Tipp</w:t>
+      </w:r>
+    </w:p>
+    <w:p>
+      <w:r>
+        <w:t>Suche den Satz mit „wünsche“. Ein weiterer Grund erklärt, wozu Ablagefächer helfen.</w:t>
+      </w:r>
+    </w:p>
+    <w:p>
+      <w:pPr>
+        <w:pStyle w:val="Heading2"/>
+      </w:pPr>
+      <w:r>
+        <w:t>Lösung und Vergleich</w:t>
+      </w:r>
+    </w:p>
+    <w:p>
+      <w:r>
+        <w:t>Aufgabe 1: Unterstreiche „Ich wünsche mir Ablagefächer für unsere Klasse.“</w:t>
+        <w:br/>
+        <w:br/>
+        <w:t>Aufgabe 2 – Beispiel: „Für unsere Klasse wünsche ich mir neue Ablagefächer.“</w:t>
+      </w:r>
+    </w:p>
+    <w:p>
+      <w:pPr>
+        <w:pStyle w:val="Heading2"/>
+      </w:pPr>
+      <w:r>
+        <w:t>Zusatz · freiwillig</w:t>
+      </w:r>
+    </w:p>
+    <w:p>
+      <w:r>
+        <w:t>Ein weiterer Grund: „In Ablagefächern finden wir unsere Hefte schneller wieder.“ Eine Zahl allein erklärt noch keinen Nutzen.</w:t>
+      </w:r>
+    </w:p>
+    <w:p>
+      <w:pPr>
+        <w:pStyle w:val="Heading2"/>
+      </w:pPr>
+      <w:r>
+        <w:t>Hinweis für die Lehrkraft</w:t>
+      </w:r>
+    </w:p>
+    <w:p>
+      <w:r>
+        <w:t>Grund und Daten bleiben freiwillig. Der Kerntext handelt von Ablagefächern.</w:t>
+      </w:r>
+    </w:p>
+    <w:p>
+      <w:pPr>
+        <w:pStyle w:val="Title"/>
+        <w:pageBreakBefore/>
+      </w:pPr>
+      <w:r>
+        <w:t>Blatt 7</w:t>
+      </w:r>
+    </w:p>
+    <w:p>
+      <w:pPr>
+        <w:pStyle w:val="Heading1"/>
+      </w:pPr>
+      <w:r>
+        <w:t>Die Teile eines Briefes</w:t>
+      </w:r>
+    </w:p>
+    <w:p>
+      <w:pPr>
+        <w:pStyle w:val="Heading2"/>
+      </w:pPr>
+      <w:r>
+        <w:t>Tipp</w:t>
+      </w:r>
+    </w:p>
+    <w:p>
+      <w:r>
+        <w:t>Beginne mit Ort und Datum. Nach der Anrede kommt der Brieftext.</w:t>
+      </w:r>
+    </w:p>
+    <w:p>
+      <w:pPr>
+        <w:pStyle w:val="Heading2"/>
+      </w:pPr>
+      <w:r>
+        <w:t>Lösung und Vergleich</w:t>
+      </w:r>
+    </w:p>
+    <w:p>
+      <w:r>
+        <w:t>Aufgabe 1 – Zahlen von oben nach unten: 4, 1, 5, 3, 2.</w:t>
+        <w:br/>
+        <w:br/>
+        <w:t>Aufgabe 2 – richtige Reihenfolge:</w:t>
+        <w:br/>
+        <w:t>1. Ort und Datum</w:t>
+        <w:br/>
+        <w:t>2. Anrede</w:t>
+        <w:br/>
+        <w:t>3. Brieftext</w:t>
+        <w:br/>
+        <w:t>4. Grußformel</w:t>
+        <w:br/>
+        <w:t>5. Name</w:t>
+      </w:r>
+    </w:p>
+    <w:p>
+      <w:pPr>
+        <w:pStyle w:val="Heading2"/>
+      </w:pPr>
+      <w:r>
+        <w:t>Hinweis für die Lehrkraft</w:t>
+      </w:r>
+    </w:p>
+    <w:p>
+      <w:r>
+        <w:t>Jede Zahl einmal; Ort und Datum bilden hier einen Briefteil.</w:t>
+      </w:r>
+    </w:p>
+    <w:p>
+      <w:pPr>
+        <w:pStyle w:val="Title"/>
+        <w:pageBreakBefore/>
+      </w:pPr>
+      <w:r>
+        <w:t>Blatt 8</w:t>
+      </w:r>
+    </w:p>
+    <w:p>
+      <w:pPr>
+        <w:pStyle w:val="Heading1"/>
+      </w:pPr>
+      <w:r>
+        <w:t>Das Briefpuzzle</w:t>
+      </w:r>
+    </w:p>
+    <w:p>
+      <w:pPr>
+        <w:pStyle w:val="Heading2"/>
+      </w:pPr>
+      <w:r>
+        <w:t>Tipp</w:t>
+      </w:r>
+    </w:p>
+    <w:p>
+      <w:r>
+        <w:t>Suche Ort und Datum, dann die Anrede. Der Name steht zuletzt.</w:t>
+      </w:r>
+    </w:p>
+    <w:p>
+      <w:pPr>
+        <w:pStyle w:val="Heading2"/>
+      </w:pPr>
+      <w:r>
+        <w:t>Lösung und Vergleich</w:t>
+      </w:r>
+    </w:p>
+    <w:p>
+      <w:r>
+        <w:t>Aufgabe 1 – Zahlen von oben nach unten: 4, 2, 5, 1, 3.</w:t>
+        <w:br/>
+        <w:br/>
+        <w:t>Aufgabe 2: „Mina wünscht sich eine Tischtennisplatte für den Schulhof.“</w:t>
+      </w:r>
+    </w:p>
+    <w:p>
+      <w:pPr>
+        <w:pStyle w:val="Heading2"/>
+      </w:pPr>
+      <w:r>
+        <w:t>Hinweis für die Lehrkraft</w:t>
+      </w:r>
+    </w:p>
+    <w:p>
+      <w:r>
+        <w:t>Reihenfolge: Datum, Anrede, vollständiger Brieftext mit Hoffnungssatz, Grußformel, Mina.</w:t>
+      </w:r>
+    </w:p>
+    <w:p>
+      <w:pPr>
+        <w:pStyle w:val="Title"/>
+        <w:pageBreakBefore/>
+      </w:pPr>
+      <w:r>
+        <w:t>Blatt 9</w:t>
+      </w:r>
+    </w:p>
+    <w:p>
+      <w:pPr>
+        <w:pStyle w:val="Heading1"/>
+      </w:pPr>
+      <w:r>
+        <w:t>Anrede und Grußformel</w:t>
+      </w:r>
+    </w:p>
+    <w:p>
+      <w:pPr>
+        <w:pStyle w:val="Heading2"/>
+      </w:pPr>
+      <w:r>
+        <w:t>Tipp</w:t>
+      </w:r>
+    </w:p>
+    <w:p>
+      <w:r>
+        <w:t>Zu einer Freundin darf der Ton persönlicher sein. Nach der Anrede steht ein Komma, nach dem Gruß keines.</w:t>
+      </w:r>
+    </w:p>
+    <w:p>
+      <w:pPr>
+        <w:pStyle w:val="Heading2"/>
+      </w:pPr>
+      <w:r>
+        <w:t>Lösung und Vergleich</w:t>
+      </w:r>
+    </w:p>
+    <w:p>
+      <w:r>
+        <w:t>Aufgabe 1 – Beispiele:</w:t>
+        <w:br/>
+        <w:t>Liebe Frau Neumann, / Viele Grüße</w:t>
+        <w:br/>
+        <w:t>Sehr geehrte Frau Schneider, / Freundliche Grüße</w:t>
+        <w:br/>
+        <w:t>Hallo Mia, / Liebe Grüße</w:t>
+        <w:br/>
+        <w:br/>
+        <w:t>Aufgabe 2: Wähle Anfang und Schluss passend zu deiner Person. Mehrere Grußformeln können richtig sein.</w:t>
+      </w:r>
+    </w:p>
+    <w:p>
+      <w:pPr>
+        <w:pStyle w:val="Heading2"/>
+      </w:pPr>
+      <w:r>
+        <w:t>Hinweis für die Lehrkraft</w:t>
+      </w:r>
+    </w:p>
+    <w:p>
+      <w:r>
+        <w:t>Keine Buchstaben-Zuordnung mehr. Weitere passende Anreden und Grüße anerkennen.</w:t>
+      </w:r>
+    </w:p>
+    <w:p>
+      <w:pPr>
+        <w:pStyle w:val="Title"/>
+        <w:pageBreakBefore/>
+      </w:pPr>
+      <w:r>
+        <w:t>Blatt 10</w:t>
+      </w:r>
+    </w:p>
+    <w:p>
+      <w:pPr>
+        <w:pStyle w:val="Heading1"/>
+      </w:pPr>
+      <w:r>
+        <w:t>Fehlerwerkstatt Briefaufbau</w:t>
+      </w:r>
+    </w:p>
+    <w:p>
+      <w:pPr>
+        <w:pStyle w:val="Heading2"/>
+      </w:pPr>
+      <w:r>
+        <w:t>Tipp</w:t>
+      </w:r>
+    </w:p>
+    <w:p>
+      <w:r>
+        <w:t>Ort und Datum stehen vor der Anrede. Grußformel und Name schließen den Brief ab.</w:t>
+      </w:r>
+    </w:p>
+    <w:p>
+      <w:pPr>
+        <w:pStyle w:val="Heading2"/>
+      </w:pPr>
+      <w:r>
+        <w:t>Lösung und Vergleich</w:t>
+      </w:r>
+    </w:p>
+    <w:p>
+      <w:r>
+        <w:t>Aufgabe 1: Kreise „Dortmund, 20. September 2026“ ein. Unterstreiche „Jonas“ und „Viele Grüße“.</w:t>
+        <w:br/>
+        <w:br/>
+        <w:t>Aufgabe 2:</w:t>
+        <w:br/>
+        <w:t>Dortmund, 20. September 2026</w:t>
+        <w:br/>
+        <w:t>Liebe Frau Berger,</w:t>
+        <w:br/>
+        <w:t>ich wünsche mir neue Sitzkissen. Ich würde mich darüber sehr freuen.</w:t>
+        <w:br/>
+        <w:t>Viele Grüße</w:t>
+        <w:br/>
+        <w:t>Jonas</w:t>
+      </w:r>
+    </w:p>
+    <w:p>
+      <w:pPr>
+        <w:pStyle w:val="Heading2"/>
+      </w:pPr>
+      <w:r>
+        <w:t>Hinweis für die Lehrkraft</w:t>
+      </w:r>
+    </w:p>
+    <w:p>
+      <w:r>
+        <w:t>Beide Textsätze erhalten; keine zusätzlichen Briefinhalte verlangen.</w:t>
+      </w:r>
+    </w:p>
+    <w:p>
+      <w:pPr>
+        <w:pStyle w:val="Title"/>
+        <w:pageBreakBefore/>
+      </w:pPr>
+      <w:r>
+        <w:t>Blatt 11</w:t>
+      </w:r>
+    </w:p>
+    <w:p>
+      <w:pPr>
+        <w:pStyle w:val="Heading1"/>
+      </w:pPr>
+      <w:r>
+        <w:t>Freundlich und genau</w:t>
+      </w:r>
+    </w:p>
+    <w:p>
+      <w:pPr>
+        <w:pStyle w:val="Heading2"/>
+      </w:pPr>
+      <w:r>
+        <w:t>Tipp</w:t>
+      </w:r>
+    </w:p>
+    <w:p>
+      <w:r>
+        <w:t>„Sofort“ und „endlich“ machen hier Druck. Nenne eine konkrete Sache und bitte freundlich darum.</w:t>
+      </w:r>
+    </w:p>
+    <w:p>
+      <w:pPr>
+        <w:pStyle w:val="Heading2"/>
+      </w:pPr>
+      <w:r>
+        <w:t>Lösung und Vergleich</w:t>
+      </w:r>
+    </w:p>
+    <w:p>
+      <w:r>
+        <w:t>Aufgabe 1: Richtig sind „Wir würden uns über neue Spiele freuen“ und „Könnten Sie bitte neue Bälle besorgen?“</w:t>
+        <w:br/>
+        <w:br/>
+        <w:t>Aufgabe 2 – Beispiel: „Ich wünsche mir neue Bälle für die Pause.“</w:t>
+      </w:r>
+    </w:p>
+    <w:p>
+      <w:pPr>
+        <w:pStyle w:val="Heading2"/>
+      </w:pPr>
+      <w:r>
+        <w:t>Zusatz · freiwillig</w:t>
+      </w:r>
+    </w:p>
+    <w:p>
+      <w:r>
+        <w:t>„18 von 26 Kindern wünschen sich eine Spieleausleihe.“ 18 von 26 sind nicht alle.</w:t>
+      </w:r>
+    </w:p>
+    <w:p>
+      <w:pPr>
+        <w:pStyle w:val="Heading2"/>
+      </w:pPr>
+      <w:r>
+        <w:t>Hinweis für die Lehrkraft</w:t>
+      </w:r>
+    </w:p>
+    <w:p>
+      <w:r>
+        <w:t>Ton und Genauigkeit getrennt prüfen. Ein sachlich formulierter Wunsch kann freundlich sein.</w:t>
+      </w:r>
+    </w:p>
+    <w:p>
+      <w:pPr>
+        <w:pStyle w:val="Title"/>
+        <w:pageBreakBefore/>
+      </w:pPr>
+      <w:r>
+        <w:t>Blatt 12</w:t>
+      </w:r>
+    </w:p>
+    <w:p>
+      <w:pPr>
+        <w:pStyle w:val="Heading1"/>
+      </w:pPr>
+      <w:r>
+        <w:t>Satzstarter für Wunschbriefe</w:t>
+      </w:r>
+    </w:p>
+    <w:p>
+      <w:pPr>
+        <w:pStyle w:val="Heading2"/>
+      </w:pPr>
+      <w:r>
+        <w:t>Tipp</w:t>
+      </w:r>
+    </w:p>
+    <w:p>
+      <w:r>
+        <w:t>Lies Anfang und Ende zusammen. Ergibt sich ein ganzer Satz?</w:t>
+      </w:r>
+    </w:p>
+    <w:p>
+      <w:pPr>
+        <w:pStyle w:val="Heading2"/>
+      </w:pPr>
+      <w:r>
+        <w:t>Lösung und Vergleich</w:t>
+      </w:r>
+    </w:p>
+    <w:p>
+      <w:r>
+        <w:t>Aufgabe 1: A–2 und B–1.</w:t>
+        <w:br/>
+        <w:t>„Ich wünsche mir neue Sitzbänke für den Schulhof.“</w:t>
+        <w:br/>
+        <w:t>„Ich würde mich freuen, wenn Sie eine Spieleausleihe anbieten könnten.“</w:t>
+        <w:br/>
+        <w:br/>
+        <w:t>Aufgabe 2 – Beispiel: „Ich wünsche mir neue Bälle für die Pause.“</w:t>
+      </w:r>
+    </w:p>
+    <w:p>
+      <w:pPr>
+        <w:pStyle w:val="Heading2"/>
+      </w:pPr>
+      <w:r>
+        <w:t>Zusatz · freiwillig</w:t>
+      </w:r>
+    </w:p>
+    <w:p>
+      <w:r>
+        <w:t>„In der Umfrage wünschen sich 17 Kinder eine Leseecke.“ Eine Gesamtzahl ist hier nicht genannt.</w:t>
+      </w:r>
+    </w:p>
+    <w:p>
+      <w:pPr>
+        <w:pStyle w:val="Heading2"/>
+      </w:pPr>
+      <w:r>
+        <w:t>Hinweis für die Lehrkraft</w:t>
+      </w:r>
+    </w:p>
+    <w:p>
+      <w:r>
+        <w:t>Nur A und B gehören zur aktuellen Zuordnung; keine Gesamtzahl ergänzen.</w:t>
+      </w:r>
+    </w:p>
+    <w:p>
+      <w:pPr>
+        <w:pStyle w:val="Title"/>
+        <w:pageBreakBefore/>
+      </w:pPr>
+      <w:r>
+        <w:t>Blatt 13</w:t>
+      </w:r>
+    </w:p>
+    <w:p>
+      <w:pPr>
+        <w:pStyle w:val="Heading1"/>
+      </w:pPr>
+      <w:r>
+        <w:t>Mein Wunsch für den Schulalltag</w:t>
+      </w:r>
+    </w:p>
+    <w:p>
+      <w:pPr>
+        <w:pStyle w:val="Heading2"/>
+      </w:pPr>
+      <w:r>
+        <w:t>Tipp</w:t>
+      </w:r>
+    </w:p>
+    <w:p>
+      <w:r>
+        <w:t>Wähle zuerst deinen Wunsch. Überlege dann, zu welchem Bereich und zu welcher Person er passt.</w:t>
+      </w:r>
+    </w:p>
+    <w:p>
+      <w:pPr>
+        <w:pStyle w:val="Heading2"/>
+      </w:pPr>
+      <w:r>
+        <w:t>Lösung und Vergleich</w:t>
+      </w:r>
+    </w:p>
+    <w:p>
+      <w:r>
+        <w:t>Beispiel: Kreuze „Räume und Ausstattung“ an. Schreibe: „Ich wünsche mir Sitzbänke auf dem Schulhof.“ Als Person kannst du die Schulleitung nennen.</w:t>
+        <w:br/>
+        <w:br/>
+        <w:t>Auch andere Wünsche, passende Bereiche und Personen sind richtig.</w:t>
+      </w:r>
+    </w:p>
+    <w:p>
+      <w:pPr>
+        <w:pStyle w:val="Heading2"/>
+      </w:pPr>
+      <w:r>
+        <w:t>Zusatz · freiwillig</w:t>
+      </w:r>
+    </w:p>
+    <w:p>
+      <w:r>
+        <w:t>Nutze nur echte oder ausgeteilte Daten, die zu deinem Wunsch passen. Ohne passende Daten lässt du den Zusatz weg.</w:t>
+      </w:r>
+    </w:p>
+    <w:p>
+      <w:pPr>
+        <w:pStyle w:val="Heading2"/>
+      </w:pPr>
+      <w:r>
+        <w:t>Hinweis für die Lehrkraft</w:t>
+      </w:r>
+    </w:p>
+    <w:p>
+      <w:r>
+        <w:t>Bei Überschneidungen zwischen Bereichen plausible Wahl akzeptieren.</w:t>
+      </w:r>
+    </w:p>
+    <w:p>
+      <w:pPr>
+        <w:pStyle w:val="Title"/>
+        <w:pageBreakBefore/>
+      </w:pPr>
+      <w:r>
+        <w:t>Blatt 14</w:t>
+      </w:r>
+    </w:p>
+    <w:p>
+      <w:pPr>
+        <w:pStyle w:val="Heading1"/>
+      </w:pPr>
+      <w:r>
+        <w:t>Einen Grund ergänzen</w:t>
+      </w:r>
+    </w:p>
+    <w:p>
+      <w:pPr>
+        <w:pStyle w:val="Heading2"/>
+      </w:pPr>
+      <w:r>
+        <w:t>Tipp</w:t>
+      </w:r>
+    </w:p>
+    <w:p>
+      <w:r>
+        <w:t>Das ganze Blatt ist freiwillig. Ein Grund erklärt, was durch den Wunsch besser wird.</w:t>
+      </w:r>
+    </w:p>
+    <w:p>
+      <w:pPr>
+        <w:pStyle w:val="Heading2"/>
+      </w:pPr>
+      <w:r>
+        <w:t>Lösung und Vergleich</w:t>
+      </w:r>
+    </w:p>
+    <w:p>
+      <w:r>
+        <w:t>Aufgabe 1 – Beispiel: „Eine Leseecke wäre sinnvoll, weil wir dort ruhig lesen könnten.“</w:t>
+        <w:br/>
+        <w:br/>
+        <w:t>Aufgabe 2 – Beispiel: „Ich wünsche mir Sitzbänke. Darauf können wir uns in der Pause ausruhen.“</w:t>
+      </w:r>
+    </w:p>
+    <w:p>
+      <w:pPr>
+        <w:pStyle w:val="Heading2"/>
+      </w:pPr>
+      <w:r>
+        <w:t>Zusatz · freiwillig</w:t>
+      </w:r>
+    </w:p>
+    <w:p>
+      <w:r>
+        <w:t>Zum Text über die Leseecke: „17 von 26 Kindern wünschen sich eine Leseecke.“ Zu Sitzbänken passt diese Zahl nicht.</w:t>
+      </w:r>
+    </w:p>
+    <w:p>
+      <w:pPr>
+        <w:pStyle w:val="Heading2"/>
+      </w:pPr>
+      <w:r>
+        <w:t>Hinweis für die Lehrkraft</w:t>
+      </w:r>
+    </w:p>
+    <w:p>
+      <w:r>
+        <w:t>Freiwilliges Blatt. Einen Nutzen erwarten, nicht nur „weil ich es will“.</w:t>
+      </w:r>
+    </w:p>
+    <w:p>
+      <w:pPr>
+        <w:pStyle w:val="Title"/>
+        <w:pageBreakBefore/>
+      </w:pPr>
+      <w:r>
+        <w:t>Blatt 15</w:t>
+      </w:r>
+    </w:p>
+    <w:p>
+      <w:pPr>
+        <w:pStyle w:val="Heading1"/>
+      </w:pPr>
+      <w:r>
+        <w:t>Auf ein Bedenken eingehen</w:t>
+      </w:r>
+    </w:p>
+    <w:p>
+      <w:pPr>
+        <w:pStyle w:val="Heading2"/>
+      </w:pPr>
+      <w:r>
+        <w:t>Tipp</w:t>
+      </w:r>
+    </w:p>
+    <w:p>
+      <w:r>
+        <w:t>Das ganze Blatt ist freiwillig. Welche Idee hilft dabei, ausgeliehene Spiele wiederzubekommen?</w:t>
+      </w:r>
+    </w:p>
+    <w:p>
+      <w:pPr>
+        <w:pStyle w:val="Heading2"/>
+      </w:pPr>
+      <w:r>
+        <w:t>Lösung und Vergleich</w:t>
+      </w:r>
+    </w:p>
+    <w:p>
+      <w:r>
+        <w:t>Aufgabe 1: „Die Spiele werden mit Namenskarten ausgeliehen.“</w:t>
+        <w:br/>
+        <w:br/>
+        <w:t>Aufgabe 2 – Beispiel mit drei Sätzen:</w:t>
+        <w:br/>
+        <w:t>„Wir wünschen uns eine Spieleausleihe. Ein Problem könnte sein, dass Spiele verloren gehen. Deshalb könnten wir die Spiele mit Namenskarten ausleihen.“</w:t>
+      </w:r>
+    </w:p>
+    <w:p>
+      <w:pPr>
+        <w:pStyle w:val="Heading2"/>
+      </w:pPr>
+      <w:r>
+        <w:t>Zusatz · freiwillig</w:t>
+      </w:r>
+    </w:p>
+    <w:p>
+      <w:r>
+        <w:t>Beispiel: „Neue Sitzbänke brauchen Platz. Wir könnten sie am Rand des Schulhofs aufstellen.“</w:t>
+      </w:r>
+    </w:p>
+    <w:p>
+      <w:pPr>
+        <w:pStyle w:val="Heading2"/>
+      </w:pPr>
+      <w:r>
+        <w:t>Hinweis für die Lehrkraft</w:t>
+      </w:r>
+    </w:p>
+    <w:p>
+      <w:r>
+        <w:t>Keine Zahlen oder vier Sätze verlangen. Lösung muss das genannte Bedenken berücksichtigen.</w:t>
+      </w:r>
+    </w:p>
+    <w:p>
+      <w:pPr>
+        <w:pStyle w:val="Title"/>
+        <w:pageBreakBefore/>
+      </w:pPr>
+      <w:r>
+        <w:t>Blatt 16</w:t>
+      </w:r>
+    </w:p>
+    <w:p>
+      <w:pPr>
+        <w:pStyle w:val="Heading1"/>
+      </w:pPr>
+      <w:r>
+        <w:t>Mein Schreibplan</w:t>
+      </w:r>
+    </w:p>
+    <w:p>
+      <w:pPr>
+        <w:pStyle w:val="Heading2"/>
+      </w:pPr>
+      <w:r>
+        <w:t>Tipp</w:t>
+      </w:r>
+    </w:p>
+    <w:p>
+      <w:r>
+        <w:t>Schreibe kurze Stichwörter zu den fünf Fragen. Der weitere Satz darf eine Hoffnung ausdrücken.</w:t>
+      </w:r>
+    </w:p>
+    <w:p>
+      <w:pPr>
+        <w:pStyle w:val="Heading2"/>
+      </w:pPr>
+      <w:r>
+        <w:t>Lösung und Vergleich</w:t>
+      </w:r>
+    </w:p>
+    <w:p>
+      <w:r>
+        <w:t>Aufgabe 1 – Beispielplan:</w:t>
+        <w:br/>
+        <w:t>Person: Frau Schneider</w:t>
+        <w:br/>
+        <w:t>Wunsch: Leseecke</w:t>
+        <w:br/>
+        <w:t>Weiterer Satz: darüber freuen</w:t>
+        <w:br/>
+        <w:t>Anrede: Sehr geehrte Frau Schneider,</w:t>
+        <w:br/>
+        <w:t>Gruß: Freundliche Grüße</w:t>
+        <w:br/>
+        <w:br/>
+        <w:t>Aufgabe 2: Erkläre damit mündlich deinen Brief.</w:t>
+      </w:r>
+    </w:p>
+    <w:p>
+      <w:pPr>
+        <w:pStyle w:val="Heading2"/>
+      </w:pPr>
+      <w:r>
+        <w:t>Zusatz · freiwillig</w:t>
+      </w:r>
+    </w:p>
+    <w:p>
+      <w:r>
+        <w:t>Ein Grund und passende Daten dürfen ergänzt werden. Beides ist freiwillig.</w:t>
+      </w:r>
+    </w:p>
+    <w:p>
+      <w:pPr>
+        <w:pStyle w:val="Heading2"/>
+      </w:pPr>
+      <w:r>
+        <w:t>Hinweis für die Lehrkraft</w:t>
+      </w:r>
+    </w:p>
+    <w:p>
+      <w:r>
+        <w:t>Hilfenutzung nicht abwerten. Kein sachlicher Grund als Pflicht für den weiteren Satz.</w:t>
+      </w:r>
+    </w:p>
+    <w:p>
+      <w:pPr>
+        <w:pStyle w:val="Title"/>
+        <w:pageBreakBefore/>
+      </w:pPr>
+      <w:r>
+        <w:t>Blatt 17</w:t>
+      </w:r>
+    </w:p>
+    <w:p>
+      <w:pPr>
+        <w:pStyle w:val="Heading1"/>
+      </w:pPr>
+      <w:r>
+        <w:t>Mein Briefgerüst</w:t>
+      </w:r>
+    </w:p>
+    <w:p>
+      <w:pPr>
+        <w:pStyle w:val="Heading2"/>
+      </w:pPr>
+      <w:r>
+        <w:t>Tipp</w:t>
+      </w:r>
+    </w:p>
+    <w:p>
+      <w:r>
+        <w:t>Nutze das Gerüst bei Bedarf. Setze deine Person, deinen Wunsch, Ort, Datum und deinen Namen ein.</w:t>
+      </w:r>
+    </w:p>
+    <w:p>
+      <w:pPr>
+        <w:pStyle w:val="Heading2"/>
+      </w:pPr>
+      <w:r>
+        <w:t>Lösung und Vergleich</w:t>
+      </w:r>
+    </w:p>
+    <w:p>
+      <w:r>
+        <w:t>Eine mögliche Fassung:</w:t>
+        <w:br/>
+        <w:t>Dortmund, 22. September 2026</w:t>
+        <w:br/>
+        <w:t>Sehr geehrte Frau Schneider,</w:t>
+        <w:br/>
+        <w:t>für unsere Schule wünsche ich mir eine Leseecke. Ich würde mich darüber sehr freuen.</w:t>
+        <w:br/>
+        <w:t>Freundliche Grüße</w:t>
+        <w:br/>
+        <w:t>Mila</w:t>
+        <w:br/>
+        <w:br/>
+        <w:t>Dein Brief darf anders lauten. Prüfe mit Blatt 19.</w:t>
+      </w:r>
+    </w:p>
+    <w:p>
+      <w:pPr>
+        <w:pStyle w:val="Heading2"/>
+      </w:pPr>
+      <w:r>
+        <w:t>Zusatz · freiwillig</w:t>
+      </w:r>
+    </w:p>
+    <w:p>
+      <w:r>
+        <w:t>Gründe und passende Zahlen kannst du ergänzen. Ohne diese Zusätze kann der Brief gelingen.</w:t>
+      </w:r>
+    </w:p>
+    <w:p>
+      <w:pPr>
+        <w:pStyle w:val="Heading2"/>
+      </w:pPr>
+      <w:r>
+        <w:t>Hinweis für die Lehrkraft</w:t>
+      </w:r>
+    </w:p>
+    <w:p>
+      <w:r>
+        <w:t>Schreibhilfe bei Bedarf, keine Pflichtstation. Kein Komma nach der Grußformel.</w:t>
+      </w:r>
+    </w:p>
+    <w:p>
+      <w:pPr>
+        <w:pStyle w:val="Title"/>
+        <w:pageBreakBefore/>
+      </w:pPr>
+      <w:r>
+        <w:t>Blatt 18</w:t>
+      </w:r>
+    </w:p>
+    <w:p>
+      <w:pPr>
+        <w:pStyle w:val="Heading1"/>
+      </w:pPr>
+      <w:r>
+        <w:t>Mein erster Wunschbrief</w:t>
+      </w:r>
+    </w:p>
+    <w:p>
+      <w:pPr>
+        <w:pStyle w:val="Heading2"/>
+      </w:pPr>
+      <w:r>
+        <w:t>Tipp</w:t>
+      </w:r>
+    </w:p>
+    <w:p>
+      <w:r>
+        <w:t>Plane mit Blatt 16. Schreibe deinen Wunsch und mindestens einen weiteren passenden Satz. Nutze alle Briefteile.</w:t>
+      </w:r>
+    </w:p>
+    <w:p>
+      <w:pPr>
+        <w:pStyle w:val="Heading2"/>
+      </w:pPr>
+      <w:r>
+        <w:t>Lösung und Vergleich</w:t>
+      </w:r>
+    </w:p>
+    <w:p>
+      <w:r>
+        <w:t>Ein möglicher Brief:</w:t>
+        <w:br/>
+        <w:t>Dortmund, 22. September 2026</w:t>
+        <w:br/>
+        <w:t>Sehr geehrte Frau Schneider,</w:t>
+        <w:br/>
+        <w:t>für unsere Schule wünsche ich mir eine Spieleausleihe. Ich würde mich darüber sehr freuen.</w:t>
+        <w:br/>
+        <w:t>Freundliche Grüße</w:t>
+        <w:br/>
+        <w:t>Amir</w:t>
+        <w:br/>
+        <w:br/>
+        <w:t>Auch ein anderer passender Brief ist richtig. Vergleiche ihn mit Blatt 19.</w:t>
+      </w:r>
+    </w:p>
+    <w:p>
+      <w:pPr>
+        <w:pStyle w:val="Heading2"/>
+      </w:pPr>
+      <w:r>
+        <w:t>Zusatz · freiwillig</w:t>
+      </w:r>
+    </w:p>
+    <w:p>
+      <w:r>
+        <w:t>Ein Grund und passende Daten sind freiwillig.</w:t>
+      </w:r>
+    </w:p>
+    <w:p>
+      <w:pPr>
+        <w:pStyle w:val="Heading2"/>
+      </w:pPr>
+      <w:r>
+        <w:t>Hinweis für die Lehrkraft</w:t>
+      </w:r>
+    </w:p>
+    <w:p>
+      <w:r>
+        <w:t>Kein vorgegebenes Diagramm. Der kurze Musterbrief zeigt bewusst einen vollständigen Grundtext.</w:t>
+      </w:r>
+    </w:p>
+    <w:p>
+      <w:pPr>
+        <w:pStyle w:val="Title"/>
+        <w:pageBreakBefore/>
+      </w:pPr>
+      <w:r>
+        <w:t>Blatt 19</w:t>
+      </w:r>
+    </w:p>
+    <w:p>
+      <w:pPr>
+        <w:pStyle w:val="Heading1"/>
+      </w:pPr>
+      <w:r>
+        <w:t>Checkliste Wunschbrief</w:t>
+      </w:r>
+    </w:p>
+    <w:p>
+      <w:pPr>
+        <w:pStyle w:val="Heading2"/>
+      </w:pPr>
+      <w:r>
+        <w:t>Tipp</w:t>
+      </w:r>
+    </w:p>
+    <w:p>
+      <w:r>
+        <w:t>Hake nur ab, was du im Brief gefunden hast. Lies den ganzen Text für Sprache und Lesbarkeit.</w:t>
+      </w:r>
+    </w:p>
+    <w:p>
+      <w:pPr>
+        <w:pStyle w:val="Heading2"/>
+      </w:pPr>
+      <w:r>
+        <w:t>Lösung und Vergleich</w:t>
+      </w:r>
+    </w:p>
+    <w:p>
+      <w:r>
+        <w:t>Prüfe am eigenen Brief:</w:t>
+        <w:br/>
+        <w:t>Ort und Datum oben; passende Anrede; klarer und freundlicher Wunsch; weiterer passender Satz; ganze Sätze; Grußformel und Name am Ende; lesbare Schrift.</w:t>
+        <w:br/>
+        <w:br/>
+        <w:t>Ergänze Fehlendes. Wenn alles passt, darf dein Text so bleiben.</w:t>
+      </w:r>
+    </w:p>
+    <w:p>
+      <w:pPr>
+        <w:pStyle w:val="Heading2"/>
+      </w:pPr>
+      <w:r>
+        <w:t>Zusatz · freiwillig</w:t>
+      </w:r>
+    </w:p>
+    <w:p>
+      <w:r>
+        <w:t>Nur wenn du Zusätze nutzt: Passt der Grund? Stimmen Zahl und Wunsch aus der Umfrage?</w:t>
+      </w:r>
+    </w:p>
+    <w:p>
+      <w:pPr>
+        <w:pStyle w:val="Heading2"/>
+      </w:pPr>
+      <w:r>
+        <w:t>Hinweis für die Lehrkraft</w:t>
+      </w:r>
+    </w:p>
+    <w:p>
+      <w:r>
+        <w:t>Keine Änderung erzwingen. Fehlende Stellen können auch mit der Lehrkraft besprochen werden.</w:t>
+      </w:r>
+    </w:p>
+    <w:p>
+      <w:pPr>
+        <w:pStyle w:val="Title"/>
+        <w:pageBreakBefore/>
+      </w:pPr>
+      <w:r>
+        <w:t>Blatt 20</w:t>
+      </w:r>
+    </w:p>
+    <w:p>
+      <w:pPr>
+        <w:pStyle w:val="Heading1"/>
+      </w:pPr>
+      <w:r>
+        <w:t>Mein Brief wird besser</w:t>
+      </w:r>
+    </w:p>
+    <w:p>
+      <w:pPr>
+        <w:pStyle w:val="Heading2"/>
+      </w:pPr>
+      <w:r>
+        <w:t>Tipp</w:t>
+      </w:r>
+    </w:p>
+    <w:p>
+      <w:r>
+        <w:t>Suche drängende Wörter. Formuliere den Wunsch nach einer Leseecke als freundliche Bitte.</w:t>
+      </w:r>
+    </w:p>
+    <w:p>
+      <w:pPr>
+        <w:pStyle w:val="Heading2"/>
+      </w:pPr>
+      <w:r>
+        <w:t>Lösung und Vergleich</w:t>
+      </w:r>
+    </w:p>
+    <w:p>
+      <w:r>
+        <w:t>Aufgabe 1: Besonders „endlich“ und „sofort“ klingen drängend. Auch die ganzen Aufforderungen kannst du markieren.</w:t>
+        <w:br/>
+        <w:br/>
+        <w:t>Aufgabe 2 – Beispiel:</w:t>
+        <w:br/>
+        <w:t>„Ich wünsche mir eine Leseecke. Ich würde mich darüber sehr freuen.“</w:t>
+      </w:r>
+    </w:p>
+    <w:p>
+      <w:pPr>
+        <w:pStyle w:val="Heading2"/>
+      </w:pPr>
+      <w:r>
+        <w:t>Zusatz · freiwillig</w:t>
+      </w:r>
+    </w:p>
+    <w:p>
+      <w:r>
+        <w:t>„17 von 26 Kindern möchten eine Leseecke.“ Die Aussage „alle“ stimmt nicht.</w:t>
+      </w:r>
+    </w:p>
+    <w:p>
+      <w:pPr>
+        <w:pStyle w:val="Heading2"/>
+      </w:pPr>
+      <w:r>
+        <w:t>Hinweis für die Lehrkraft</w:t>
+      </w:r>
+    </w:p>
+    <w:p>
+      <w:r>
+        <w:t>Zwei freundliche Sätze reichen; nicht den ganzen Brief abschreiben lassen. „Bitte“ allein ist kein Fehler.</w:t>
+      </w:r>
+    </w:p>
+    <w:p>
+      <w:pPr>
+        <w:pStyle w:val="Title"/>
+        <w:pageBreakBefore/>
+      </w:pPr>
+      <w:r>
+        <w:t>Blatt 21</w:t>
+      </w:r>
+    </w:p>
+    <w:p>
+      <w:pPr>
+        <w:pStyle w:val="Heading1"/>
+      </w:pPr>
+      <w:r>
+        <w:t>Meine Probearbeit</w:t>
+      </w:r>
+    </w:p>
+    <w:p>
+      <w:pPr>
+        <w:pStyle w:val="Heading2"/>
+      </w:pPr>
+      <w:r>
+        <w:t>Tipp</w:t>
+      </w:r>
+    </w:p>
+    <w:p>
+      <w:r>
+        <w:t>Für den ersten Versuch nutzt du das ausgeteilte Probearbeitspaket und die vereinbarten Hilfen. Frage die Lehrkraft, wenn du feststeckst.</w:t>
+      </w:r>
+    </w:p>
+    <w:p>
+      <w:pPr>
+        <w:pStyle w:val="Heading2"/>
+      </w:pPr>
+      <w:r>
+        <w:t>Lösung und Vergleich</w:t>
+      </w:r>
+    </w:p>
+    <w:p>
+      <w:r>
+        <w:t>Die Probearbeit hat keine feste Kiosk-Lösung.</w:t>
+        <w:br/>
+        <w:br/>
+        <w:t>Plane im Schreibplan des Pakets. Schreibe auf dem Schreibbogen. Prüfe mit den beiden Seiten „Dein Wunschbrief: Das zählt“.</w:t>
+        <w:br/>
+        <w:br/>
+        <w:t>Besprich deinen Brief mit der Lehrkraft. Zusätzliche Hilfe wird notiert. Gründe und Zahlen sind freiwillig.</w:t>
+      </w:r>
+    </w:p>
+    <w:p>
+      <w:pPr>
+        <w:pStyle w:val="Heading2"/>
+      </w:pPr>
+      <w:r>
+        <w:t>Hinweis für die Lehrkraft</w:t>
+      </w:r>
+    </w:p>
+    <w:p>
+      <w:r>
+        <w:t>Während des ersten Versuchs kein Kiosk als reguläre Hilfe. Zusätzliche Hilfe dokumentieren; erste Fassung und unterstützte Überarbeitung unterscheiden. Kein Musterbrief im Kiosk.</w:t>
+      </w:r>
+    </w:p>
+    <w:p>
+      <w:pPr>
+        <w:pStyle w:val="Title"/>
+        <w:pageBreakBefore/>
+      </w:pPr>
+      <w:r>
+        <w:t>Blatt 22</w:t>
+      </w:r>
+    </w:p>
+    <w:p>
+      <w:pPr>
+        <w:pStyle w:val="Heading1"/>
+      </w:pPr>
+      <w:r>
+        <w:t>Bin ich bereit?</w:t>
+      </w:r>
+    </w:p>
+    <w:p>
+      <w:pPr>
+        <w:pStyle w:val="Heading2"/>
+      </w:pPr>
+      <w:r>
+        <w:t>Tipp</w:t>
+      </w:r>
+    </w:p>
+    <w:p>
+      <w:r>
+        <w:t>Lege deine Probearbeit daneben. Zeige zu jedem Haken eine passende Stelle oder erkläre, wie du geprüft hast.</w:t>
+      </w:r>
+    </w:p>
+    <w:p>
+      <w:pPr>
+        <w:pStyle w:val="Heading2"/>
+      </w:pPr>
+      <w:r>
+        <w:t>Lösung und Vergleich</w:t>
+      </w:r>
+    </w:p>
+    <w:p>
+      <w:r>
+        <w:t>Deine Haken hängen von deinem Brief ab. Prüfe: Person verstanden; Briefteile geordnet; Wunsch freundlich; weiterer Satz vorhanden; mit Kriterien geprüft.</w:t>
+        <w:br/>
+        <w:br/>
+        <w:t>Ein nächster Schritt kann sein: „Ich übe eine passende Anrede.“ Besprich deine Wahl mit der Lehrkraft. Gründe und Daten sind für das Grundziel nicht nötig.</w:t>
+      </w:r>
+    </w:p>
+    <w:p>
+      <w:pPr>
+        <w:pStyle w:val="Heading2"/>
+      </w:pPr>
+      <w:r>
+        <w:t>Hinweis für die Lehrkraft</w:t>
+      </w:r>
+    </w:p>
+    <w:p>
+      <w:r>
+        <w:t>Keine automatisierte Prüfungsreife aus Anzahl der Haken ableiten. Textbelege und Lehrkraftrückmeldung nutzen.</w:t>
+      </w:r>
+    </w:p>
+    <w:p>
+      <w:pPr>
+        <w:pStyle w:val="Title"/>
+        <w:pageBreakBefore/>
+      </w:pPr>
+      <w:r>
+        <w:t>Blatt 23</w:t>
+      </w:r>
+    </w:p>
+    <w:p>
+      <w:pPr>
+        <w:pStyle w:val="Heading1"/>
+      </w:pPr>
+      <w:r>
+        <w:t>Mein Übungsweg bis zur Arbeit</w:t>
+      </w:r>
+    </w:p>
+    <w:p>
+      <w:pPr>
+        <w:pStyle w:val="Heading2"/>
+      </w:pPr>
+      <w:r>
+        <w:t>Tipp</w:t>
+      </w:r>
+    </w:p>
+    <w:p>
+      <w:r>
+        <w:t>Wähle eine Übung zu dem Punkt, der dir noch schwerfällt. Du musst nicht alles wiederholen.</w:t>
+      </w:r>
+    </w:p>
+    <w:p>
+      <w:pPr>
+        <w:pStyle w:val="Heading2"/>
+      </w:pPr>
+      <w:r>
+        <w:t>Lösung und Vergleich</w:t>
+      </w:r>
+    </w:p>
+    <w:p>
+      <w:r>
+        <w:t>Person und Wunsch: Blatt 4–6</w:t>
+        <w:br/>
+        <w:t>Briefaufbau: Blatt 7–10</w:t>
+        <w:br/>
+        <w:t>Freundlich schreiben: Blatt 11–13</w:t>
+        <w:br/>
+        <w:t>Planen und schreiben: Blatt 16–18</w:t>
+        <w:br/>
+        <w:t>Prüfen und verbessern: Blatt 19–20</w:t>
+        <w:br/>
+        <w:br/>
+        <w:t>Beispiel: „Zuerst übe ich mit Blatt 9.“ Besprich deinen Termin mit der Lehrkraft.</w:t>
+      </w:r>
+    </w:p>
+    <w:p>
+      <w:pPr>
+        <w:pStyle w:val="Heading2"/>
+      </w:pPr>
+      <w:r>
+        <w:t>Zusatz · freiwillig</w:t>
+      </w:r>
+    </w:p>
+    <w:p>
+      <w:r>
+        <w:t>Gründe: Blatt 14. Bedenken: Blatt 15. Daten: Zusätze auf Blatt 3, 12 oder 20.</w:t>
+      </w:r>
+    </w:p>
+    <w:p>
+      <w:pPr>
+        <w:pStyle w:val="Heading2"/>
+      </w:pPr>
+      <w:r>
+        <w:t>Hinweis für die Lehrkraft</w:t>
+      </w:r>
+    </w:p>
+    <w:p>
+      <w:r>
+        <w:t>Auswahl an tatsächlicher Unsicherheit ausrichten, nicht an möglichst vielen bearbeiteten Blättern.</w:t>
+      </w:r>
+    </w:p>
+    <w:p>
+      <w:pPr>
+        <w:pStyle w:val="Title"/>
+        <w:pageBreakBefore/>
+      </w:pPr>
+      <w:r>
+        <w:t>Blatt 24</w:t>
+      </w:r>
+    </w:p>
+    <w:p>
+      <w:pPr>
+        <w:pStyle w:val="Heading1"/>
+      </w:pPr>
+      <w:r>
+        <w:t>Mein Rückblick auf das Prüfungsfenster</w:t>
+      </w:r>
+    </w:p>
+    <w:p>
+      <w:pPr>
+        <w:pStyle w:val="Heading2"/>
+      </w:pPr>
+      <w:r>
+        <w:t>Tipp</w:t>
+      </w:r>
+    </w:p>
+    <w:p>
+      <w:r>
+        <w:t>Bearbeite das Blatt nach der Arbeit. Denke an einen konkreten Erfolg und eine Hilfe, die dir genutzt hat.</w:t>
+      </w:r>
+    </w:p>
+    <w:p>
+      <w:pPr>
+        <w:pStyle w:val="Heading2"/>
+      </w:pPr>
+      <w:r>
+        <w:t>Lösung und Vergleich</w:t>
+      </w:r>
+    </w:p>
+    <w:p>
+      <w:r>
+        <w:t>Hier gibt es keine feste Lösung. Wähle die Aussage zum Termin, die zu dir passt.</w:t>
+        <w:br/>
+        <w:br/>
+        <w:t>Ergänze ehrlich:</w:t>
+        <w:br/>
+        <w:t>„Das ist mir gelungen: …“</w:t>
+        <w:br/>
+        <w:t>„Diese Hilfe hat mir geholfen: …“</w:t>
+        <w:br/>
+        <w:t>„Beim nächsten Mal möchte ich: …“</w:t>
+        <w:br/>
+        <w:br/>
+        <w:t>Nenne einen Erfolg und einen nächsten Schritt.</w:t>
+      </w:r>
+    </w:p>
+    <w:p>
+      <w:pPr>
+        <w:pStyle w:val="Heading2"/>
+      </w:pPr>
+      <w:r>
+        <w:t>Hinweis für die Lehrkraft</w:t>
+      </w:r>
+    </w:p>
+    <w:p>
+      <w:r>
+        <w:t>Reflexion nicht benoten; auch kurze mündliche Erläuterungen unterstützen.</w:t>
+      </w:r>
+    </w:p>
     <w:sectPr>
-      <w:pgSz w:w="11906" w:h="16838"/>
-      <w:pgMar w:top="765" w:right="822" w:bottom="709" w:left="822" w:header="720" w:footer="720" w:gutter="0"/>
+      <w:pgSz w:w="8391" w:h="11906"/>
+      <w:pgMar w:top="454" w:right="510" w:bottom="454" w:left="510" w:header="720" w:footer="720" w:gutter="0"/>
       <w:cols w:space="720"/>
       <w:docGrid w:linePitch="360"/>
     </w:sectPr>
@@ -6718,9 +2056,14 @@
     <w:name w:val="Normal"/>
     <w:qFormat/>
     <w:rsid w:val="00FC693F"/>
+    <w:pPr>
+      <w:keepNext w:val="0"/>
+      <w:spacing w:after="120" w:before="0" w:line="240" w:lineRule="auto"/>
+    </w:pPr>
     <w:rPr>
-      <w:rFonts w:ascii="Aptos" w:hAnsi="Aptos" w:eastAsia="Aptos"/>
-      <w:sz w:val="20"/>
+      <w:rFonts w:ascii="Arial" w:hAnsi="Arial"/>
+      <w:color w:val="24313A"/>
+      <w:sz w:val="28"/>
     </w:rPr>
   </w:style>
   <w:style w:type="paragraph" w:styleId="Header">
@@ -6778,14 +2121,14 @@
     <w:pPr>
       <w:keepNext/>
       <w:keepLines/>
-      <w:spacing w:before="480" w:after="0"/>
+      <w:spacing w:before="0" w:after="120" w:line="240" w:lineRule="auto"/>
       <w:outlineLvl w:val="0"/>
     </w:pPr>
     <w:rPr>
-      <w:rFonts w:asciiTheme="majorHAnsi" w:eastAsiaTheme="majorEastAsia" w:hAnsiTheme="majorHAnsi" w:cstheme="majorBidi" w:ascii="Aptos Display" w:hAnsi="Aptos Display" w:eastAsia="Aptos Display"/>
+      <w:rFonts w:asciiTheme="majorHAnsi" w:eastAsiaTheme="majorEastAsia" w:hAnsiTheme="majorHAnsi" w:cstheme="majorBidi" w:ascii="Arial" w:hAnsi="Arial"/>
       <w:b/>
       <w:bCs/>
-      <w:color w:val="3E5668"/>
+      <w:color w:val="24313A"/>
       <w:sz w:val="32"/>
       <w:szCs w:val="28"/>
     </w:rPr>
@@ -6802,15 +2145,15 @@
     <w:pPr>
       <w:keepNext/>
       <w:keepLines/>
-      <w:spacing w:before="200" w:after="0"/>
+      <w:spacing w:before="0" w:after="120" w:line="240" w:lineRule="auto"/>
       <w:outlineLvl w:val="1"/>
     </w:pPr>
     <w:rPr>
-      <w:rFonts w:asciiTheme="majorHAnsi" w:eastAsiaTheme="majorEastAsia" w:hAnsiTheme="majorHAnsi" w:cstheme="majorBidi" w:ascii="Aptos Display" w:hAnsi="Aptos Display" w:eastAsia="Aptos Display"/>
+      <w:rFonts w:asciiTheme="majorHAnsi" w:eastAsiaTheme="majorEastAsia" w:hAnsiTheme="majorHAnsi" w:cstheme="majorBidi" w:ascii="Arial" w:hAnsi="Arial"/>
       <w:b/>
       <w:bCs/>
-      <w:color w:val="D97A4A"/>
-      <w:sz w:val="25"/>
+      <w:color w:val="24313A"/>
+      <w:sz w:val="28"/>
       <w:szCs w:val="26"/>
     </w:rPr>
   </w:style>
@@ -7064,19 +2407,19 @@
     <w:qFormat/>
     <w:rsid w:val="00FC693F"/>
     <w:pPr>
+      <w:keepNext/>
       <w:pBdr>
         <w:bottom w:val="single" w:sz="8" w:space="4" w:color="4F81BD" w:themeColor="accent1"/>
       </w:pBdr>
-      <w:spacing w:after="300" w:line="240" w:lineRule="auto"/>
+      <w:spacing w:after="120" w:line="240" w:lineRule="auto" w:before="0"/>
       <w:contextualSpacing/>
     </w:pPr>
     <w:rPr>
-      <w:rFonts w:asciiTheme="majorHAnsi" w:eastAsiaTheme="majorEastAsia" w:hAnsiTheme="majorHAnsi" w:cstheme="majorBidi" w:ascii="Aptos Display" w:hAnsi="Aptos Display" w:eastAsia="Aptos Display"/>
-      <w:b/>
-      <w:color w:val="3E5668"/>
+      <w:rFonts w:asciiTheme="majorHAnsi" w:eastAsiaTheme="majorEastAsia" w:hAnsiTheme="majorHAnsi" w:cstheme="majorBidi" w:ascii="Arial" w:hAnsi="Arial"/>
+      <w:color w:val="24313A"/>
       <w:spacing w:val="5"/>
       <w:kern w:val="28"/>
-      <w:sz w:val="44"/>
+      <w:sz w:val="40"/>
       <w:szCs w:val="52"/>
     </w:rPr>
   </w:style>
